--- a/docs/architecture.docx
+++ b/docs/architecture.docx
@@ -65,30 +65,7 @@
     <w:p>
       <w:pPr>
         <w:spacing w:after="100"/>
-        <w:jc w:val="center"/>
-      </w:pPr>
-      <w:proofErr w:type="spellStart"/>
-      <w:r>
-        <w:rPr>
-          <w:i/>
-          <w:iCs/>
-          <w:color w:val="666666"/>
-          <w:sz w:val="28"/>
-          <w:szCs w:val="28"/>
-        </w:rPr>
-        <w:t>Deliverable</w:t>
-      </w:r>
-      <w:proofErr w:type="spellEnd"/>
-      <w:r>
-        <w:rPr>
-          <w:i/>
-          <w:iCs/>
-          <w:color w:val="666666"/>
-          <w:sz w:val="28"/>
-          <w:szCs w:val="28"/>
-        </w:rPr>
-        <w:t xml:space="preserve"> 3</w:t>
-      </w:r>
+      </w:pPr>
     </w:p>
     <w:p>
       <w:pPr>
@@ -531,12 +508,6 @@
         </w:rPr>
         <w:br w:type="page"/>
       </w:r>
-    </w:p>
-    <w:p>
-      <w:pPr>
-        <w:spacing w:after="120" w:line="276" w:lineRule="auto"/>
-        <w:jc w:val="both"/>
-      </w:pPr>
       <w:r>
         <w:rPr>
           <w:b/>
@@ -1321,7 +1292,13 @@
       </w:r>
       <w:proofErr w:type="spellEnd"/>
       <w:r>
-        <w:t xml:space="preserve"> que define o contrato para todos os algoritmos de cálculo. Cada estratégia concreta (</w:t>
+        <w:t xml:space="preserve"> que define o contrato para todos os algoritmos de</w:t>
+      </w:r>
+      <w:r>
+        <w:t xml:space="preserve"> </w:t>
+      </w:r>
+      <w:r>
+        <w:t>cálculo. Cada estratégia concreta (</w:t>
       </w:r>
       <w:proofErr w:type="spellStart"/>
       <w:r>
@@ -1374,107 +1351,822 @@
     </w:p>
     <w:p>
       <w:pPr>
+        <w:spacing w:after="120" w:line="276" w:lineRule="auto"/>
+        <w:jc w:val="both"/>
+      </w:pPr>
+      <w:r>
         <w:rPr>
           <w:b/>
           <w:bCs/>
         </w:rPr>
-      </w:pPr>
-      <w:r>
-        <w:rPr>
-          <w:b/>
-          <w:bCs/>
-        </w:rPr>
-        <w:br w:type="page"/>
-      </w:r>
-    </w:p>
-    <w:p>
-      <w:pPr>
-        <w:spacing w:after="120" w:line="276" w:lineRule="auto"/>
-        <w:jc w:val="both"/>
-      </w:pPr>
-      <w:r>
-        <w:rPr>
-          <w:b/>
-          <w:bCs/>
+        <w:t>Implementação:</w:t>
+      </w:r>
+    </w:p>
+    <w:p>
+      <w:pPr>
+        <w:spacing w:after="60"/>
+      </w:pPr>
+      <w:r>
+        <w:rPr>
+          <w:rFonts w:ascii="Courier New" w:eastAsia="Courier New" w:hAnsi="Courier New" w:cs="Courier New"/>
+          <w:sz w:val="20"/>
+          <w:szCs w:val="20"/>
+        </w:rPr>
+        <w:t xml:space="preserve">// Interface </w:t>
+      </w:r>
+      <w:proofErr w:type="spellStart"/>
+      <w:r>
+        <w:rPr>
+          <w:rFonts w:ascii="Courier New" w:eastAsia="Courier New" w:hAnsi="Courier New" w:cs="Courier New"/>
+          <w:sz w:val="20"/>
+          <w:szCs w:val="20"/>
+        </w:rPr>
+        <w:t>Strategy</w:t>
+      </w:r>
+      <w:proofErr w:type="spellEnd"/>
+    </w:p>
+    <w:p>
+      <w:pPr>
+        <w:spacing w:after="60"/>
+      </w:pPr>
+      <w:proofErr w:type="spellStart"/>
+      <w:r>
+        <w:rPr>
+          <w:rFonts w:ascii="Courier New" w:eastAsia="Courier New" w:hAnsi="Courier New" w:cs="Courier New"/>
+          <w:sz w:val="20"/>
+          <w:szCs w:val="20"/>
+        </w:rPr>
+        <w:t>public</w:t>
+      </w:r>
+      <w:proofErr w:type="spellEnd"/>
+      <w:r>
+        <w:rPr>
+          <w:rFonts w:ascii="Courier New" w:eastAsia="Courier New" w:hAnsi="Courier New" w:cs="Courier New"/>
+          <w:sz w:val="20"/>
+          <w:szCs w:val="20"/>
+        </w:rPr>
+        <w:t xml:space="preserve"> interface </w:t>
+      </w:r>
+      <w:proofErr w:type="spellStart"/>
+      <w:r>
+        <w:rPr>
+          <w:rFonts w:ascii="Courier New" w:eastAsia="Courier New" w:hAnsi="Courier New" w:cs="Courier New"/>
+          <w:sz w:val="20"/>
+          <w:szCs w:val="20"/>
+        </w:rPr>
+        <w:t>EstrategiaPreco</w:t>
+      </w:r>
+      <w:proofErr w:type="spellEnd"/>
+      <w:r>
+        <w:rPr>
+          <w:rFonts w:ascii="Courier New" w:eastAsia="Courier New" w:hAnsi="Courier New" w:cs="Courier New"/>
+          <w:sz w:val="20"/>
+          <w:szCs w:val="20"/>
+        </w:rPr>
+        <w:t xml:space="preserve"> {</w:t>
+      </w:r>
+    </w:p>
+    <w:p>
+      <w:pPr>
+        <w:spacing w:after="60"/>
+      </w:pPr>
+      <w:r>
+        <w:rPr>
+          <w:rFonts w:ascii="Courier New" w:eastAsia="Courier New" w:hAnsi="Courier New" w:cs="Courier New"/>
+          <w:sz w:val="20"/>
+          <w:szCs w:val="20"/>
+        </w:rPr>
+        <w:t xml:space="preserve">    </w:t>
+      </w:r>
+      <w:proofErr w:type="spellStart"/>
+      <w:r>
+        <w:rPr>
+          <w:rFonts w:ascii="Courier New" w:eastAsia="Courier New" w:hAnsi="Courier New" w:cs="Courier New"/>
+          <w:sz w:val="20"/>
+          <w:szCs w:val="20"/>
+        </w:rPr>
+        <w:t>double</w:t>
+      </w:r>
+      <w:proofErr w:type="spellEnd"/>
+      <w:r>
+        <w:rPr>
+          <w:rFonts w:ascii="Courier New" w:eastAsia="Courier New" w:hAnsi="Courier New" w:cs="Courier New"/>
+          <w:sz w:val="20"/>
+          <w:szCs w:val="20"/>
+        </w:rPr>
+        <w:t xml:space="preserve"> </w:t>
+      </w:r>
+      <w:proofErr w:type="gramStart"/>
+      <w:r>
+        <w:rPr>
+          <w:rFonts w:ascii="Courier New" w:eastAsia="Courier New" w:hAnsi="Courier New" w:cs="Courier New"/>
+          <w:sz w:val="20"/>
+          <w:szCs w:val="20"/>
+        </w:rPr>
+        <w:t>calcular(</w:t>
+      </w:r>
+      <w:proofErr w:type="spellStart"/>
+      <w:proofErr w:type="gramEnd"/>
+      <w:r>
+        <w:rPr>
+          <w:rFonts w:ascii="Courier New" w:eastAsia="Courier New" w:hAnsi="Courier New" w:cs="Courier New"/>
+          <w:sz w:val="20"/>
+          <w:szCs w:val="20"/>
+        </w:rPr>
+        <w:t>double</w:t>
+      </w:r>
+      <w:proofErr w:type="spellEnd"/>
+      <w:r>
+        <w:rPr>
+          <w:rFonts w:ascii="Courier New" w:eastAsia="Courier New" w:hAnsi="Courier New" w:cs="Courier New"/>
+          <w:sz w:val="20"/>
+          <w:szCs w:val="20"/>
+        </w:rPr>
+        <w:t xml:space="preserve"> </w:t>
+      </w:r>
+      <w:proofErr w:type="spellStart"/>
+      <w:r>
+        <w:rPr>
+          <w:rFonts w:ascii="Courier New" w:eastAsia="Courier New" w:hAnsi="Courier New" w:cs="Courier New"/>
+          <w:sz w:val="20"/>
+          <w:szCs w:val="20"/>
+        </w:rPr>
+        <w:t>precoBase</w:t>
+      </w:r>
+      <w:proofErr w:type="spellEnd"/>
+      <w:r>
+        <w:rPr>
+          <w:rFonts w:ascii="Courier New" w:eastAsia="Courier New" w:hAnsi="Courier New" w:cs="Courier New"/>
+          <w:sz w:val="20"/>
+          <w:szCs w:val="20"/>
+        </w:rPr>
+        <w:t>);</w:t>
+      </w:r>
+    </w:p>
+    <w:p>
+      <w:pPr>
+        <w:spacing w:after="60"/>
+      </w:pPr>
+      <w:r>
+        <w:rPr>
+          <w:rFonts w:ascii="Courier New" w:eastAsia="Courier New" w:hAnsi="Courier New" w:cs="Courier New"/>
+          <w:sz w:val="20"/>
+          <w:szCs w:val="20"/>
+        </w:rPr>
+        <w:t xml:space="preserve">    </w:t>
+      </w:r>
+      <w:proofErr w:type="spellStart"/>
+      <w:r>
+        <w:rPr>
+          <w:rFonts w:ascii="Courier New" w:eastAsia="Courier New" w:hAnsi="Courier New" w:cs="Courier New"/>
+          <w:sz w:val="20"/>
+          <w:szCs w:val="20"/>
+        </w:rPr>
+        <w:t>String</w:t>
+      </w:r>
+      <w:proofErr w:type="spellEnd"/>
+      <w:r>
+        <w:rPr>
+          <w:rFonts w:ascii="Courier New" w:eastAsia="Courier New" w:hAnsi="Courier New" w:cs="Courier New"/>
+          <w:sz w:val="20"/>
+          <w:szCs w:val="20"/>
+        </w:rPr>
+        <w:t xml:space="preserve"> </w:t>
+      </w:r>
+      <w:proofErr w:type="spellStart"/>
+      <w:proofErr w:type="gramStart"/>
+      <w:r>
+        <w:rPr>
+          <w:rFonts w:ascii="Courier New" w:eastAsia="Courier New" w:hAnsi="Courier New" w:cs="Courier New"/>
+          <w:sz w:val="20"/>
+          <w:szCs w:val="20"/>
+        </w:rPr>
+        <w:t>getNome</w:t>
+      </w:r>
+      <w:proofErr w:type="spellEnd"/>
+      <w:r>
+        <w:rPr>
+          <w:rFonts w:ascii="Courier New" w:eastAsia="Courier New" w:hAnsi="Courier New" w:cs="Courier New"/>
+          <w:sz w:val="20"/>
+          <w:szCs w:val="20"/>
+        </w:rPr>
+        <w:t>(</w:t>
+      </w:r>
+      <w:proofErr w:type="gramEnd"/>
+      <w:r>
+        <w:rPr>
+          <w:rFonts w:ascii="Courier New" w:eastAsia="Courier New" w:hAnsi="Courier New" w:cs="Courier New"/>
+          <w:sz w:val="20"/>
+          <w:szCs w:val="20"/>
+        </w:rPr>
+        <w:t>);</w:t>
+      </w:r>
+    </w:p>
+    <w:p>
+      <w:pPr>
+        <w:spacing w:after="60"/>
+      </w:pPr>
+      <w:r>
+        <w:rPr>
+          <w:rFonts w:ascii="Courier New" w:eastAsia="Courier New" w:hAnsi="Courier New" w:cs="Courier New"/>
+          <w:sz w:val="20"/>
+          <w:szCs w:val="20"/>
+        </w:rPr>
+        <w:t xml:space="preserve">    </w:t>
+      </w:r>
+      <w:proofErr w:type="spellStart"/>
+      <w:r>
+        <w:rPr>
+          <w:rFonts w:ascii="Courier New" w:eastAsia="Courier New" w:hAnsi="Courier New" w:cs="Courier New"/>
+          <w:sz w:val="20"/>
+          <w:szCs w:val="20"/>
+        </w:rPr>
+        <w:t>double</w:t>
+      </w:r>
+      <w:proofErr w:type="spellEnd"/>
+      <w:r>
+        <w:rPr>
+          <w:rFonts w:ascii="Courier New" w:eastAsia="Courier New" w:hAnsi="Courier New" w:cs="Courier New"/>
+          <w:sz w:val="20"/>
+          <w:szCs w:val="20"/>
+        </w:rPr>
+        <w:t xml:space="preserve"> </w:t>
+      </w:r>
+      <w:proofErr w:type="spellStart"/>
+      <w:proofErr w:type="gramStart"/>
+      <w:r>
+        <w:rPr>
+          <w:rFonts w:ascii="Courier New" w:eastAsia="Courier New" w:hAnsi="Courier New" w:cs="Courier New"/>
+          <w:sz w:val="20"/>
+          <w:szCs w:val="20"/>
+        </w:rPr>
+        <w:t>getMultiplicador</w:t>
+      </w:r>
+      <w:proofErr w:type="spellEnd"/>
+      <w:r>
+        <w:rPr>
+          <w:rFonts w:ascii="Courier New" w:eastAsia="Courier New" w:hAnsi="Courier New" w:cs="Courier New"/>
+          <w:sz w:val="20"/>
+          <w:szCs w:val="20"/>
+        </w:rPr>
+        <w:t>(</w:t>
+      </w:r>
+      <w:proofErr w:type="gramEnd"/>
+      <w:r>
+        <w:rPr>
+          <w:rFonts w:ascii="Courier New" w:eastAsia="Courier New" w:hAnsi="Courier New" w:cs="Courier New"/>
+          <w:sz w:val="20"/>
+          <w:szCs w:val="20"/>
+        </w:rPr>
+        <w:t>);</w:t>
+      </w:r>
+    </w:p>
+    <w:p>
+      <w:pPr>
+        <w:spacing w:after="60"/>
+      </w:pPr>
+      <w:r>
+        <w:rPr>
+          <w:rFonts w:ascii="Courier New" w:eastAsia="Courier New" w:hAnsi="Courier New" w:cs="Courier New"/>
+          <w:sz w:val="20"/>
+          <w:szCs w:val="20"/>
+        </w:rPr>
+        <w:t>}</w:t>
+      </w:r>
+    </w:p>
+    <w:p>
+      <w:pPr>
+        <w:spacing w:after="60"/>
+      </w:pPr>
+    </w:p>
+    <w:p>
+      <w:pPr>
+        <w:spacing w:after="60"/>
+      </w:pPr>
+      <w:r>
+        <w:rPr>
+          <w:rFonts w:ascii="Courier New" w:eastAsia="Courier New" w:hAnsi="Courier New" w:cs="Courier New"/>
+          <w:sz w:val="20"/>
+          <w:szCs w:val="20"/>
+        </w:rPr>
+        <w:t>// Implementação Concreta - Época Alta</w:t>
+      </w:r>
+    </w:p>
+    <w:p>
+      <w:pPr>
+        <w:spacing w:after="60"/>
+      </w:pPr>
+      <w:proofErr w:type="spellStart"/>
+      <w:r>
+        <w:rPr>
+          <w:rFonts w:ascii="Courier New" w:eastAsia="Courier New" w:hAnsi="Courier New" w:cs="Courier New"/>
+          <w:sz w:val="20"/>
+          <w:szCs w:val="20"/>
+        </w:rPr>
+        <w:t>public</w:t>
+      </w:r>
+      <w:proofErr w:type="spellEnd"/>
+      <w:r>
+        <w:rPr>
+          <w:rFonts w:ascii="Courier New" w:eastAsia="Courier New" w:hAnsi="Courier New" w:cs="Courier New"/>
+          <w:sz w:val="20"/>
+          <w:szCs w:val="20"/>
+        </w:rPr>
+        <w:t xml:space="preserve"> </w:t>
+      </w:r>
+      <w:proofErr w:type="spellStart"/>
+      <w:r>
+        <w:rPr>
+          <w:rFonts w:ascii="Courier New" w:eastAsia="Courier New" w:hAnsi="Courier New" w:cs="Courier New"/>
+          <w:sz w:val="20"/>
+          <w:szCs w:val="20"/>
+        </w:rPr>
+        <w:t>class</w:t>
+      </w:r>
+      <w:proofErr w:type="spellEnd"/>
+      <w:r>
+        <w:rPr>
+          <w:rFonts w:ascii="Courier New" w:eastAsia="Courier New" w:hAnsi="Courier New" w:cs="Courier New"/>
+          <w:sz w:val="20"/>
+          <w:szCs w:val="20"/>
+        </w:rPr>
+        <w:t xml:space="preserve"> </w:t>
+      </w:r>
+      <w:proofErr w:type="spellStart"/>
+      <w:r>
+        <w:rPr>
+          <w:rFonts w:ascii="Courier New" w:eastAsia="Courier New" w:hAnsi="Courier New" w:cs="Courier New"/>
+          <w:sz w:val="20"/>
+          <w:szCs w:val="20"/>
+        </w:rPr>
+        <w:t>EstrategiaPrecoSazonal</w:t>
+      </w:r>
+      <w:proofErr w:type="spellEnd"/>
+      <w:r>
+        <w:rPr>
+          <w:rFonts w:ascii="Courier New" w:eastAsia="Courier New" w:hAnsi="Courier New" w:cs="Courier New"/>
+          <w:sz w:val="20"/>
+          <w:szCs w:val="20"/>
+        </w:rPr>
+        <w:t xml:space="preserve"> </w:t>
+      </w:r>
+      <w:proofErr w:type="spellStart"/>
+      <w:r>
+        <w:rPr>
+          <w:rFonts w:ascii="Courier New" w:eastAsia="Courier New" w:hAnsi="Courier New" w:cs="Courier New"/>
+          <w:sz w:val="20"/>
+          <w:szCs w:val="20"/>
+        </w:rPr>
+        <w:t>implements</w:t>
+      </w:r>
+      <w:proofErr w:type="spellEnd"/>
+      <w:r>
+        <w:rPr>
+          <w:rFonts w:ascii="Courier New" w:eastAsia="Courier New" w:hAnsi="Courier New" w:cs="Courier New"/>
+          <w:sz w:val="20"/>
+          <w:szCs w:val="20"/>
+        </w:rPr>
+        <w:t xml:space="preserve"> </w:t>
+      </w:r>
+      <w:proofErr w:type="spellStart"/>
+      <w:r>
+        <w:rPr>
+          <w:rFonts w:ascii="Courier New" w:eastAsia="Courier New" w:hAnsi="Courier New" w:cs="Courier New"/>
+          <w:sz w:val="20"/>
+          <w:szCs w:val="20"/>
+        </w:rPr>
+        <w:t>EstrategiaPreco</w:t>
+      </w:r>
+      <w:proofErr w:type="spellEnd"/>
+      <w:r>
+        <w:rPr>
+          <w:rFonts w:ascii="Courier New" w:eastAsia="Courier New" w:hAnsi="Courier New" w:cs="Courier New"/>
+          <w:sz w:val="20"/>
+          <w:szCs w:val="20"/>
+        </w:rPr>
+        <w:t xml:space="preserve"> {</w:t>
+      </w:r>
+    </w:p>
+    <w:p>
+      <w:pPr>
+        <w:spacing w:after="60"/>
+      </w:pPr>
+      <w:r>
+        <w:rPr>
+          <w:rFonts w:ascii="Courier New" w:eastAsia="Courier New" w:hAnsi="Courier New" w:cs="Courier New"/>
+          <w:sz w:val="20"/>
+          <w:szCs w:val="20"/>
+        </w:rPr>
+        <w:t xml:space="preserve">    </w:t>
+      </w:r>
+      <w:proofErr w:type="spellStart"/>
+      <w:r>
+        <w:rPr>
+          <w:rFonts w:ascii="Courier New" w:eastAsia="Courier New" w:hAnsi="Courier New" w:cs="Courier New"/>
+          <w:sz w:val="20"/>
+          <w:szCs w:val="20"/>
+        </w:rPr>
+        <w:t>private</w:t>
+      </w:r>
+      <w:proofErr w:type="spellEnd"/>
+      <w:r>
+        <w:rPr>
+          <w:rFonts w:ascii="Courier New" w:eastAsia="Courier New" w:hAnsi="Courier New" w:cs="Courier New"/>
+          <w:sz w:val="20"/>
+          <w:szCs w:val="20"/>
+        </w:rPr>
+        <w:t xml:space="preserve"> </w:t>
+      </w:r>
+      <w:proofErr w:type="spellStart"/>
+      <w:r>
+        <w:rPr>
+          <w:rFonts w:ascii="Courier New" w:eastAsia="Courier New" w:hAnsi="Courier New" w:cs="Courier New"/>
+          <w:sz w:val="20"/>
+          <w:szCs w:val="20"/>
+        </w:rPr>
+        <w:t>static</w:t>
+      </w:r>
+      <w:proofErr w:type="spellEnd"/>
+      <w:r>
+        <w:rPr>
+          <w:rFonts w:ascii="Courier New" w:eastAsia="Courier New" w:hAnsi="Courier New" w:cs="Courier New"/>
+          <w:sz w:val="20"/>
+          <w:szCs w:val="20"/>
+        </w:rPr>
+        <w:t xml:space="preserve"> final </w:t>
+      </w:r>
+      <w:proofErr w:type="spellStart"/>
+      <w:r>
+        <w:rPr>
+          <w:rFonts w:ascii="Courier New" w:eastAsia="Courier New" w:hAnsi="Courier New" w:cs="Courier New"/>
+          <w:sz w:val="20"/>
+          <w:szCs w:val="20"/>
+        </w:rPr>
+        <w:t>double</w:t>
+      </w:r>
+      <w:proofErr w:type="spellEnd"/>
+      <w:r>
+        <w:rPr>
+          <w:rFonts w:ascii="Courier New" w:eastAsia="Courier New" w:hAnsi="Courier New" w:cs="Courier New"/>
+          <w:sz w:val="20"/>
+          <w:szCs w:val="20"/>
+        </w:rPr>
+        <w:t xml:space="preserve"> MULT_ALTA = 1.5;</w:t>
+      </w:r>
+    </w:p>
+    <w:p>
+      <w:pPr>
+        <w:spacing w:after="60"/>
+      </w:pPr>
+      <w:r>
+        <w:rPr>
+          <w:rFonts w:ascii="Courier New" w:eastAsia="Courier New" w:hAnsi="Courier New" w:cs="Courier New"/>
+          <w:sz w:val="20"/>
+          <w:szCs w:val="20"/>
+        </w:rPr>
+        <w:t xml:space="preserve">    </w:t>
+      </w:r>
+      <w:proofErr w:type="spellStart"/>
+      <w:r>
+        <w:rPr>
+          <w:rFonts w:ascii="Courier New" w:eastAsia="Courier New" w:hAnsi="Courier New" w:cs="Courier New"/>
+          <w:sz w:val="20"/>
+          <w:szCs w:val="20"/>
+        </w:rPr>
+        <w:t>private</w:t>
+      </w:r>
+      <w:proofErr w:type="spellEnd"/>
+      <w:r>
+        <w:rPr>
+          <w:rFonts w:ascii="Courier New" w:eastAsia="Courier New" w:hAnsi="Courier New" w:cs="Courier New"/>
+          <w:sz w:val="20"/>
+          <w:szCs w:val="20"/>
+        </w:rPr>
+        <w:t xml:space="preserve"> </w:t>
+      </w:r>
+      <w:proofErr w:type="spellStart"/>
+      <w:r>
+        <w:rPr>
+          <w:rFonts w:ascii="Courier New" w:eastAsia="Courier New" w:hAnsi="Courier New" w:cs="Courier New"/>
+          <w:sz w:val="20"/>
+          <w:szCs w:val="20"/>
+        </w:rPr>
+        <w:t>static</w:t>
+      </w:r>
+      <w:proofErr w:type="spellEnd"/>
+      <w:r>
+        <w:rPr>
+          <w:rFonts w:ascii="Courier New" w:eastAsia="Courier New" w:hAnsi="Courier New" w:cs="Courier New"/>
+          <w:sz w:val="20"/>
+          <w:szCs w:val="20"/>
+        </w:rPr>
+        <w:t xml:space="preserve"> final </w:t>
+      </w:r>
+      <w:proofErr w:type="spellStart"/>
+      <w:r>
+        <w:rPr>
+          <w:rFonts w:ascii="Courier New" w:eastAsia="Courier New" w:hAnsi="Courier New" w:cs="Courier New"/>
+          <w:sz w:val="20"/>
+          <w:szCs w:val="20"/>
+        </w:rPr>
+        <w:t>double</w:t>
+      </w:r>
+      <w:proofErr w:type="spellEnd"/>
+      <w:r>
+        <w:rPr>
+          <w:rFonts w:ascii="Courier New" w:eastAsia="Courier New" w:hAnsi="Courier New" w:cs="Courier New"/>
+          <w:sz w:val="20"/>
+          <w:szCs w:val="20"/>
+        </w:rPr>
+        <w:t xml:space="preserve"> MULT_MEDIA = 1.2;</w:t>
+      </w:r>
+    </w:p>
+    <w:p>
+      <w:pPr>
+        <w:spacing w:after="60"/>
+      </w:pPr>
+      <w:r>
+        <w:rPr>
+          <w:rFonts w:ascii="Courier New" w:eastAsia="Courier New" w:hAnsi="Courier New" w:cs="Courier New"/>
+          <w:sz w:val="20"/>
+          <w:szCs w:val="20"/>
+        </w:rPr>
+        <w:t xml:space="preserve">    </w:t>
+      </w:r>
+      <w:proofErr w:type="spellStart"/>
+      <w:r>
+        <w:rPr>
+          <w:rFonts w:ascii="Courier New" w:eastAsia="Courier New" w:hAnsi="Courier New" w:cs="Courier New"/>
+          <w:sz w:val="20"/>
+          <w:szCs w:val="20"/>
+        </w:rPr>
+        <w:t>private</w:t>
+      </w:r>
+      <w:proofErr w:type="spellEnd"/>
+      <w:r>
+        <w:rPr>
+          <w:rFonts w:ascii="Courier New" w:eastAsia="Courier New" w:hAnsi="Courier New" w:cs="Courier New"/>
+          <w:sz w:val="20"/>
+          <w:szCs w:val="20"/>
+        </w:rPr>
+        <w:t xml:space="preserve"> </w:t>
+      </w:r>
+      <w:proofErr w:type="spellStart"/>
+      <w:r>
+        <w:rPr>
+          <w:rFonts w:ascii="Courier New" w:eastAsia="Courier New" w:hAnsi="Courier New" w:cs="Courier New"/>
+          <w:sz w:val="20"/>
+          <w:szCs w:val="20"/>
+        </w:rPr>
+        <w:t>static</w:t>
+      </w:r>
+      <w:proofErr w:type="spellEnd"/>
+      <w:r>
+        <w:rPr>
+          <w:rFonts w:ascii="Courier New" w:eastAsia="Courier New" w:hAnsi="Courier New" w:cs="Courier New"/>
+          <w:sz w:val="20"/>
+          <w:szCs w:val="20"/>
+        </w:rPr>
+        <w:t xml:space="preserve"> final </w:t>
+      </w:r>
+      <w:proofErr w:type="spellStart"/>
+      <w:r>
+        <w:rPr>
+          <w:rFonts w:ascii="Courier New" w:eastAsia="Courier New" w:hAnsi="Courier New" w:cs="Courier New"/>
+          <w:sz w:val="20"/>
+          <w:szCs w:val="20"/>
+        </w:rPr>
+        <w:t>double</w:t>
+      </w:r>
+      <w:proofErr w:type="spellEnd"/>
+      <w:r>
+        <w:rPr>
+          <w:rFonts w:ascii="Courier New" w:eastAsia="Courier New" w:hAnsi="Courier New" w:cs="Courier New"/>
+          <w:sz w:val="20"/>
+          <w:szCs w:val="20"/>
+        </w:rPr>
+        <w:t xml:space="preserve"> MULT_BAIXA = 1.0;</w:t>
+      </w:r>
+    </w:p>
+    <w:p>
+      <w:pPr>
+        <w:spacing w:after="60"/>
+      </w:pPr>
+    </w:p>
+    <w:p>
+      <w:pPr>
+        <w:spacing w:after="60"/>
+      </w:pPr>
+      <w:r>
+        <w:rPr>
+          <w:rFonts w:ascii="Courier New" w:eastAsia="Courier New" w:hAnsi="Courier New" w:cs="Courier New"/>
+          <w:sz w:val="20"/>
+          <w:szCs w:val="20"/>
+        </w:rPr>
+        <w:t xml:space="preserve">    @Override</w:t>
+      </w:r>
+    </w:p>
+    <w:p>
+      <w:pPr>
+        <w:spacing w:after="60"/>
+      </w:pPr>
+      <w:r>
+        <w:rPr>
+          <w:rFonts w:ascii="Courier New" w:eastAsia="Courier New" w:hAnsi="Courier New" w:cs="Courier New"/>
+          <w:sz w:val="20"/>
+          <w:szCs w:val="20"/>
+        </w:rPr>
+        <w:t xml:space="preserve">    </w:t>
+      </w:r>
+      <w:proofErr w:type="spellStart"/>
+      <w:r>
+        <w:rPr>
+          <w:rFonts w:ascii="Courier New" w:eastAsia="Courier New" w:hAnsi="Courier New" w:cs="Courier New"/>
+          <w:sz w:val="20"/>
+          <w:szCs w:val="20"/>
+        </w:rPr>
+        <w:t>public</w:t>
+      </w:r>
+      <w:proofErr w:type="spellEnd"/>
+      <w:r>
+        <w:rPr>
+          <w:rFonts w:ascii="Courier New" w:eastAsia="Courier New" w:hAnsi="Courier New" w:cs="Courier New"/>
+          <w:sz w:val="20"/>
+          <w:szCs w:val="20"/>
+        </w:rPr>
+        <w:t xml:space="preserve"> </w:t>
+      </w:r>
+      <w:proofErr w:type="spellStart"/>
+      <w:r>
+        <w:rPr>
+          <w:rFonts w:ascii="Courier New" w:eastAsia="Courier New" w:hAnsi="Courier New" w:cs="Courier New"/>
+          <w:sz w:val="20"/>
+          <w:szCs w:val="20"/>
+        </w:rPr>
+        <w:t>double</w:t>
+      </w:r>
+      <w:proofErr w:type="spellEnd"/>
+      <w:r>
+        <w:rPr>
+          <w:rFonts w:ascii="Courier New" w:eastAsia="Courier New" w:hAnsi="Courier New" w:cs="Courier New"/>
+          <w:sz w:val="20"/>
+          <w:szCs w:val="20"/>
+        </w:rPr>
+        <w:t xml:space="preserve"> </w:t>
+      </w:r>
+      <w:proofErr w:type="gramStart"/>
+      <w:r>
+        <w:rPr>
+          <w:rFonts w:ascii="Courier New" w:eastAsia="Courier New" w:hAnsi="Courier New" w:cs="Courier New"/>
+          <w:sz w:val="20"/>
+          <w:szCs w:val="20"/>
+        </w:rPr>
+        <w:t>calcular(</w:t>
+      </w:r>
+      <w:proofErr w:type="spellStart"/>
+      <w:proofErr w:type="gramEnd"/>
+      <w:r>
+        <w:rPr>
+          <w:rFonts w:ascii="Courier New" w:eastAsia="Courier New" w:hAnsi="Courier New" w:cs="Courier New"/>
+          <w:sz w:val="20"/>
+          <w:szCs w:val="20"/>
+        </w:rPr>
+        <w:t>double</w:t>
+      </w:r>
+      <w:proofErr w:type="spellEnd"/>
+      <w:r>
+        <w:rPr>
+          <w:rFonts w:ascii="Courier New" w:eastAsia="Courier New" w:hAnsi="Courier New" w:cs="Courier New"/>
+          <w:sz w:val="20"/>
+          <w:szCs w:val="20"/>
+        </w:rPr>
+        <w:t xml:space="preserve"> </w:t>
+      </w:r>
+      <w:proofErr w:type="spellStart"/>
+      <w:r>
+        <w:rPr>
+          <w:rFonts w:ascii="Courier New" w:eastAsia="Courier New" w:hAnsi="Courier New" w:cs="Courier New"/>
+          <w:sz w:val="20"/>
+          <w:szCs w:val="20"/>
+        </w:rPr>
+        <w:t>precoBase</w:t>
+      </w:r>
+      <w:proofErr w:type="spellEnd"/>
+      <w:r>
+        <w:rPr>
+          <w:rFonts w:ascii="Courier New" w:eastAsia="Courier New" w:hAnsi="Courier New" w:cs="Courier New"/>
+          <w:sz w:val="20"/>
+          <w:szCs w:val="20"/>
+        </w:rPr>
+        <w:t>) {</w:t>
+      </w:r>
+    </w:p>
+    <w:p>
+      <w:pPr>
+        <w:spacing w:after="60"/>
+      </w:pPr>
+      <w:r>
+        <w:rPr>
+          <w:rFonts w:ascii="Courier New" w:eastAsia="Courier New" w:hAnsi="Courier New" w:cs="Courier New"/>
+          <w:sz w:val="20"/>
+          <w:szCs w:val="20"/>
+        </w:rPr>
+        <w:t xml:space="preserve">        </w:t>
+      </w:r>
+      <w:proofErr w:type="spellStart"/>
+      <w:r>
+        <w:rPr>
+          <w:rFonts w:ascii="Courier New" w:eastAsia="Courier New" w:hAnsi="Courier New" w:cs="Courier New"/>
+          <w:sz w:val="20"/>
+          <w:szCs w:val="20"/>
+        </w:rPr>
+        <w:t>return</w:t>
+      </w:r>
+      <w:proofErr w:type="spellEnd"/>
+      <w:r>
+        <w:rPr>
+          <w:rFonts w:ascii="Courier New" w:eastAsia="Courier New" w:hAnsi="Courier New" w:cs="Courier New"/>
+          <w:sz w:val="20"/>
+          <w:szCs w:val="20"/>
+        </w:rPr>
+        <w:t xml:space="preserve"> </w:t>
+      </w:r>
+      <w:proofErr w:type="spellStart"/>
+      <w:r>
+        <w:rPr>
+          <w:rFonts w:ascii="Courier New" w:eastAsia="Courier New" w:hAnsi="Courier New" w:cs="Courier New"/>
+          <w:sz w:val="20"/>
+          <w:szCs w:val="20"/>
+        </w:rPr>
+        <w:t>precoBase</w:t>
+      </w:r>
+      <w:proofErr w:type="spellEnd"/>
+      <w:r>
+        <w:rPr>
+          <w:rFonts w:ascii="Courier New" w:eastAsia="Courier New" w:hAnsi="Courier New" w:cs="Courier New"/>
+          <w:sz w:val="20"/>
+          <w:szCs w:val="20"/>
+        </w:rPr>
+        <w:t xml:space="preserve"> * </w:t>
+      </w:r>
+      <w:proofErr w:type="spellStart"/>
+      <w:proofErr w:type="gramStart"/>
+      <w:r>
+        <w:rPr>
+          <w:rFonts w:ascii="Courier New" w:eastAsia="Courier New" w:hAnsi="Courier New" w:cs="Courier New"/>
+          <w:sz w:val="20"/>
+          <w:szCs w:val="20"/>
+        </w:rPr>
+        <w:t>getMultiplicadorAtual</w:t>
+      </w:r>
+      <w:proofErr w:type="spellEnd"/>
+      <w:r>
+        <w:rPr>
+          <w:rFonts w:ascii="Courier New" w:eastAsia="Courier New" w:hAnsi="Courier New" w:cs="Courier New"/>
+          <w:sz w:val="20"/>
+          <w:szCs w:val="20"/>
+        </w:rPr>
+        <w:t>(</w:t>
+      </w:r>
+      <w:proofErr w:type="gramEnd"/>
+      <w:r>
+        <w:rPr>
+          <w:rFonts w:ascii="Courier New" w:eastAsia="Courier New" w:hAnsi="Courier New" w:cs="Courier New"/>
+          <w:sz w:val="20"/>
+          <w:szCs w:val="20"/>
+        </w:rPr>
+        <w:t>);</w:t>
+      </w:r>
+    </w:p>
+    <w:p>
+      <w:pPr>
+        <w:spacing w:after="60"/>
+      </w:pPr>
+      <w:r>
+        <w:rPr>
+          <w:rFonts w:ascii="Courier New" w:eastAsia="Courier New" w:hAnsi="Courier New" w:cs="Courier New"/>
+          <w:sz w:val="20"/>
+          <w:szCs w:val="20"/>
+        </w:rPr>
+        <w:t xml:space="preserve">    }</w:t>
+      </w:r>
+    </w:p>
+    <w:p>
+      <w:pPr>
+        <w:spacing w:after="60"/>
+      </w:pPr>
+    </w:p>
+    <w:p>
+      <w:pPr>
+        <w:spacing w:after="60"/>
+      </w:pPr>
+      <w:r>
+        <w:rPr>
+          <w:rFonts w:ascii="Courier New" w:eastAsia="Courier New" w:hAnsi="Courier New" w:cs="Courier New"/>
+          <w:sz w:val="20"/>
+          <w:szCs w:val="20"/>
         </w:rPr>
         <w:lastRenderedPageBreak/>
-        <w:t>Implementação:</w:t>
-      </w:r>
-    </w:p>
-    <w:p>
-      <w:pPr>
-        <w:spacing w:after="60"/>
-      </w:pPr>
-      <w:r>
-        <w:rPr>
-          <w:rFonts w:ascii="Courier New" w:eastAsia="Courier New" w:hAnsi="Courier New" w:cs="Courier New"/>
-          <w:sz w:val="20"/>
-          <w:szCs w:val="20"/>
-        </w:rPr>
-        <w:t xml:space="preserve">// Interface </w:t>
-      </w:r>
-      <w:proofErr w:type="spellStart"/>
-      <w:r>
-        <w:rPr>
-          <w:rFonts w:ascii="Courier New" w:eastAsia="Courier New" w:hAnsi="Courier New" w:cs="Courier New"/>
-          <w:sz w:val="20"/>
-          <w:szCs w:val="20"/>
-        </w:rPr>
-        <w:t>Strategy</w:t>
-      </w:r>
-      <w:proofErr w:type="spellEnd"/>
-    </w:p>
-    <w:p>
-      <w:pPr>
-        <w:spacing w:after="60"/>
-      </w:pPr>
-      <w:proofErr w:type="spellStart"/>
-      <w:r>
-        <w:rPr>
-          <w:rFonts w:ascii="Courier New" w:eastAsia="Courier New" w:hAnsi="Courier New" w:cs="Courier New"/>
-          <w:sz w:val="20"/>
-          <w:szCs w:val="20"/>
-        </w:rPr>
-        <w:t>public</w:t>
-      </w:r>
-      <w:proofErr w:type="spellEnd"/>
-      <w:r>
-        <w:rPr>
-          <w:rFonts w:ascii="Courier New" w:eastAsia="Courier New" w:hAnsi="Courier New" w:cs="Courier New"/>
-          <w:sz w:val="20"/>
-          <w:szCs w:val="20"/>
-        </w:rPr>
-        <w:t xml:space="preserve"> interface </w:t>
-      </w:r>
-      <w:proofErr w:type="spellStart"/>
-      <w:r>
-        <w:rPr>
-          <w:rFonts w:ascii="Courier New" w:eastAsia="Courier New" w:hAnsi="Courier New" w:cs="Courier New"/>
-          <w:sz w:val="20"/>
-          <w:szCs w:val="20"/>
-        </w:rPr>
-        <w:t>EstrategiaPreco</w:t>
-      </w:r>
-      <w:proofErr w:type="spellEnd"/>
-      <w:r>
-        <w:rPr>
-          <w:rFonts w:ascii="Courier New" w:eastAsia="Courier New" w:hAnsi="Courier New" w:cs="Courier New"/>
-          <w:sz w:val="20"/>
-          <w:szCs w:val="20"/>
-        </w:rPr>
-        <w:t xml:space="preserve"> {</w:t>
-      </w:r>
-    </w:p>
-    <w:p>
-      <w:pPr>
-        <w:spacing w:after="60"/>
-      </w:pPr>
-      <w:r>
-        <w:rPr>
-          <w:rFonts w:ascii="Courier New" w:eastAsia="Courier New" w:hAnsi="Courier New" w:cs="Courier New"/>
-          <w:sz w:val="20"/>
-          <w:szCs w:val="20"/>
-        </w:rPr>
         <w:t xml:space="preserve">    </w:t>
       </w:r>
       <w:proofErr w:type="spellStart"/>
@@ -1484,6 +2176,24 @@
           <w:sz w:val="20"/>
           <w:szCs w:val="20"/>
         </w:rPr>
+        <w:t>private</w:t>
+      </w:r>
+      <w:proofErr w:type="spellEnd"/>
+      <w:r>
+        <w:rPr>
+          <w:rFonts w:ascii="Courier New" w:eastAsia="Courier New" w:hAnsi="Courier New" w:cs="Courier New"/>
+          <w:sz w:val="20"/>
+          <w:szCs w:val="20"/>
+        </w:rPr>
+        <w:t xml:space="preserve"> </w:t>
+      </w:r>
+      <w:proofErr w:type="spellStart"/>
+      <w:r>
+        <w:rPr>
+          <w:rFonts w:ascii="Courier New" w:eastAsia="Courier New" w:hAnsi="Courier New" w:cs="Courier New"/>
+          <w:sz w:val="20"/>
+          <w:szCs w:val="20"/>
+        </w:rPr>
         <w:t>double</w:t>
       </w:r>
       <w:proofErr w:type="spellEnd"/>
@@ -1495,6 +2205,7 @@
         </w:rPr>
         <w:t xml:space="preserve"> </w:t>
       </w:r>
+      <w:proofErr w:type="spellStart"/>
       <w:proofErr w:type="gramStart"/>
       <w:r>
         <w:rPr>
@@ -1502,9 +2213,17 @@
           <w:sz w:val="20"/>
           <w:szCs w:val="20"/>
         </w:rPr>
-        <w:t>calcular(</w:t>
-      </w:r>
-      <w:proofErr w:type="spellStart"/>
+        <w:t>getMultiplicadorAtual</w:t>
+      </w:r>
+      <w:proofErr w:type="spellEnd"/>
+      <w:r>
+        <w:rPr>
+          <w:rFonts w:ascii="Courier New" w:eastAsia="Courier New" w:hAnsi="Courier New" w:cs="Courier New"/>
+          <w:sz w:val="20"/>
+          <w:szCs w:val="20"/>
+        </w:rPr>
+        <w:t>(</w:t>
+      </w:r>
       <w:proofErr w:type="gramEnd"/>
       <w:r>
         <w:rPr>
@@ -1512,591 +2231,6 @@
           <w:sz w:val="20"/>
           <w:szCs w:val="20"/>
         </w:rPr>
-        <w:t>double</w:t>
-      </w:r>
-      <w:proofErr w:type="spellEnd"/>
-      <w:r>
-        <w:rPr>
-          <w:rFonts w:ascii="Courier New" w:eastAsia="Courier New" w:hAnsi="Courier New" w:cs="Courier New"/>
-          <w:sz w:val="20"/>
-          <w:szCs w:val="20"/>
-        </w:rPr>
-        <w:t xml:space="preserve"> </w:t>
-      </w:r>
-      <w:proofErr w:type="spellStart"/>
-      <w:r>
-        <w:rPr>
-          <w:rFonts w:ascii="Courier New" w:eastAsia="Courier New" w:hAnsi="Courier New" w:cs="Courier New"/>
-          <w:sz w:val="20"/>
-          <w:szCs w:val="20"/>
-        </w:rPr>
-        <w:t>precoBase</w:t>
-      </w:r>
-      <w:proofErr w:type="spellEnd"/>
-      <w:r>
-        <w:rPr>
-          <w:rFonts w:ascii="Courier New" w:eastAsia="Courier New" w:hAnsi="Courier New" w:cs="Courier New"/>
-          <w:sz w:val="20"/>
-          <w:szCs w:val="20"/>
-        </w:rPr>
-        <w:t>);</w:t>
-      </w:r>
-    </w:p>
-    <w:p>
-      <w:pPr>
-        <w:spacing w:after="60"/>
-      </w:pPr>
-      <w:r>
-        <w:rPr>
-          <w:rFonts w:ascii="Courier New" w:eastAsia="Courier New" w:hAnsi="Courier New" w:cs="Courier New"/>
-          <w:sz w:val="20"/>
-          <w:szCs w:val="20"/>
-        </w:rPr>
-        <w:t xml:space="preserve">    </w:t>
-      </w:r>
-      <w:proofErr w:type="spellStart"/>
-      <w:r>
-        <w:rPr>
-          <w:rFonts w:ascii="Courier New" w:eastAsia="Courier New" w:hAnsi="Courier New" w:cs="Courier New"/>
-          <w:sz w:val="20"/>
-          <w:szCs w:val="20"/>
-        </w:rPr>
-        <w:t>String</w:t>
-      </w:r>
-      <w:proofErr w:type="spellEnd"/>
-      <w:r>
-        <w:rPr>
-          <w:rFonts w:ascii="Courier New" w:eastAsia="Courier New" w:hAnsi="Courier New" w:cs="Courier New"/>
-          <w:sz w:val="20"/>
-          <w:szCs w:val="20"/>
-        </w:rPr>
-        <w:t xml:space="preserve"> </w:t>
-      </w:r>
-      <w:proofErr w:type="spellStart"/>
-      <w:proofErr w:type="gramStart"/>
-      <w:r>
-        <w:rPr>
-          <w:rFonts w:ascii="Courier New" w:eastAsia="Courier New" w:hAnsi="Courier New" w:cs="Courier New"/>
-          <w:sz w:val="20"/>
-          <w:szCs w:val="20"/>
-        </w:rPr>
-        <w:t>getNome</w:t>
-      </w:r>
-      <w:proofErr w:type="spellEnd"/>
-      <w:r>
-        <w:rPr>
-          <w:rFonts w:ascii="Courier New" w:eastAsia="Courier New" w:hAnsi="Courier New" w:cs="Courier New"/>
-          <w:sz w:val="20"/>
-          <w:szCs w:val="20"/>
-        </w:rPr>
-        <w:t>(</w:t>
-      </w:r>
-      <w:proofErr w:type="gramEnd"/>
-      <w:r>
-        <w:rPr>
-          <w:rFonts w:ascii="Courier New" w:eastAsia="Courier New" w:hAnsi="Courier New" w:cs="Courier New"/>
-          <w:sz w:val="20"/>
-          <w:szCs w:val="20"/>
-        </w:rPr>
-        <w:t>);</w:t>
-      </w:r>
-    </w:p>
-    <w:p>
-      <w:pPr>
-        <w:spacing w:after="60"/>
-      </w:pPr>
-      <w:r>
-        <w:rPr>
-          <w:rFonts w:ascii="Courier New" w:eastAsia="Courier New" w:hAnsi="Courier New" w:cs="Courier New"/>
-          <w:sz w:val="20"/>
-          <w:szCs w:val="20"/>
-        </w:rPr>
-        <w:t xml:space="preserve">    </w:t>
-      </w:r>
-      <w:proofErr w:type="spellStart"/>
-      <w:r>
-        <w:rPr>
-          <w:rFonts w:ascii="Courier New" w:eastAsia="Courier New" w:hAnsi="Courier New" w:cs="Courier New"/>
-          <w:sz w:val="20"/>
-          <w:szCs w:val="20"/>
-        </w:rPr>
-        <w:t>double</w:t>
-      </w:r>
-      <w:proofErr w:type="spellEnd"/>
-      <w:r>
-        <w:rPr>
-          <w:rFonts w:ascii="Courier New" w:eastAsia="Courier New" w:hAnsi="Courier New" w:cs="Courier New"/>
-          <w:sz w:val="20"/>
-          <w:szCs w:val="20"/>
-        </w:rPr>
-        <w:t xml:space="preserve"> </w:t>
-      </w:r>
-      <w:proofErr w:type="spellStart"/>
-      <w:proofErr w:type="gramStart"/>
-      <w:r>
-        <w:rPr>
-          <w:rFonts w:ascii="Courier New" w:eastAsia="Courier New" w:hAnsi="Courier New" w:cs="Courier New"/>
-          <w:sz w:val="20"/>
-          <w:szCs w:val="20"/>
-        </w:rPr>
-        <w:t>getMultiplicador</w:t>
-      </w:r>
-      <w:proofErr w:type="spellEnd"/>
-      <w:r>
-        <w:rPr>
-          <w:rFonts w:ascii="Courier New" w:eastAsia="Courier New" w:hAnsi="Courier New" w:cs="Courier New"/>
-          <w:sz w:val="20"/>
-          <w:szCs w:val="20"/>
-        </w:rPr>
-        <w:t>(</w:t>
-      </w:r>
-      <w:proofErr w:type="gramEnd"/>
-      <w:r>
-        <w:rPr>
-          <w:rFonts w:ascii="Courier New" w:eastAsia="Courier New" w:hAnsi="Courier New" w:cs="Courier New"/>
-          <w:sz w:val="20"/>
-          <w:szCs w:val="20"/>
-        </w:rPr>
-        <w:t>);</w:t>
-      </w:r>
-    </w:p>
-    <w:p>
-      <w:pPr>
-        <w:spacing w:after="60"/>
-      </w:pPr>
-      <w:r>
-        <w:rPr>
-          <w:rFonts w:ascii="Courier New" w:eastAsia="Courier New" w:hAnsi="Courier New" w:cs="Courier New"/>
-          <w:sz w:val="20"/>
-          <w:szCs w:val="20"/>
-        </w:rPr>
-        <w:t>}</w:t>
-      </w:r>
-    </w:p>
-    <w:p>
-      <w:pPr>
-        <w:spacing w:after="60"/>
-      </w:pPr>
-    </w:p>
-    <w:p>
-      <w:pPr>
-        <w:spacing w:after="60"/>
-      </w:pPr>
-      <w:r>
-        <w:rPr>
-          <w:rFonts w:ascii="Courier New" w:eastAsia="Courier New" w:hAnsi="Courier New" w:cs="Courier New"/>
-          <w:sz w:val="20"/>
-          <w:szCs w:val="20"/>
-        </w:rPr>
-        <w:t>// Implementação Concreta - Época Alta</w:t>
-      </w:r>
-    </w:p>
-    <w:p>
-      <w:pPr>
-        <w:spacing w:after="60"/>
-      </w:pPr>
-      <w:proofErr w:type="spellStart"/>
-      <w:r>
-        <w:rPr>
-          <w:rFonts w:ascii="Courier New" w:eastAsia="Courier New" w:hAnsi="Courier New" w:cs="Courier New"/>
-          <w:sz w:val="20"/>
-          <w:szCs w:val="20"/>
-        </w:rPr>
-        <w:t>public</w:t>
-      </w:r>
-      <w:proofErr w:type="spellEnd"/>
-      <w:r>
-        <w:rPr>
-          <w:rFonts w:ascii="Courier New" w:eastAsia="Courier New" w:hAnsi="Courier New" w:cs="Courier New"/>
-          <w:sz w:val="20"/>
-          <w:szCs w:val="20"/>
-        </w:rPr>
-        <w:t xml:space="preserve"> </w:t>
-      </w:r>
-      <w:proofErr w:type="spellStart"/>
-      <w:r>
-        <w:rPr>
-          <w:rFonts w:ascii="Courier New" w:eastAsia="Courier New" w:hAnsi="Courier New" w:cs="Courier New"/>
-          <w:sz w:val="20"/>
-          <w:szCs w:val="20"/>
-        </w:rPr>
-        <w:t>class</w:t>
-      </w:r>
-      <w:proofErr w:type="spellEnd"/>
-      <w:r>
-        <w:rPr>
-          <w:rFonts w:ascii="Courier New" w:eastAsia="Courier New" w:hAnsi="Courier New" w:cs="Courier New"/>
-          <w:sz w:val="20"/>
-          <w:szCs w:val="20"/>
-        </w:rPr>
-        <w:t xml:space="preserve"> </w:t>
-      </w:r>
-      <w:proofErr w:type="spellStart"/>
-      <w:r>
-        <w:rPr>
-          <w:rFonts w:ascii="Courier New" w:eastAsia="Courier New" w:hAnsi="Courier New" w:cs="Courier New"/>
-          <w:sz w:val="20"/>
-          <w:szCs w:val="20"/>
-        </w:rPr>
-        <w:t>EstrategiaPrecoSazonal</w:t>
-      </w:r>
-      <w:proofErr w:type="spellEnd"/>
-      <w:r>
-        <w:rPr>
-          <w:rFonts w:ascii="Courier New" w:eastAsia="Courier New" w:hAnsi="Courier New" w:cs="Courier New"/>
-          <w:sz w:val="20"/>
-          <w:szCs w:val="20"/>
-        </w:rPr>
-        <w:t xml:space="preserve"> </w:t>
-      </w:r>
-      <w:proofErr w:type="spellStart"/>
-      <w:r>
-        <w:rPr>
-          <w:rFonts w:ascii="Courier New" w:eastAsia="Courier New" w:hAnsi="Courier New" w:cs="Courier New"/>
-          <w:sz w:val="20"/>
-          <w:szCs w:val="20"/>
-        </w:rPr>
-        <w:t>implements</w:t>
-      </w:r>
-      <w:proofErr w:type="spellEnd"/>
-      <w:r>
-        <w:rPr>
-          <w:rFonts w:ascii="Courier New" w:eastAsia="Courier New" w:hAnsi="Courier New" w:cs="Courier New"/>
-          <w:sz w:val="20"/>
-          <w:szCs w:val="20"/>
-        </w:rPr>
-        <w:t xml:space="preserve"> </w:t>
-      </w:r>
-      <w:proofErr w:type="spellStart"/>
-      <w:r>
-        <w:rPr>
-          <w:rFonts w:ascii="Courier New" w:eastAsia="Courier New" w:hAnsi="Courier New" w:cs="Courier New"/>
-          <w:sz w:val="20"/>
-          <w:szCs w:val="20"/>
-        </w:rPr>
-        <w:t>EstrategiaPreco</w:t>
-      </w:r>
-      <w:proofErr w:type="spellEnd"/>
-      <w:r>
-        <w:rPr>
-          <w:rFonts w:ascii="Courier New" w:eastAsia="Courier New" w:hAnsi="Courier New" w:cs="Courier New"/>
-          <w:sz w:val="20"/>
-          <w:szCs w:val="20"/>
-        </w:rPr>
-        <w:t xml:space="preserve"> {</w:t>
-      </w:r>
-    </w:p>
-    <w:p>
-      <w:pPr>
-        <w:spacing w:after="60"/>
-      </w:pPr>
-      <w:r>
-        <w:rPr>
-          <w:rFonts w:ascii="Courier New" w:eastAsia="Courier New" w:hAnsi="Courier New" w:cs="Courier New"/>
-          <w:sz w:val="20"/>
-          <w:szCs w:val="20"/>
-        </w:rPr>
-        <w:t xml:space="preserve">    </w:t>
-      </w:r>
-      <w:proofErr w:type="spellStart"/>
-      <w:r>
-        <w:rPr>
-          <w:rFonts w:ascii="Courier New" w:eastAsia="Courier New" w:hAnsi="Courier New" w:cs="Courier New"/>
-          <w:sz w:val="20"/>
-          <w:szCs w:val="20"/>
-        </w:rPr>
-        <w:t>private</w:t>
-      </w:r>
-      <w:proofErr w:type="spellEnd"/>
-      <w:r>
-        <w:rPr>
-          <w:rFonts w:ascii="Courier New" w:eastAsia="Courier New" w:hAnsi="Courier New" w:cs="Courier New"/>
-          <w:sz w:val="20"/>
-          <w:szCs w:val="20"/>
-        </w:rPr>
-        <w:t xml:space="preserve"> </w:t>
-      </w:r>
-      <w:proofErr w:type="spellStart"/>
-      <w:r>
-        <w:rPr>
-          <w:rFonts w:ascii="Courier New" w:eastAsia="Courier New" w:hAnsi="Courier New" w:cs="Courier New"/>
-          <w:sz w:val="20"/>
-          <w:szCs w:val="20"/>
-        </w:rPr>
-        <w:t>static</w:t>
-      </w:r>
-      <w:proofErr w:type="spellEnd"/>
-      <w:r>
-        <w:rPr>
-          <w:rFonts w:ascii="Courier New" w:eastAsia="Courier New" w:hAnsi="Courier New" w:cs="Courier New"/>
-          <w:sz w:val="20"/>
-          <w:szCs w:val="20"/>
-        </w:rPr>
-        <w:t xml:space="preserve"> final </w:t>
-      </w:r>
-      <w:proofErr w:type="spellStart"/>
-      <w:r>
-        <w:rPr>
-          <w:rFonts w:ascii="Courier New" w:eastAsia="Courier New" w:hAnsi="Courier New" w:cs="Courier New"/>
-          <w:sz w:val="20"/>
-          <w:szCs w:val="20"/>
-        </w:rPr>
-        <w:t>double</w:t>
-      </w:r>
-      <w:proofErr w:type="spellEnd"/>
-      <w:r>
-        <w:rPr>
-          <w:rFonts w:ascii="Courier New" w:eastAsia="Courier New" w:hAnsi="Courier New" w:cs="Courier New"/>
-          <w:sz w:val="20"/>
-          <w:szCs w:val="20"/>
-        </w:rPr>
-        <w:t xml:space="preserve"> MULT_ALTA = 1.5;</w:t>
-      </w:r>
-    </w:p>
-    <w:p>
-      <w:pPr>
-        <w:spacing w:after="60"/>
-      </w:pPr>
-      <w:r>
-        <w:rPr>
-          <w:rFonts w:ascii="Courier New" w:eastAsia="Courier New" w:hAnsi="Courier New" w:cs="Courier New"/>
-          <w:sz w:val="20"/>
-          <w:szCs w:val="20"/>
-        </w:rPr>
-        <w:t xml:space="preserve">    </w:t>
-      </w:r>
-      <w:proofErr w:type="spellStart"/>
-      <w:r>
-        <w:rPr>
-          <w:rFonts w:ascii="Courier New" w:eastAsia="Courier New" w:hAnsi="Courier New" w:cs="Courier New"/>
-          <w:sz w:val="20"/>
-          <w:szCs w:val="20"/>
-        </w:rPr>
-        <w:t>private</w:t>
-      </w:r>
-      <w:proofErr w:type="spellEnd"/>
-      <w:r>
-        <w:rPr>
-          <w:rFonts w:ascii="Courier New" w:eastAsia="Courier New" w:hAnsi="Courier New" w:cs="Courier New"/>
-          <w:sz w:val="20"/>
-          <w:szCs w:val="20"/>
-        </w:rPr>
-        <w:t xml:space="preserve"> </w:t>
-      </w:r>
-      <w:proofErr w:type="spellStart"/>
-      <w:r>
-        <w:rPr>
-          <w:rFonts w:ascii="Courier New" w:eastAsia="Courier New" w:hAnsi="Courier New" w:cs="Courier New"/>
-          <w:sz w:val="20"/>
-          <w:szCs w:val="20"/>
-        </w:rPr>
-        <w:t>static</w:t>
-      </w:r>
-      <w:proofErr w:type="spellEnd"/>
-      <w:r>
-        <w:rPr>
-          <w:rFonts w:ascii="Courier New" w:eastAsia="Courier New" w:hAnsi="Courier New" w:cs="Courier New"/>
-          <w:sz w:val="20"/>
-          <w:szCs w:val="20"/>
-        </w:rPr>
-        <w:t xml:space="preserve"> final </w:t>
-      </w:r>
-      <w:proofErr w:type="spellStart"/>
-      <w:r>
-        <w:rPr>
-          <w:rFonts w:ascii="Courier New" w:eastAsia="Courier New" w:hAnsi="Courier New" w:cs="Courier New"/>
-          <w:sz w:val="20"/>
-          <w:szCs w:val="20"/>
-        </w:rPr>
-        <w:t>double</w:t>
-      </w:r>
-      <w:proofErr w:type="spellEnd"/>
-      <w:r>
-        <w:rPr>
-          <w:rFonts w:ascii="Courier New" w:eastAsia="Courier New" w:hAnsi="Courier New" w:cs="Courier New"/>
-          <w:sz w:val="20"/>
-          <w:szCs w:val="20"/>
-        </w:rPr>
-        <w:t xml:space="preserve"> MULT_MEDIA = 1.2;</w:t>
-      </w:r>
-    </w:p>
-    <w:p>
-      <w:pPr>
-        <w:spacing w:after="60"/>
-      </w:pPr>
-      <w:r>
-        <w:rPr>
-          <w:rFonts w:ascii="Courier New" w:eastAsia="Courier New" w:hAnsi="Courier New" w:cs="Courier New"/>
-          <w:sz w:val="20"/>
-          <w:szCs w:val="20"/>
-        </w:rPr>
-        <w:t xml:space="preserve">    </w:t>
-      </w:r>
-      <w:proofErr w:type="spellStart"/>
-      <w:r>
-        <w:rPr>
-          <w:rFonts w:ascii="Courier New" w:eastAsia="Courier New" w:hAnsi="Courier New" w:cs="Courier New"/>
-          <w:sz w:val="20"/>
-          <w:szCs w:val="20"/>
-        </w:rPr>
-        <w:t>private</w:t>
-      </w:r>
-      <w:proofErr w:type="spellEnd"/>
-      <w:r>
-        <w:rPr>
-          <w:rFonts w:ascii="Courier New" w:eastAsia="Courier New" w:hAnsi="Courier New" w:cs="Courier New"/>
-          <w:sz w:val="20"/>
-          <w:szCs w:val="20"/>
-        </w:rPr>
-        <w:t xml:space="preserve"> </w:t>
-      </w:r>
-      <w:proofErr w:type="spellStart"/>
-      <w:r>
-        <w:rPr>
-          <w:rFonts w:ascii="Courier New" w:eastAsia="Courier New" w:hAnsi="Courier New" w:cs="Courier New"/>
-          <w:sz w:val="20"/>
-          <w:szCs w:val="20"/>
-        </w:rPr>
-        <w:t>static</w:t>
-      </w:r>
-      <w:proofErr w:type="spellEnd"/>
-      <w:r>
-        <w:rPr>
-          <w:rFonts w:ascii="Courier New" w:eastAsia="Courier New" w:hAnsi="Courier New" w:cs="Courier New"/>
-          <w:sz w:val="20"/>
-          <w:szCs w:val="20"/>
-        </w:rPr>
-        <w:t xml:space="preserve"> final </w:t>
-      </w:r>
-      <w:proofErr w:type="spellStart"/>
-      <w:r>
-        <w:rPr>
-          <w:rFonts w:ascii="Courier New" w:eastAsia="Courier New" w:hAnsi="Courier New" w:cs="Courier New"/>
-          <w:sz w:val="20"/>
-          <w:szCs w:val="20"/>
-        </w:rPr>
-        <w:t>double</w:t>
-      </w:r>
-      <w:proofErr w:type="spellEnd"/>
-      <w:r>
-        <w:rPr>
-          <w:rFonts w:ascii="Courier New" w:eastAsia="Courier New" w:hAnsi="Courier New" w:cs="Courier New"/>
-          <w:sz w:val="20"/>
-          <w:szCs w:val="20"/>
-        </w:rPr>
-        <w:t xml:space="preserve"> MULT_BAIXA = 1.0;</w:t>
-      </w:r>
-    </w:p>
-    <w:p>
-      <w:pPr>
-        <w:spacing w:after="60"/>
-      </w:pPr>
-    </w:p>
-    <w:p>
-      <w:pPr>
-        <w:spacing w:after="60"/>
-      </w:pPr>
-      <w:r>
-        <w:rPr>
-          <w:rFonts w:ascii="Courier New" w:eastAsia="Courier New" w:hAnsi="Courier New" w:cs="Courier New"/>
-          <w:sz w:val="20"/>
-          <w:szCs w:val="20"/>
-        </w:rPr>
-        <w:t xml:space="preserve">    @Override</w:t>
-      </w:r>
-    </w:p>
-    <w:p>
-      <w:pPr>
-        <w:spacing w:after="60"/>
-      </w:pPr>
-      <w:r>
-        <w:rPr>
-          <w:rFonts w:ascii="Courier New" w:eastAsia="Courier New" w:hAnsi="Courier New" w:cs="Courier New"/>
-          <w:sz w:val="20"/>
-          <w:szCs w:val="20"/>
-        </w:rPr>
-        <w:t xml:space="preserve">    </w:t>
-      </w:r>
-      <w:proofErr w:type="spellStart"/>
-      <w:r>
-        <w:rPr>
-          <w:rFonts w:ascii="Courier New" w:eastAsia="Courier New" w:hAnsi="Courier New" w:cs="Courier New"/>
-          <w:sz w:val="20"/>
-          <w:szCs w:val="20"/>
-        </w:rPr>
-        <w:t>public</w:t>
-      </w:r>
-      <w:proofErr w:type="spellEnd"/>
-      <w:r>
-        <w:rPr>
-          <w:rFonts w:ascii="Courier New" w:eastAsia="Courier New" w:hAnsi="Courier New" w:cs="Courier New"/>
-          <w:sz w:val="20"/>
-          <w:szCs w:val="20"/>
-        </w:rPr>
-        <w:t xml:space="preserve"> </w:t>
-      </w:r>
-      <w:proofErr w:type="spellStart"/>
-      <w:r>
-        <w:rPr>
-          <w:rFonts w:ascii="Courier New" w:eastAsia="Courier New" w:hAnsi="Courier New" w:cs="Courier New"/>
-          <w:sz w:val="20"/>
-          <w:szCs w:val="20"/>
-        </w:rPr>
-        <w:t>double</w:t>
-      </w:r>
-      <w:proofErr w:type="spellEnd"/>
-      <w:r>
-        <w:rPr>
-          <w:rFonts w:ascii="Courier New" w:eastAsia="Courier New" w:hAnsi="Courier New" w:cs="Courier New"/>
-          <w:sz w:val="20"/>
-          <w:szCs w:val="20"/>
-        </w:rPr>
-        <w:t xml:space="preserve"> </w:t>
-      </w:r>
-      <w:proofErr w:type="gramStart"/>
-      <w:r>
-        <w:rPr>
-          <w:rFonts w:ascii="Courier New" w:eastAsia="Courier New" w:hAnsi="Courier New" w:cs="Courier New"/>
-          <w:sz w:val="20"/>
-          <w:szCs w:val="20"/>
-        </w:rPr>
-        <w:t>calcular(</w:t>
-      </w:r>
-      <w:proofErr w:type="spellStart"/>
-      <w:proofErr w:type="gramEnd"/>
-      <w:r>
-        <w:rPr>
-          <w:rFonts w:ascii="Courier New" w:eastAsia="Courier New" w:hAnsi="Courier New" w:cs="Courier New"/>
-          <w:sz w:val="20"/>
-          <w:szCs w:val="20"/>
-        </w:rPr>
-        <w:t>double</w:t>
-      </w:r>
-      <w:proofErr w:type="spellEnd"/>
-      <w:r>
-        <w:rPr>
-          <w:rFonts w:ascii="Courier New" w:eastAsia="Courier New" w:hAnsi="Courier New" w:cs="Courier New"/>
-          <w:sz w:val="20"/>
-          <w:szCs w:val="20"/>
-        </w:rPr>
-        <w:t xml:space="preserve"> </w:t>
-      </w:r>
-      <w:proofErr w:type="spellStart"/>
-      <w:r>
-        <w:rPr>
-          <w:rFonts w:ascii="Courier New" w:eastAsia="Courier New" w:hAnsi="Courier New" w:cs="Courier New"/>
-          <w:sz w:val="20"/>
-          <w:szCs w:val="20"/>
-        </w:rPr>
-        <w:t>precoBase</w:t>
-      </w:r>
-      <w:proofErr w:type="spellEnd"/>
-      <w:r>
-        <w:rPr>
-          <w:rFonts w:ascii="Courier New" w:eastAsia="Courier New" w:hAnsi="Courier New" w:cs="Courier New"/>
-          <w:sz w:val="20"/>
-          <w:szCs w:val="20"/>
-        </w:rPr>
         <w:t>) {</w:t>
       </w:r>
     </w:p>
@@ -2119,178 +2253,6 @@
           <w:sz w:val="20"/>
           <w:szCs w:val="20"/>
         </w:rPr>
-        <w:t>return</w:t>
-      </w:r>
-      <w:proofErr w:type="spellEnd"/>
-      <w:r>
-        <w:rPr>
-          <w:rFonts w:ascii="Courier New" w:eastAsia="Courier New" w:hAnsi="Courier New" w:cs="Courier New"/>
-          <w:sz w:val="20"/>
-          <w:szCs w:val="20"/>
-        </w:rPr>
-        <w:t xml:space="preserve"> </w:t>
-      </w:r>
-      <w:proofErr w:type="spellStart"/>
-      <w:r>
-        <w:rPr>
-          <w:rFonts w:ascii="Courier New" w:eastAsia="Courier New" w:hAnsi="Courier New" w:cs="Courier New"/>
-          <w:sz w:val="20"/>
-          <w:szCs w:val="20"/>
-        </w:rPr>
-        <w:t>precoBase</w:t>
-      </w:r>
-      <w:proofErr w:type="spellEnd"/>
-      <w:r>
-        <w:rPr>
-          <w:rFonts w:ascii="Courier New" w:eastAsia="Courier New" w:hAnsi="Courier New" w:cs="Courier New"/>
-          <w:sz w:val="20"/>
-          <w:szCs w:val="20"/>
-        </w:rPr>
-        <w:t xml:space="preserve"> * </w:t>
-      </w:r>
-      <w:proofErr w:type="spellStart"/>
-      <w:proofErr w:type="gramStart"/>
-      <w:r>
-        <w:rPr>
-          <w:rFonts w:ascii="Courier New" w:eastAsia="Courier New" w:hAnsi="Courier New" w:cs="Courier New"/>
-          <w:sz w:val="20"/>
-          <w:szCs w:val="20"/>
-        </w:rPr>
-        <w:t>getMultiplicadorAtual</w:t>
-      </w:r>
-      <w:proofErr w:type="spellEnd"/>
-      <w:r>
-        <w:rPr>
-          <w:rFonts w:ascii="Courier New" w:eastAsia="Courier New" w:hAnsi="Courier New" w:cs="Courier New"/>
-          <w:sz w:val="20"/>
-          <w:szCs w:val="20"/>
-        </w:rPr>
-        <w:t>(</w:t>
-      </w:r>
-      <w:proofErr w:type="gramEnd"/>
-      <w:r>
-        <w:rPr>
-          <w:rFonts w:ascii="Courier New" w:eastAsia="Courier New" w:hAnsi="Courier New" w:cs="Courier New"/>
-          <w:sz w:val="20"/>
-          <w:szCs w:val="20"/>
-        </w:rPr>
-        <w:t>);</w:t>
-      </w:r>
-    </w:p>
-    <w:p>
-      <w:pPr>
-        <w:spacing w:after="60"/>
-      </w:pPr>
-      <w:r>
-        <w:rPr>
-          <w:rFonts w:ascii="Courier New" w:eastAsia="Courier New" w:hAnsi="Courier New" w:cs="Courier New"/>
-          <w:sz w:val="20"/>
-          <w:szCs w:val="20"/>
-        </w:rPr>
-        <w:t xml:space="preserve">    }</w:t>
-      </w:r>
-    </w:p>
-    <w:p>
-      <w:pPr>
-        <w:spacing w:after="60"/>
-      </w:pPr>
-    </w:p>
-    <w:p>
-      <w:pPr>
-        <w:spacing w:after="60"/>
-      </w:pPr>
-      <w:r>
-        <w:rPr>
-          <w:rFonts w:ascii="Courier New" w:eastAsia="Courier New" w:hAnsi="Courier New" w:cs="Courier New"/>
-          <w:sz w:val="20"/>
-          <w:szCs w:val="20"/>
-        </w:rPr>
-        <w:t xml:space="preserve">    </w:t>
-      </w:r>
-      <w:proofErr w:type="spellStart"/>
-      <w:r>
-        <w:rPr>
-          <w:rFonts w:ascii="Courier New" w:eastAsia="Courier New" w:hAnsi="Courier New" w:cs="Courier New"/>
-          <w:sz w:val="20"/>
-          <w:szCs w:val="20"/>
-        </w:rPr>
-        <w:t>private</w:t>
-      </w:r>
-      <w:proofErr w:type="spellEnd"/>
-      <w:r>
-        <w:rPr>
-          <w:rFonts w:ascii="Courier New" w:eastAsia="Courier New" w:hAnsi="Courier New" w:cs="Courier New"/>
-          <w:sz w:val="20"/>
-          <w:szCs w:val="20"/>
-        </w:rPr>
-        <w:t xml:space="preserve"> </w:t>
-      </w:r>
-      <w:proofErr w:type="spellStart"/>
-      <w:r>
-        <w:rPr>
-          <w:rFonts w:ascii="Courier New" w:eastAsia="Courier New" w:hAnsi="Courier New" w:cs="Courier New"/>
-          <w:sz w:val="20"/>
-          <w:szCs w:val="20"/>
-        </w:rPr>
-        <w:t>double</w:t>
-      </w:r>
-      <w:proofErr w:type="spellEnd"/>
-      <w:r>
-        <w:rPr>
-          <w:rFonts w:ascii="Courier New" w:eastAsia="Courier New" w:hAnsi="Courier New" w:cs="Courier New"/>
-          <w:sz w:val="20"/>
-          <w:szCs w:val="20"/>
-        </w:rPr>
-        <w:t xml:space="preserve"> </w:t>
-      </w:r>
-      <w:proofErr w:type="spellStart"/>
-      <w:proofErr w:type="gramStart"/>
-      <w:r>
-        <w:rPr>
-          <w:rFonts w:ascii="Courier New" w:eastAsia="Courier New" w:hAnsi="Courier New" w:cs="Courier New"/>
-          <w:sz w:val="20"/>
-          <w:szCs w:val="20"/>
-        </w:rPr>
-        <w:t>getMultiplicadorAtual</w:t>
-      </w:r>
-      <w:proofErr w:type="spellEnd"/>
-      <w:r>
-        <w:rPr>
-          <w:rFonts w:ascii="Courier New" w:eastAsia="Courier New" w:hAnsi="Courier New" w:cs="Courier New"/>
-          <w:sz w:val="20"/>
-          <w:szCs w:val="20"/>
-        </w:rPr>
-        <w:t>(</w:t>
-      </w:r>
-      <w:proofErr w:type="gramEnd"/>
-      <w:r>
-        <w:rPr>
-          <w:rFonts w:ascii="Courier New" w:eastAsia="Courier New" w:hAnsi="Courier New" w:cs="Courier New"/>
-          <w:sz w:val="20"/>
-          <w:szCs w:val="20"/>
-        </w:rPr>
-        <w:t>) {</w:t>
-      </w:r>
-    </w:p>
-    <w:p>
-      <w:pPr>
-        <w:spacing w:after="60"/>
-      </w:pPr>
-      <w:r>
-        <w:rPr>
-          <w:rFonts w:ascii="Courier New" w:eastAsia="Courier New" w:hAnsi="Courier New" w:cs="Courier New"/>
-          <w:sz w:val="20"/>
-          <w:szCs w:val="20"/>
-        </w:rPr>
-        <w:t xml:space="preserve">        </w:t>
-      </w:r>
-      <w:proofErr w:type="spellStart"/>
-      <w:r>
-        <w:rPr>
-          <w:rFonts w:ascii="Courier New" w:eastAsia="Courier New" w:hAnsi="Courier New" w:cs="Courier New"/>
-          <w:sz w:val="20"/>
-          <w:szCs w:val="20"/>
-        </w:rPr>
         <w:t>int</w:t>
       </w:r>
       <w:proofErr w:type="spellEnd"/>
@@ -2300,25 +2262,7 @@
           <w:sz w:val="20"/>
           <w:szCs w:val="20"/>
         </w:rPr>
-        <w:t xml:space="preserve"> </w:t>
-      </w:r>
-      <w:proofErr w:type="spellStart"/>
-      <w:r>
-        <w:rPr>
-          <w:rFonts w:ascii="Courier New" w:eastAsia="Courier New" w:hAnsi="Courier New" w:cs="Courier New"/>
-          <w:sz w:val="20"/>
-          <w:szCs w:val="20"/>
-        </w:rPr>
-        <w:t>mes</w:t>
-      </w:r>
-      <w:proofErr w:type="spellEnd"/>
-      <w:r>
-        <w:rPr>
-          <w:rFonts w:ascii="Courier New" w:eastAsia="Courier New" w:hAnsi="Courier New" w:cs="Courier New"/>
-          <w:sz w:val="20"/>
-          <w:szCs w:val="20"/>
-        </w:rPr>
-        <w:t xml:space="preserve"> = </w:t>
+        <w:t xml:space="preserve"> mes = </w:t>
       </w:r>
       <w:proofErr w:type="spellStart"/>
       <w:r>
@@ -2688,6 +2632,17 @@
     </w:p>
     <w:p>
       <w:pPr>
+        <w:rPr>
+          <w:b/>
+          <w:bCs/>
+          <w:color w:val="2E74B5"/>
+          <w:sz w:val="28"/>
+          <w:szCs w:val="28"/>
+        </w:rPr>
+      </w:pPr>
+    </w:p>
+    <w:p>
+      <w:pPr>
         <w:pStyle w:val="Ttulo2"/>
       </w:pPr>
       <w:r>
@@ -2763,7 +2718,6 @@
           <w:b/>
           <w:bCs/>
         </w:rPr>
-        <w:lastRenderedPageBreak/>
         <w:t>Solução Implementada:</w:t>
       </w:r>
     </w:p>
@@ -3165,6 +3119,7 @@
           <w:sz w:val="20"/>
           <w:szCs w:val="20"/>
         </w:rPr>
+        <w:lastRenderedPageBreak/>
         <w:t xml:space="preserve">// </w:t>
       </w:r>
       <w:proofErr w:type="spellStart"/>
@@ -4220,25 +4175,17 @@
           <w:bCs/>
         </w:rPr>
       </w:pPr>
+    </w:p>
+    <w:p>
+      <w:pPr>
+        <w:spacing w:after="120" w:line="276" w:lineRule="auto"/>
+        <w:jc w:val="both"/>
+      </w:pPr>
       <w:r>
         <w:rPr>
           <w:b/>
           <w:bCs/>
         </w:rPr>
-        <w:br w:type="page"/>
-      </w:r>
-    </w:p>
-    <w:p>
-      <w:pPr>
-        <w:spacing w:after="120" w:line="276" w:lineRule="auto"/>
-        <w:jc w:val="both"/>
-      </w:pPr>
-      <w:r>
-        <w:rPr>
-          <w:b/>
-          <w:bCs/>
-        </w:rPr>
-        <w:lastRenderedPageBreak/>
         <w:t>Benefícios Obtidos:</w:t>
       </w:r>
     </w:p>
@@ -4400,6 +4347,7 @@
           <w:b/>
           <w:bCs/>
         </w:rPr>
+        <w:lastRenderedPageBreak/>
         <w:t>Solução Implementada:</w:t>
       </w:r>
     </w:p>
@@ -4440,20 +4388,6 @@
           <w:b/>
           <w:bCs/>
         </w:rPr>
-        <w:br w:type="page"/>
-      </w:r>
-    </w:p>
-    <w:p>
-      <w:pPr>
-        <w:spacing w:after="120" w:line="276" w:lineRule="auto"/>
-        <w:jc w:val="both"/>
-      </w:pPr>
-      <w:r>
-        <w:rPr>
-          <w:b/>
-          <w:bCs/>
-        </w:rPr>
-        <w:lastRenderedPageBreak/>
         <w:t>Implementação:</w:t>
       </w:r>
     </w:p>
@@ -4775,25 +4709,7 @@
           <w:sz w:val="20"/>
           <w:szCs w:val="20"/>
         </w:rPr>
-        <w:t xml:space="preserve"> </w:t>
-      </w:r>
-      <w:proofErr w:type="spellStart"/>
-      <w:r>
-        <w:rPr>
-          <w:rFonts w:ascii="Courier New" w:eastAsia="Courier New" w:hAnsi="Courier New" w:cs="Courier New"/>
-          <w:sz w:val="20"/>
-          <w:szCs w:val="20"/>
-        </w:rPr>
-        <w:t>switch</w:t>
-      </w:r>
-      <w:proofErr w:type="spellEnd"/>
-      <w:r>
-        <w:rPr>
-          <w:rFonts w:ascii="Courier New" w:eastAsia="Courier New" w:hAnsi="Courier New" w:cs="Courier New"/>
-          <w:sz w:val="20"/>
-          <w:szCs w:val="20"/>
-        </w:rPr>
-        <w:t xml:space="preserve"> (tipo) {</w:t>
+        <w:t xml:space="preserve"> switch (tipo) {</w:t>
       </w:r>
     </w:p>
     <w:p>
@@ -5977,6 +5893,7 @@
         <w:spacing w:after="80"/>
       </w:pPr>
       <w:r>
+        <w:lastRenderedPageBreak/>
         <w:t xml:space="preserve">Centralização: Toda a lógica de criação está num único local (Single </w:t>
       </w:r>
       <w:proofErr w:type="spellStart"/>
@@ -6015,16 +5932,10 @@
       </w:r>
     </w:p>
     <w:p>
-      <w:r>
-        <w:br w:type="page"/>
-      </w:r>
-    </w:p>
-    <w:p>
       <w:pPr>
         <w:pStyle w:val="Ttulo1"/>
       </w:pPr>
       <w:r>
-        <w:lastRenderedPageBreak/>
         <w:t>3. Aplicação dos Princípios SOLID</w:t>
       </w:r>
     </w:p>
@@ -6828,6 +6739,7 @@
           <w:sz w:val="20"/>
           <w:szCs w:val="20"/>
         </w:rPr>
+        <w:lastRenderedPageBreak/>
         <w:t xml:space="preserve">// </w:t>
       </w:r>
       <w:proofErr w:type="spellStart"/>
@@ -7037,6 +6949,1785 @@
           <w:szCs w:val="20"/>
         </w:rPr>
         <w:t xml:space="preserve"> }</w:t>
+      </w:r>
+    </w:p>
+    <w:p>
+      <w:pPr>
+        <w:spacing w:after="60"/>
+      </w:pPr>
+      <w:r>
+        <w:rPr>
+          <w:rFonts w:ascii="Courier New" w:eastAsia="Courier New" w:hAnsi="Courier New" w:cs="Courier New"/>
+          <w:sz w:val="20"/>
+          <w:szCs w:val="20"/>
+        </w:rPr>
+        <w:t>}</w:t>
+      </w:r>
+    </w:p>
+    <w:p>
+      <w:pPr>
+        <w:pStyle w:val="Ttulo2"/>
+      </w:pPr>
+      <w:r>
+        <w:t>3.2. O - Open-</w:t>
+      </w:r>
+      <w:proofErr w:type="spellStart"/>
+      <w:r>
+        <w:t>Closed</w:t>
+      </w:r>
+      <w:proofErr w:type="spellEnd"/>
+      <w:r>
+        <w:t xml:space="preserve"> </w:t>
+      </w:r>
+      <w:proofErr w:type="spellStart"/>
+      <w:r>
+        <w:t>Principle</w:t>
+      </w:r>
+      <w:proofErr w:type="spellEnd"/>
+      <w:r>
+        <w:t xml:space="preserve"> (OCP)</w:t>
+      </w:r>
+    </w:p>
+    <w:p>
+      <w:pPr>
+        <w:spacing w:after="120" w:line="276" w:lineRule="auto"/>
+        <w:jc w:val="both"/>
+      </w:pPr>
+      <w:r>
+        <w:rPr>
+          <w:i/>
+          <w:iCs/>
+        </w:rPr>
+        <w:t>Princípio: Entidades de software devem estar abertas para extensão, mas fechadas para modificação.</w:t>
+      </w:r>
+    </w:p>
+    <w:p>
+      <w:pPr>
+        <w:spacing w:after="120" w:line="276" w:lineRule="auto"/>
+        <w:jc w:val="both"/>
+      </w:pPr>
+      <w:r>
+        <w:rPr>
+          <w:b/>
+          <w:bCs/>
+        </w:rPr>
+        <w:t>Aplicação no SGH:</w:t>
+      </w:r>
+    </w:p>
+    <w:p>
+      <w:pPr>
+        <w:spacing w:after="120" w:line="276" w:lineRule="auto"/>
+        <w:jc w:val="both"/>
+      </w:pPr>
+      <w:r>
+        <w:t xml:space="preserve">O sistema de preços demonstra perfeitamente este princípio. O </w:t>
+      </w:r>
+      <w:proofErr w:type="spellStart"/>
+      <w:r>
+        <w:t>ServicoPrecos</w:t>
+      </w:r>
+      <w:proofErr w:type="spellEnd"/>
+      <w:r>
+        <w:t xml:space="preserve"> trabalha com a interface </w:t>
+      </w:r>
+      <w:proofErr w:type="spellStart"/>
+      <w:r>
+        <w:t>EstrategiaPreco</w:t>
+      </w:r>
+      <w:proofErr w:type="spellEnd"/>
+      <w:r>
+        <w:t>, não com implementações concretas. Para adicionar uma nova regra de preço (</w:t>
+      </w:r>
+      <w:proofErr w:type="spellStart"/>
+      <w:r>
+        <w:t>ex</w:t>
+      </w:r>
+      <w:proofErr w:type="spellEnd"/>
+      <w:r>
+        <w:t xml:space="preserve">: </w:t>
+      </w:r>
+      <w:proofErr w:type="spellStart"/>
+      <w:r>
+        <w:t>DescontoBlackFriday</w:t>
+      </w:r>
+      <w:proofErr w:type="spellEnd"/>
+      <w:r>
+        <w:t xml:space="preserve">, </w:t>
+      </w:r>
+      <w:proofErr w:type="spellStart"/>
+      <w:r>
+        <w:t>DescontoFidelidade</w:t>
+      </w:r>
+      <w:proofErr w:type="spellEnd"/>
+      <w:r>
+        <w:t xml:space="preserve">), basta </w:t>
+      </w:r>
+      <w:proofErr w:type="gramStart"/>
+      <w:r>
+        <w:t>criar uma nova</w:t>
+      </w:r>
+      <w:proofErr w:type="gramEnd"/>
+      <w:r>
+        <w:t xml:space="preserve"> classe que implementa a interface - zero alterações no código existente.</w:t>
+      </w:r>
+    </w:p>
+    <w:p>
+      <w:pPr>
+        <w:spacing w:after="120" w:line="276" w:lineRule="auto"/>
+        <w:jc w:val="both"/>
+      </w:pPr>
+      <w:r>
+        <w:rPr>
+          <w:b/>
+          <w:bCs/>
+        </w:rPr>
+        <w:t>Exemplo Concreto:</w:t>
+      </w:r>
+    </w:p>
+    <w:p>
+      <w:pPr>
+        <w:spacing w:after="60"/>
+      </w:pPr>
+      <w:r>
+        <w:rPr>
+          <w:rFonts w:ascii="Courier New" w:eastAsia="Courier New" w:hAnsi="Courier New" w:cs="Courier New"/>
+          <w:sz w:val="20"/>
+          <w:szCs w:val="20"/>
+        </w:rPr>
+        <w:t>// Código existente NÃO modificado</w:t>
+      </w:r>
+    </w:p>
+    <w:p>
+      <w:pPr>
+        <w:spacing w:after="60"/>
+      </w:pPr>
+      <w:proofErr w:type="spellStart"/>
+      <w:r>
+        <w:rPr>
+          <w:rFonts w:ascii="Courier New" w:eastAsia="Courier New" w:hAnsi="Courier New" w:cs="Courier New"/>
+          <w:sz w:val="20"/>
+          <w:szCs w:val="20"/>
+        </w:rPr>
+        <w:t>public</w:t>
+      </w:r>
+      <w:proofErr w:type="spellEnd"/>
+      <w:r>
+        <w:rPr>
+          <w:rFonts w:ascii="Courier New" w:eastAsia="Courier New" w:hAnsi="Courier New" w:cs="Courier New"/>
+          <w:sz w:val="20"/>
+          <w:szCs w:val="20"/>
+        </w:rPr>
+        <w:t xml:space="preserve"> </w:t>
+      </w:r>
+      <w:proofErr w:type="spellStart"/>
+      <w:r>
+        <w:rPr>
+          <w:rFonts w:ascii="Courier New" w:eastAsia="Courier New" w:hAnsi="Courier New" w:cs="Courier New"/>
+          <w:sz w:val="20"/>
+          <w:szCs w:val="20"/>
+        </w:rPr>
+        <w:t>class</w:t>
+      </w:r>
+      <w:proofErr w:type="spellEnd"/>
+      <w:r>
+        <w:rPr>
+          <w:rFonts w:ascii="Courier New" w:eastAsia="Courier New" w:hAnsi="Courier New" w:cs="Courier New"/>
+          <w:sz w:val="20"/>
+          <w:szCs w:val="20"/>
+        </w:rPr>
+        <w:t xml:space="preserve"> </w:t>
+      </w:r>
+      <w:proofErr w:type="spellStart"/>
+      <w:r>
+        <w:rPr>
+          <w:rFonts w:ascii="Courier New" w:eastAsia="Courier New" w:hAnsi="Courier New" w:cs="Courier New"/>
+          <w:sz w:val="20"/>
+          <w:szCs w:val="20"/>
+        </w:rPr>
+        <w:t>ServicoPrecos</w:t>
+      </w:r>
+      <w:proofErr w:type="spellEnd"/>
+      <w:r>
+        <w:rPr>
+          <w:rFonts w:ascii="Courier New" w:eastAsia="Courier New" w:hAnsi="Courier New" w:cs="Courier New"/>
+          <w:sz w:val="20"/>
+          <w:szCs w:val="20"/>
+        </w:rPr>
+        <w:t xml:space="preserve"> {</w:t>
+      </w:r>
+    </w:p>
+    <w:p>
+      <w:pPr>
+        <w:spacing w:after="60"/>
+      </w:pPr>
+      <w:r>
+        <w:rPr>
+          <w:rFonts w:ascii="Courier New" w:eastAsia="Courier New" w:hAnsi="Courier New" w:cs="Courier New"/>
+          <w:sz w:val="20"/>
+          <w:szCs w:val="20"/>
+        </w:rPr>
+        <w:t xml:space="preserve">    </w:t>
+      </w:r>
+      <w:proofErr w:type="spellStart"/>
+      <w:r>
+        <w:rPr>
+          <w:rFonts w:ascii="Courier New" w:eastAsia="Courier New" w:hAnsi="Courier New" w:cs="Courier New"/>
+          <w:sz w:val="20"/>
+          <w:szCs w:val="20"/>
+        </w:rPr>
+        <w:t>public</w:t>
+      </w:r>
+      <w:proofErr w:type="spellEnd"/>
+      <w:r>
+        <w:rPr>
+          <w:rFonts w:ascii="Courier New" w:eastAsia="Courier New" w:hAnsi="Courier New" w:cs="Courier New"/>
+          <w:sz w:val="20"/>
+          <w:szCs w:val="20"/>
+        </w:rPr>
+        <w:t xml:space="preserve"> </w:t>
+      </w:r>
+      <w:proofErr w:type="spellStart"/>
+      <w:r>
+        <w:rPr>
+          <w:rFonts w:ascii="Courier New" w:eastAsia="Courier New" w:hAnsi="Courier New" w:cs="Courier New"/>
+          <w:sz w:val="20"/>
+          <w:szCs w:val="20"/>
+        </w:rPr>
+        <w:t>double</w:t>
+      </w:r>
+      <w:proofErr w:type="spellEnd"/>
+      <w:r>
+        <w:rPr>
+          <w:rFonts w:ascii="Courier New" w:eastAsia="Courier New" w:hAnsi="Courier New" w:cs="Courier New"/>
+          <w:sz w:val="20"/>
+          <w:szCs w:val="20"/>
+        </w:rPr>
+        <w:t xml:space="preserve"> </w:t>
+      </w:r>
+      <w:proofErr w:type="gramStart"/>
+      <w:r>
+        <w:rPr>
+          <w:rFonts w:ascii="Courier New" w:eastAsia="Courier New" w:hAnsi="Courier New" w:cs="Courier New"/>
+          <w:sz w:val="20"/>
+          <w:szCs w:val="20"/>
+        </w:rPr>
+        <w:t>calcular(</w:t>
+      </w:r>
+      <w:proofErr w:type="gramEnd"/>
+      <w:r>
+        <w:rPr>
+          <w:rFonts w:ascii="Courier New" w:eastAsia="Courier New" w:hAnsi="Courier New" w:cs="Courier New"/>
+          <w:sz w:val="20"/>
+          <w:szCs w:val="20"/>
+        </w:rPr>
+        <w:t xml:space="preserve">Quarto q, </w:t>
+      </w:r>
+      <w:proofErr w:type="spellStart"/>
+      <w:r>
+        <w:rPr>
+          <w:rFonts w:ascii="Courier New" w:eastAsia="Courier New" w:hAnsi="Courier New" w:cs="Courier New"/>
+          <w:sz w:val="20"/>
+          <w:szCs w:val="20"/>
+        </w:rPr>
+        <w:t>EstrategiaPreco</w:t>
+      </w:r>
+      <w:proofErr w:type="spellEnd"/>
+      <w:r>
+        <w:rPr>
+          <w:rFonts w:ascii="Courier New" w:eastAsia="Courier New" w:hAnsi="Courier New" w:cs="Courier New"/>
+          <w:sz w:val="20"/>
+          <w:szCs w:val="20"/>
+        </w:rPr>
+        <w:t xml:space="preserve"> </w:t>
+      </w:r>
+      <w:proofErr w:type="spellStart"/>
+      <w:r>
+        <w:rPr>
+          <w:rFonts w:ascii="Courier New" w:eastAsia="Courier New" w:hAnsi="Courier New" w:cs="Courier New"/>
+          <w:sz w:val="20"/>
+          <w:szCs w:val="20"/>
+        </w:rPr>
+        <w:t>estrategia</w:t>
+      </w:r>
+      <w:proofErr w:type="spellEnd"/>
+      <w:r>
+        <w:rPr>
+          <w:rFonts w:ascii="Courier New" w:eastAsia="Courier New" w:hAnsi="Courier New" w:cs="Courier New"/>
+          <w:sz w:val="20"/>
+          <w:szCs w:val="20"/>
+        </w:rPr>
+        <w:t>) {</w:t>
+      </w:r>
+    </w:p>
+    <w:p>
+      <w:pPr>
+        <w:spacing w:after="60"/>
+      </w:pPr>
+      <w:r>
+        <w:rPr>
+          <w:rFonts w:ascii="Courier New" w:eastAsia="Courier New" w:hAnsi="Courier New" w:cs="Courier New"/>
+          <w:sz w:val="20"/>
+          <w:szCs w:val="20"/>
+        </w:rPr>
+        <w:t xml:space="preserve">        </w:t>
+      </w:r>
+      <w:proofErr w:type="spellStart"/>
+      <w:r>
+        <w:rPr>
+          <w:rFonts w:ascii="Courier New" w:eastAsia="Courier New" w:hAnsi="Courier New" w:cs="Courier New"/>
+          <w:sz w:val="20"/>
+          <w:szCs w:val="20"/>
+        </w:rPr>
+        <w:t>return</w:t>
+      </w:r>
+      <w:proofErr w:type="spellEnd"/>
+      <w:r>
+        <w:rPr>
+          <w:rFonts w:ascii="Courier New" w:eastAsia="Courier New" w:hAnsi="Courier New" w:cs="Courier New"/>
+          <w:sz w:val="20"/>
+          <w:szCs w:val="20"/>
+        </w:rPr>
+        <w:t xml:space="preserve"> </w:t>
+      </w:r>
+      <w:proofErr w:type="spellStart"/>
+      <w:proofErr w:type="gramStart"/>
+      <w:r>
+        <w:rPr>
+          <w:rFonts w:ascii="Courier New" w:eastAsia="Courier New" w:hAnsi="Courier New" w:cs="Courier New"/>
+          <w:sz w:val="20"/>
+          <w:szCs w:val="20"/>
+        </w:rPr>
+        <w:t>estrategia.calcular</w:t>
+      </w:r>
+      <w:proofErr w:type="spellEnd"/>
+      <w:proofErr w:type="gramEnd"/>
+      <w:r>
+        <w:rPr>
+          <w:rFonts w:ascii="Courier New" w:eastAsia="Courier New" w:hAnsi="Courier New" w:cs="Courier New"/>
+          <w:sz w:val="20"/>
+          <w:szCs w:val="20"/>
+        </w:rPr>
+        <w:t>(</w:t>
+      </w:r>
+      <w:proofErr w:type="spellStart"/>
+      <w:proofErr w:type="gramStart"/>
+      <w:r>
+        <w:rPr>
+          <w:rFonts w:ascii="Courier New" w:eastAsia="Courier New" w:hAnsi="Courier New" w:cs="Courier New"/>
+          <w:sz w:val="20"/>
+          <w:szCs w:val="20"/>
+        </w:rPr>
+        <w:t>q.getPrecoBase</w:t>
+      </w:r>
+      <w:proofErr w:type="spellEnd"/>
+      <w:proofErr w:type="gramEnd"/>
+      <w:r>
+        <w:rPr>
+          <w:rFonts w:ascii="Courier New" w:eastAsia="Courier New" w:hAnsi="Courier New" w:cs="Courier New"/>
+          <w:sz w:val="20"/>
+          <w:szCs w:val="20"/>
+        </w:rPr>
+        <w:t>());</w:t>
+      </w:r>
+    </w:p>
+    <w:p>
+      <w:pPr>
+        <w:spacing w:after="60"/>
+      </w:pPr>
+      <w:r>
+        <w:rPr>
+          <w:rFonts w:ascii="Courier New" w:eastAsia="Courier New" w:hAnsi="Courier New" w:cs="Courier New"/>
+          <w:sz w:val="20"/>
+          <w:szCs w:val="20"/>
+        </w:rPr>
+        <w:t xml:space="preserve">    }</w:t>
+      </w:r>
+    </w:p>
+    <w:p>
+      <w:pPr>
+        <w:spacing w:after="60"/>
+      </w:pPr>
+      <w:r>
+        <w:rPr>
+          <w:rFonts w:ascii="Courier New" w:eastAsia="Courier New" w:hAnsi="Courier New" w:cs="Courier New"/>
+          <w:sz w:val="20"/>
+          <w:szCs w:val="20"/>
+        </w:rPr>
+        <w:t>}</w:t>
+      </w:r>
+    </w:p>
+    <w:p>
+      <w:pPr>
+        <w:spacing w:after="60"/>
+      </w:pPr>
+    </w:p>
+    <w:p>
+      <w:pPr>
+        <w:spacing w:after="60"/>
+      </w:pPr>
+      <w:r>
+        <w:rPr>
+          <w:rFonts w:ascii="Courier New" w:eastAsia="Courier New" w:hAnsi="Courier New" w:cs="Courier New"/>
+          <w:sz w:val="20"/>
+          <w:szCs w:val="20"/>
+        </w:rPr>
+        <w:t>// Nova funcionalidade por EXTENSÃO</w:t>
+      </w:r>
+    </w:p>
+    <w:p>
+      <w:pPr>
+        <w:spacing w:after="60"/>
+      </w:pPr>
+      <w:proofErr w:type="spellStart"/>
+      <w:r>
+        <w:rPr>
+          <w:rFonts w:ascii="Courier New" w:eastAsia="Courier New" w:hAnsi="Courier New" w:cs="Courier New"/>
+          <w:sz w:val="20"/>
+          <w:szCs w:val="20"/>
+        </w:rPr>
+        <w:t>public</w:t>
+      </w:r>
+      <w:proofErr w:type="spellEnd"/>
+      <w:r>
+        <w:rPr>
+          <w:rFonts w:ascii="Courier New" w:eastAsia="Courier New" w:hAnsi="Courier New" w:cs="Courier New"/>
+          <w:sz w:val="20"/>
+          <w:szCs w:val="20"/>
+        </w:rPr>
+        <w:t xml:space="preserve"> </w:t>
+      </w:r>
+      <w:proofErr w:type="spellStart"/>
+      <w:r>
+        <w:rPr>
+          <w:rFonts w:ascii="Courier New" w:eastAsia="Courier New" w:hAnsi="Courier New" w:cs="Courier New"/>
+          <w:sz w:val="20"/>
+          <w:szCs w:val="20"/>
+        </w:rPr>
+        <w:t>class</w:t>
+      </w:r>
+      <w:proofErr w:type="spellEnd"/>
+      <w:r>
+        <w:rPr>
+          <w:rFonts w:ascii="Courier New" w:eastAsia="Courier New" w:hAnsi="Courier New" w:cs="Courier New"/>
+          <w:sz w:val="20"/>
+          <w:szCs w:val="20"/>
+        </w:rPr>
+        <w:t xml:space="preserve"> </w:t>
+      </w:r>
+      <w:proofErr w:type="spellStart"/>
+      <w:r>
+        <w:rPr>
+          <w:rFonts w:ascii="Courier New" w:eastAsia="Courier New" w:hAnsi="Courier New" w:cs="Courier New"/>
+          <w:sz w:val="20"/>
+          <w:szCs w:val="20"/>
+        </w:rPr>
+        <w:t>EstrategiaBlackFriday</w:t>
+      </w:r>
+      <w:proofErr w:type="spellEnd"/>
+      <w:r>
+        <w:rPr>
+          <w:rFonts w:ascii="Courier New" w:eastAsia="Courier New" w:hAnsi="Courier New" w:cs="Courier New"/>
+          <w:sz w:val="20"/>
+          <w:szCs w:val="20"/>
+        </w:rPr>
+        <w:t xml:space="preserve"> </w:t>
+      </w:r>
+      <w:proofErr w:type="spellStart"/>
+      <w:r>
+        <w:rPr>
+          <w:rFonts w:ascii="Courier New" w:eastAsia="Courier New" w:hAnsi="Courier New" w:cs="Courier New"/>
+          <w:sz w:val="20"/>
+          <w:szCs w:val="20"/>
+        </w:rPr>
+        <w:t>implements</w:t>
+      </w:r>
+      <w:proofErr w:type="spellEnd"/>
+      <w:r>
+        <w:rPr>
+          <w:rFonts w:ascii="Courier New" w:eastAsia="Courier New" w:hAnsi="Courier New" w:cs="Courier New"/>
+          <w:sz w:val="20"/>
+          <w:szCs w:val="20"/>
+        </w:rPr>
+        <w:t xml:space="preserve"> </w:t>
+      </w:r>
+      <w:proofErr w:type="spellStart"/>
+      <w:r>
+        <w:rPr>
+          <w:rFonts w:ascii="Courier New" w:eastAsia="Courier New" w:hAnsi="Courier New" w:cs="Courier New"/>
+          <w:sz w:val="20"/>
+          <w:szCs w:val="20"/>
+        </w:rPr>
+        <w:t>EstrategiaPreco</w:t>
+      </w:r>
+      <w:proofErr w:type="spellEnd"/>
+      <w:r>
+        <w:rPr>
+          <w:rFonts w:ascii="Courier New" w:eastAsia="Courier New" w:hAnsi="Courier New" w:cs="Courier New"/>
+          <w:sz w:val="20"/>
+          <w:szCs w:val="20"/>
+        </w:rPr>
+        <w:t xml:space="preserve"> {</w:t>
+      </w:r>
+    </w:p>
+    <w:p>
+      <w:pPr>
+        <w:spacing w:after="60"/>
+      </w:pPr>
+      <w:r>
+        <w:rPr>
+          <w:rFonts w:ascii="Courier New" w:eastAsia="Courier New" w:hAnsi="Courier New" w:cs="Courier New"/>
+          <w:sz w:val="20"/>
+          <w:szCs w:val="20"/>
+        </w:rPr>
+        <w:t xml:space="preserve">    </w:t>
+      </w:r>
+      <w:proofErr w:type="spellStart"/>
+      <w:r>
+        <w:rPr>
+          <w:rFonts w:ascii="Courier New" w:eastAsia="Courier New" w:hAnsi="Courier New" w:cs="Courier New"/>
+          <w:sz w:val="20"/>
+          <w:szCs w:val="20"/>
+        </w:rPr>
+        <w:t>public</w:t>
+      </w:r>
+      <w:proofErr w:type="spellEnd"/>
+      <w:r>
+        <w:rPr>
+          <w:rFonts w:ascii="Courier New" w:eastAsia="Courier New" w:hAnsi="Courier New" w:cs="Courier New"/>
+          <w:sz w:val="20"/>
+          <w:szCs w:val="20"/>
+        </w:rPr>
+        <w:t xml:space="preserve"> </w:t>
+      </w:r>
+      <w:proofErr w:type="spellStart"/>
+      <w:r>
+        <w:rPr>
+          <w:rFonts w:ascii="Courier New" w:eastAsia="Courier New" w:hAnsi="Courier New" w:cs="Courier New"/>
+          <w:sz w:val="20"/>
+          <w:szCs w:val="20"/>
+        </w:rPr>
+        <w:t>double</w:t>
+      </w:r>
+      <w:proofErr w:type="spellEnd"/>
+      <w:r>
+        <w:rPr>
+          <w:rFonts w:ascii="Courier New" w:eastAsia="Courier New" w:hAnsi="Courier New" w:cs="Courier New"/>
+          <w:sz w:val="20"/>
+          <w:szCs w:val="20"/>
+        </w:rPr>
+        <w:t xml:space="preserve"> </w:t>
+      </w:r>
+      <w:proofErr w:type="gramStart"/>
+      <w:r>
+        <w:rPr>
+          <w:rFonts w:ascii="Courier New" w:eastAsia="Courier New" w:hAnsi="Courier New" w:cs="Courier New"/>
+          <w:sz w:val="20"/>
+          <w:szCs w:val="20"/>
+        </w:rPr>
+        <w:t>calcular(</w:t>
+      </w:r>
+      <w:proofErr w:type="spellStart"/>
+      <w:proofErr w:type="gramEnd"/>
+      <w:r>
+        <w:rPr>
+          <w:rFonts w:ascii="Courier New" w:eastAsia="Courier New" w:hAnsi="Courier New" w:cs="Courier New"/>
+          <w:sz w:val="20"/>
+          <w:szCs w:val="20"/>
+        </w:rPr>
+        <w:t>double</w:t>
+      </w:r>
+      <w:proofErr w:type="spellEnd"/>
+      <w:r>
+        <w:rPr>
+          <w:rFonts w:ascii="Courier New" w:eastAsia="Courier New" w:hAnsi="Courier New" w:cs="Courier New"/>
+          <w:sz w:val="20"/>
+          <w:szCs w:val="20"/>
+        </w:rPr>
+        <w:t xml:space="preserve"> </w:t>
+      </w:r>
+      <w:proofErr w:type="spellStart"/>
+      <w:r>
+        <w:rPr>
+          <w:rFonts w:ascii="Courier New" w:eastAsia="Courier New" w:hAnsi="Courier New" w:cs="Courier New"/>
+          <w:sz w:val="20"/>
+          <w:szCs w:val="20"/>
+        </w:rPr>
+        <w:t>precoBase</w:t>
+      </w:r>
+      <w:proofErr w:type="spellEnd"/>
+      <w:r>
+        <w:rPr>
+          <w:rFonts w:ascii="Courier New" w:eastAsia="Courier New" w:hAnsi="Courier New" w:cs="Courier New"/>
+          <w:sz w:val="20"/>
+          <w:szCs w:val="20"/>
+        </w:rPr>
+        <w:t>) {</w:t>
+      </w:r>
+    </w:p>
+    <w:p>
+      <w:pPr>
+        <w:spacing w:after="60"/>
+      </w:pPr>
+      <w:r>
+        <w:rPr>
+          <w:rFonts w:ascii="Courier New" w:eastAsia="Courier New" w:hAnsi="Courier New" w:cs="Courier New"/>
+          <w:sz w:val="20"/>
+          <w:szCs w:val="20"/>
+        </w:rPr>
+        <w:t xml:space="preserve">        </w:t>
+      </w:r>
+      <w:proofErr w:type="spellStart"/>
+      <w:r>
+        <w:rPr>
+          <w:rFonts w:ascii="Courier New" w:eastAsia="Courier New" w:hAnsi="Courier New" w:cs="Courier New"/>
+          <w:sz w:val="20"/>
+          <w:szCs w:val="20"/>
+        </w:rPr>
+        <w:t>return</w:t>
+      </w:r>
+      <w:proofErr w:type="spellEnd"/>
+      <w:r>
+        <w:rPr>
+          <w:rFonts w:ascii="Courier New" w:eastAsia="Courier New" w:hAnsi="Courier New" w:cs="Courier New"/>
+          <w:sz w:val="20"/>
+          <w:szCs w:val="20"/>
+        </w:rPr>
+        <w:t xml:space="preserve"> </w:t>
+      </w:r>
+      <w:proofErr w:type="spellStart"/>
+      <w:r>
+        <w:rPr>
+          <w:rFonts w:ascii="Courier New" w:eastAsia="Courier New" w:hAnsi="Courier New" w:cs="Courier New"/>
+          <w:sz w:val="20"/>
+          <w:szCs w:val="20"/>
+        </w:rPr>
+        <w:t>precoBase</w:t>
+      </w:r>
+      <w:proofErr w:type="spellEnd"/>
+      <w:r>
+        <w:rPr>
+          <w:rFonts w:ascii="Courier New" w:eastAsia="Courier New" w:hAnsi="Courier New" w:cs="Courier New"/>
+          <w:sz w:val="20"/>
+          <w:szCs w:val="20"/>
+        </w:rPr>
+        <w:t xml:space="preserve"> * 0.7; // 30% desconto</w:t>
+      </w:r>
+    </w:p>
+    <w:p>
+      <w:pPr>
+        <w:spacing w:after="60"/>
+      </w:pPr>
+      <w:r>
+        <w:rPr>
+          <w:rFonts w:ascii="Courier New" w:eastAsia="Courier New" w:hAnsi="Courier New" w:cs="Courier New"/>
+          <w:sz w:val="20"/>
+          <w:szCs w:val="20"/>
+        </w:rPr>
+        <w:t xml:space="preserve">    }</w:t>
+      </w:r>
+    </w:p>
+    <w:p>
+      <w:pPr>
+        <w:spacing w:after="60"/>
+      </w:pPr>
+      <w:r>
+        <w:rPr>
+          <w:rFonts w:ascii="Courier New" w:eastAsia="Courier New" w:hAnsi="Courier New" w:cs="Courier New"/>
+          <w:sz w:val="20"/>
+          <w:szCs w:val="20"/>
+        </w:rPr>
+        <w:t>}</w:t>
+      </w:r>
+    </w:p>
+    <w:p>
+      <w:pPr>
+        <w:pStyle w:val="Ttulo2"/>
+      </w:pPr>
+      <w:r>
+        <w:t xml:space="preserve">3.3. L - </w:t>
+      </w:r>
+      <w:proofErr w:type="spellStart"/>
+      <w:r>
+        <w:t>Liskov</w:t>
+      </w:r>
+      <w:proofErr w:type="spellEnd"/>
+      <w:r>
+        <w:t xml:space="preserve"> </w:t>
+      </w:r>
+      <w:proofErr w:type="spellStart"/>
+      <w:r>
+        <w:t>Substitution</w:t>
+      </w:r>
+      <w:proofErr w:type="spellEnd"/>
+      <w:r>
+        <w:t xml:space="preserve"> </w:t>
+      </w:r>
+      <w:proofErr w:type="spellStart"/>
+      <w:r>
+        <w:t>Principle</w:t>
+      </w:r>
+      <w:proofErr w:type="spellEnd"/>
+      <w:r>
+        <w:t xml:space="preserve"> (LSP)</w:t>
+      </w:r>
+    </w:p>
+    <w:p>
+      <w:pPr>
+        <w:spacing w:after="120" w:line="276" w:lineRule="auto"/>
+        <w:jc w:val="both"/>
+      </w:pPr>
+      <w:r>
+        <w:rPr>
+          <w:i/>
+          <w:iCs/>
+        </w:rPr>
+        <w:t>Princípio: Objetos de uma superclasse devem poder ser substituídos por objetos das suas subclasses sem afetar a correção do programa.</w:t>
+      </w:r>
+    </w:p>
+    <w:p>
+      <w:pPr>
+        <w:spacing w:after="120" w:line="276" w:lineRule="auto"/>
+        <w:jc w:val="both"/>
+      </w:pPr>
+      <w:r>
+        <w:rPr>
+          <w:b/>
+          <w:bCs/>
+        </w:rPr>
+        <w:t>Aplicação no SGH:</w:t>
+      </w:r>
+    </w:p>
+    <w:p>
+      <w:pPr>
+        <w:spacing w:after="120" w:line="276" w:lineRule="auto"/>
+        <w:jc w:val="both"/>
+      </w:pPr>
+      <w:r>
+        <w:t xml:space="preserve">Todas as implementações de </w:t>
+      </w:r>
+      <w:proofErr w:type="spellStart"/>
+      <w:r>
+        <w:t>EstrategiaPreco</w:t>
+      </w:r>
+      <w:proofErr w:type="spellEnd"/>
+      <w:r>
+        <w:t xml:space="preserve"> podem ser utilizadas de forma intercambiável. O </w:t>
+      </w:r>
+      <w:proofErr w:type="spellStart"/>
+      <w:r>
+        <w:t>ServicoPrecos</w:t>
+      </w:r>
+      <w:proofErr w:type="spellEnd"/>
+      <w:r>
+        <w:t xml:space="preserve"> não precisa de conhecer qual a implementação concreta - aceita qualquer objeto que implemente a interface. O comportamento é consistente independentemente da implementação.</w:t>
+      </w:r>
+    </w:p>
+    <w:p>
+      <w:pPr>
+        <w:rPr>
+          <w:b/>
+          <w:bCs/>
+        </w:rPr>
+      </w:pPr>
+    </w:p>
+    <w:p>
+      <w:pPr>
+        <w:rPr>
+          <w:b/>
+          <w:bCs/>
+        </w:rPr>
+      </w:pPr>
+      <w:r>
+        <w:rPr>
+          <w:b/>
+          <w:bCs/>
+        </w:rPr>
+        <w:br w:type="page"/>
+      </w:r>
+    </w:p>
+    <w:p>
+      <w:pPr>
+        <w:spacing w:after="120" w:line="276" w:lineRule="auto"/>
+        <w:jc w:val="both"/>
+      </w:pPr>
+      <w:r>
+        <w:rPr>
+          <w:b/>
+          <w:bCs/>
+        </w:rPr>
+        <w:lastRenderedPageBreak/>
+        <w:t>Exemplo Concreto:</w:t>
+      </w:r>
+    </w:p>
+    <w:p>
+      <w:pPr>
+        <w:spacing w:after="60"/>
+      </w:pPr>
+      <w:r>
+        <w:rPr>
+          <w:rFonts w:ascii="Courier New" w:eastAsia="Courier New" w:hAnsi="Courier New" w:cs="Courier New"/>
+          <w:sz w:val="20"/>
+          <w:szCs w:val="20"/>
+        </w:rPr>
+        <w:t xml:space="preserve">// Funciona com QUALQUER implementação de </w:t>
+      </w:r>
+      <w:proofErr w:type="spellStart"/>
+      <w:r>
+        <w:rPr>
+          <w:rFonts w:ascii="Courier New" w:eastAsia="Courier New" w:hAnsi="Courier New" w:cs="Courier New"/>
+          <w:sz w:val="20"/>
+          <w:szCs w:val="20"/>
+        </w:rPr>
+        <w:t>EstrategiaPreco</w:t>
+      </w:r>
+      <w:proofErr w:type="spellEnd"/>
+    </w:p>
+    <w:p>
+      <w:pPr>
+        <w:spacing w:after="60"/>
+      </w:pPr>
+      <w:proofErr w:type="spellStart"/>
+      <w:r>
+        <w:rPr>
+          <w:rFonts w:ascii="Courier New" w:eastAsia="Courier New" w:hAnsi="Courier New" w:cs="Courier New"/>
+          <w:sz w:val="20"/>
+          <w:szCs w:val="20"/>
+        </w:rPr>
+        <w:t>EstrategiaPreco</w:t>
+      </w:r>
+      <w:proofErr w:type="spellEnd"/>
+      <w:r>
+        <w:rPr>
+          <w:rFonts w:ascii="Courier New" w:eastAsia="Courier New" w:hAnsi="Courier New" w:cs="Courier New"/>
+          <w:sz w:val="20"/>
+          <w:szCs w:val="20"/>
+        </w:rPr>
+        <w:t xml:space="preserve"> estrategia1 = </w:t>
+      </w:r>
+      <w:proofErr w:type="spellStart"/>
+      <w:r>
+        <w:rPr>
+          <w:rFonts w:ascii="Courier New" w:eastAsia="Courier New" w:hAnsi="Courier New" w:cs="Courier New"/>
+          <w:sz w:val="20"/>
+          <w:szCs w:val="20"/>
+        </w:rPr>
+        <w:t>new</w:t>
+      </w:r>
+      <w:proofErr w:type="spellEnd"/>
+      <w:r>
+        <w:rPr>
+          <w:rFonts w:ascii="Courier New" w:eastAsia="Courier New" w:hAnsi="Courier New" w:cs="Courier New"/>
+          <w:sz w:val="20"/>
+          <w:szCs w:val="20"/>
+        </w:rPr>
+        <w:t xml:space="preserve"> </w:t>
+      </w:r>
+      <w:proofErr w:type="spellStart"/>
+      <w:proofErr w:type="gramStart"/>
+      <w:r>
+        <w:rPr>
+          <w:rFonts w:ascii="Courier New" w:eastAsia="Courier New" w:hAnsi="Courier New" w:cs="Courier New"/>
+          <w:sz w:val="20"/>
+          <w:szCs w:val="20"/>
+        </w:rPr>
+        <w:t>EstrategiaPrecoNormal</w:t>
+      </w:r>
+      <w:proofErr w:type="spellEnd"/>
+      <w:r>
+        <w:rPr>
+          <w:rFonts w:ascii="Courier New" w:eastAsia="Courier New" w:hAnsi="Courier New" w:cs="Courier New"/>
+          <w:sz w:val="20"/>
+          <w:szCs w:val="20"/>
+        </w:rPr>
+        <w:t>(</w:t>
+      </w:r>
+      <w:proofErr w:type="gramEnd"/>
+      <w:r>
+        <w:rPr>
+          <w:rFonts w:ascii="Courier New" w:eastAsia="Courier New" w:hAnsi="Courier New" w:cs="Courier New"/>
+          <w:sz w:val="20"/>
+          <w:szCs w:val="20"/>
+        </w:rPr>
+        <w:t>);</w:t>
+      </w:r>
+    </w:p>
+    <w:p>
+      <w:pPr>
+        <w:spacing w:after="60"/>
+      </w:pPr>
+      <w:proofErr w:type="spellStart"/>
+      <w:r>
+        <w:rPr>
+          <w:rFonts w:ascii="Courier New" w:eastAsia="Courier New" w:hAnsi="Courier New" w:cs="Courier New"/>
+          <w:sz w:val="20"/>
+          <w:szCs w:val="20"/>
+        </w:rPr>
+        <w:t>EstrategiaPreco</w:t>
+      </w:r>
+      <w:proofErr w:type="spellEnd"/>
+      <w:r>
+        <w:rPr>
+          <w:rFonts w:ascii="Courier New" w:eastAsia="Courier New" w:hAnsi="Courier New" w:cs="Courier New"/>
+          <w:sz w:val="20"/>
+          <w:szCs w:val="20"/>
+        </w:rPr>
+        <w:t xml:space="preserve"> estrategia2 = </w:t>
+      </w:r>
+      <w:proofErr w:type="spellStart"/>
+      <w:r>
+        <w:rPr>
+          <w:rFonts w:ascii="Courier New" w:eastAsia="Courier New" w:hAnsi="Courier New" w:cs="Courier New"/>
+          <w:sz w:val="20"/>
+          <w:szCs w:val="20"/>
+        </w:rPr>
+        <w:t>new</w:t>
+      </w:r>
+      <w:proofErr w:type="spellEnd"/>
+      <w:r>
+        <w:rPr>
+          <w:rFonts w:ascii="Courier New" w:eastAsia="Courier New" w:hAnsi="Courier New" w:cs="Courier New"/>
+          <w:sz w:val="20"/>
+          <w:szCs w:val="20"/>
+        </w:rPr>
+        <w:t xml:space="preserve"> </w:t>
+      </w:r>
+      <w:proofErr w:type="spellStart"/>
+      <w:proofErr w:type="gramStart"/>
+      <w:r>
+        <w:rPr>
+          <w:rFonts w:ascii="Courier New" w:eastAsia="Courier New" w:hAnsi="Courier New" w:cs="Courier New"/>
+          <w:sz w:val="20"/>
+          <w:szCs w:val="20"/>
+        </w:rPr>
+        <w:t>EstrategiaPrecoSazonal</w:t>
+      </w:r>
+      <w:proofErr w:type="spellEnd"/>
+      <w:r>
+        <w:rPr>
+          <w:rFonts w:ascii="Courier New" w:eastAsia="Courier New" w:hAnsi="Courier New" w:cs="Courier New"/>
+          <w:sz w:val="20"/>
+          <w:szCs w:val="20"/>
+        </w:rPr>
+        <w:t>(</w:t>
+      </w:r>
+      <w:proofErr w:type="gramEnd"/>
+      <w:r>
+        <w:rPr>
+          <w:rFonts w:ascii="Courier New" w:eastAsia="Courier New" w:hAnsi="Courier New" w:cs="Courier New"/>
+          <w:sz w:val="20"/>
+          <w:szCs w:val="20"/>
+        </w:rPr>
+        <w:t>);</w:t>
+      </w:r>
+    </w:p>
+    <w:p>
+      <w:pPr>
+        <w:spacing w:after="60"/>
+      </w:pPr>
+      <w:proofErr w:type="spellStart"/>
+      <w:r>
+        <w:rPr>
+          <w:rFonts w:ascii="Courier New" w:eastAsia="Courier New" w:hAnsi="Courier New" w:cs="Courier New"/>
+          <w:sz w:val="20"/>
+          <w:szCs w:val="20"/>
+        </w:rPr>
+        <w:t>EstrategiaPreco</w:t>
+      </w:r>
+      <w:proofErr w:type="spellEnd"/>
+      <w:r>
+        <w:rPr>
+          <w:rFonts w:ascii="Courier New" w:eastAsia="Courier New" w:hAnsi="Courier New" w:cs="Courier New"/>
+          <w:sz w:val="20"/>
+          <w:szCs w:val="20"/>
+        </w:rPr>
+        <w:t xml:space="preserve"> estrategia3 = </w:t>
+      </w:r>
+      <w:proofErr w:type="spellStart"/>
+      <w:r>
+        <w:rPr>
+          <w:rFonts w:ascii="Courier New" w:eastAsia="Courier New" w:hAnsi="Courier New" w:cs="Courier New"/>
+          <w:sz w:val="20"/>
+          <w:szCs w:val="20"/>
+        </w:rPr>
+        <w:t>new</w:t>
+      </w:r>
+      <w:proofErr w:type="spellEnd"/>
+      <w:r>
+        <w:rPr>
+          <w:rFonts w:ascii="Courier New" w:eastAsia="Courier New" w:hAnsi="Courier New" w:cs="Courier New"/>
+          <w:sz w:val="20"/>
+          <w:szCs w:val="20"/>
+        </w:rPr>
+        <w:t xml:space="preserve"> </w:t>
+      </w:r>
+      <w:proofErr w:type="spellStart"/>
+      <w:proofErr w:type="gramStart"/>
+      <w:r>
+        <w:rPr>
+          <w:rFonts w:ascii="Courier New" w:eastAsia="Courier New" w:hAnsi="Courier New" w:cs="Courier New"/>
+          <w:sz w:val="20"/>
+          <w:szCs w:val="20"/>
+        </w:rPr>
+        <w:t>EstrategiaPrecoEmpresarial</w:t>
+      </w:r>
+      <w:proofErr w:type="spellEnd"/>
+      <w:r>
+        <w:rPr>
+          <w:rFonts w:ascii="Courier New" w:eastAsia="Courier New" w:hAnsi="Courier New" w:cs="Courier New"/>
+          <w:sz w:val="20"/>
+          <w:szCs w:val="20"/>
+        </w:rPr>
+        <w:t>(</w:t>
+      </w:r>
+      <w:proofErr w:type="gramEnd"/>
+      <w:r>
+        <w:rPr>
+          <w:rFonts w:ascii="Courier New" w:eastAsia="Courier New" w:hAnsi="Courier New" w:cs="Courier New"/>
+          <w:sz w:val="20"/>
+          <w:szCs w:val="20"/>
+        </w:rPr>
+        <w:t>);</w:t>
+      </w:r>
+    </w:p>
+    <w:p>
+      <w:pPr>
+        <w:spacing w:after="60"/>
+      </w:pPr>
+    </w:p>
+    <w:p>
+      <w:pPr>
+        <w:spacing w:after="60"/>
+      </w:pPr>
+      <w:r>
+        <w:rPr>
+          <w:rFonts w:ascii="Courier New" w:eastAsia="Courier New" w:hAnsi="Courier New" w:cs="Courier New"/>
+          <w:sz w:val="20"/>
+          <w:szCs w:val="20"/>
+        </w:rPr>
+        <w:t>// Mesmo método, comportamento polimórfico</w:t>
+      </w:r>
+    </w:p>
+    <w:p>
+      <w:pPr>
+        <w:spacing w:after="60"/>
+      </w:pPr>
+      <w:proofErr w:type="spellStart"/>
+      <w:r>
+        <w:rPr>
+          <w:rFonts w:ascii="Courier New" w:eastAsia="Courier New" w:hAnsi="Courier New" w:cs="Courier New"/>
+          <w:sz w:val="20"/>
+          <w:szCs w:val="20"/>
+        </w:rPr>
+        <w:t>double</w:t>
+      </w:r>
+      <w:proofErr w:type="spellEnd"/>
+      <w:r>
+        <w:rPr>
+          <w:rFonts w:ascii="Courier New" w:eastAsia="Courier New" w:hAnsi="Courier New" w:cs="Courier New"/>
+          <w:sz w:val="20"/>
+          <w:szCs w:val="20"/>
+        </w:rPr>
+        <w:t xml:space="preserve"> preco1 = </w:t>
+      </w:r>
+      <w:proofErr w:type="spellStart"/>
+      <w:r>
+        <w:rPr>
+          <w:rFonts w:ascii="Courier New" w:eastAsia="Courier New" w:hAnsi="Courier New" w:cs="Courier New"/>
+          <w:sz w:val="20"/>
+          <w:szCs w:val="20"/>
+        </w:rPr>
+        <w:t>servicoPrecos.calcular</w:t>
+      </w:r>
+      <w:proofErr w:type="spellEnd"/>
+      <w:r>
+        <w:rPr>
+          <w:rFonts w:ascii="Courier New" w:eastAsia="Courier New" w:hAnsi="Courier New" w:cs="Courier New"/>
+          <w:sz w:val="20"/>
+          <w:szCs w:val="20"/>
+        </w:rPr>
+        <w:t>(quarto, estrategia1);</w:t>
+      </w:r>
+    </w:p>
+    <w:p>
+      <w:pPr>
+        <w:spacing w:after="60"/>
+      </w:pPr>
+      <w:proofErr w:type="spellStart"/>
+      <w:r>
+        <w:rPr>
+          <w:rFonts w:ascii="Courier New" w:eastAsia="Courier New" w:hAnsi="Courier New" w:cs="Courier New"/>
+          <w:sz w:val="20"/>
+          <w:szCs w:val="20"/>
+        </w:rPr>
+        <w:t>double</w:t>
+      </w:r>
+      <w:proofErr w:type="spellEnd"/>
+      <w:r>
+        <w:rPr>
+          <w:rFonts w:ascii="Courier New" w:eastAsia="Courier New" w:hAnsi="Courier New" w:cs="Courier New"/>
+          <w:sz w:val="20"/>
+          <w:szCs w:val="20"/>
+        </w:rPr>
+        <w:t xml:space="preserve"> preco2 = </w:t>
+      </w:r>
+      <w:proofErr w:type="spellStart"/>
+      <w:r>
+        <w:rPr>
+          <w:rFonts w:ascii="Courier New" w:eastAsia="Courier New" w:hAnsi="Courier New" w:cs="Courier New"/>
+          <w:sz w:val="20"/>
+          <w:szCs w:val="20"/>
+        </w:rPr>
+        <w:t>servicoPrecos.calcular</w:t>
+      </w:r>
+      <w:proofErr w:type="spellEnd"/>
+      <w:r>
+        <w:rPr>
+          <w:rFonts w:ascii="Courier New" w:eastAsia="Courier New" w:hAnsi="Courier New" w:cs="Courier New"/>
+          <w:sz w:val="20"/>
+          <w:szCs w:val="20"/>
+        </w:rPr>
+        <w:t>(quarto, estrategia2);</w:t>
+      </w:r>
+    </w:p>
+    <w:p>
+      <w:pPr>
+        <w:spacing w:after="60"/>
+      </w:pPr>
+      <w:proofErr w:type="spellStart"/>
+      <w:r>
+        <w:rPr>
+          <w:rFonts w:ascii="Courier New" w:eastAsia="Courier New" w:hAnsi="Courier New" w:cs="Courier New"/>
+          <w:sz w:val="20"/>
+          <w:szCs w:val="20"/>
+        </w:rPr>
+        <w:t>double</w:t>
+      </w:r>
+      <w:proofErr w:type="spellEnd"/>
+      <w:r>
+        <w:rPr>
+          <w:rFonts w:ascii="Courier New" w:eastAsia="Courier New" w:hAnsi="Courier New" w:cs="Courier New"/>
+          <w:sz w:val="20"/>
+          <w:szCs w:val="20"/>
+        </w:rPr>
+        <w:t xml:space="preserve"> preco3 = </w:t>
+      </w:r>
+      <w:proofErr w:type="spellStart"/>
+      <w:r>
+        <w:rPr>
+          <w:rFonts w:ascii="Courier New" w:eastAsia="Courier New" w:hAnsi="Courier New" w:cs="Courier New"/>
+          <w:sz w:val="20"/>
+          <w:szCs w:val="20"/>
+        </w:rPr>
+        <w:t>servicoPrecos.calcular</w:t>
+      </w:r>
+      <w:proofErr w:type="spellEnd"/>
+      <w:r>
+        <w:rPr>
+          <w:rFonts w:ascii="Courier New" w:eastAsia="Courier New" w:hAnsi="Courier New" w:cs="Courier New"/>
+          <w:sz w:val="20"/>
+          <w:szCs w:val="20"/>
+        </w:rPr>
+        <w:t>(quarto, estrategia3);</w:t>
+      </w:r>
+    </w:p>
+    <w:p>
+      <w:pPr>
+        <w:pStyle w:val="Ttulo2"/>
+      </w:pPr>
+      <w:r>
+        <w:t xml:space="preserve">3.4. I - Interface </w:t>
+      </w:r>
+      <w:proofErr w:type="spellStart"/>
+      <w:r>
+        <w:t>Segregation</w:t>
+      </w:r>
+      <w:proofErr w:type="spellEnd"/>
+      <w:r>
+        <w:t xml:space="preserve"> </w:t>
+      </w:r>
+      <w:proofErr w:type="spellStart"/>
+      <w:r>
+        <w:t>Principle</w:t>
+      </w:r>
+      <w:proofErr w:type="spellEnd"/>
+      <w:r>
+        <w:t xml:space="preserve"> (ISP)</w:t>
+      </w:r>
+    </w:p>
+    <w:p>
+      <w:pPr>
+        <w:spacing w:after="120" w:line="276" w:lineRule="auto"/>
+        <w:jc w:val="both"/>
+      </w:pPr>
+      <w:r>
+        <w:rPr>
+          <w:i/>
+          <w:iCs/>
+        </w:rPr>
+        <w:t>Princípio: Clientes não devem ser forçados a depender de interfaces que não utilizam.</w:t>
+      </w:r>
+    </w:p>
+    <w:p>
+      <w:pPr>
+        <w:spacing w:after="120" w:line="276" w:lineRule="auto"/>
+        <w:jc w:val="both"/>
+      </w:pPr>
+      <w:r>
+        <w:rPr>
+          <w:b/>
+          <w:bCs/>
+        </w:rPr>
+        <w:t>Aplicação no SGH:</w:t>
+      </w:r>
+    </w:p>
+    <w:p>
+      <w:pPr>
+        <w:spacing w:after="120" w:line="276" w:lineRule="auto"/>
+        <w:jc w:val="both"/>
+      </w:pPr>
+      <w:r>
+        <w:t xml:space="preserve">Criámos interfaces específicas para cada contexto. A interface </w:t>
+      </w:r>
+      <w:proofErr w:type="spellStart"/>
+      <w:r>
+        <w:t>ObservadorReserva</w:t>
+      </w:r>
+      <w:proofErr w:type="spellEnd"/>
+      <w:r>
+        <w:t xml:space="preserve"> define apenas métodos relacionados com eventos de reserva. A interface </w:t>
+      </w:r>
+      <w:proofErr w:type="spellStart"/>
+      <w:r>
+        <w:t>ObservadorQuarto</w:t>
+      </w:r>
+      <w:proofErr w:type="spellEnd"/>
+      <w:r>
+        <w:t xml:space="preserve"> define apenas métodos para eventos de quartos. Assim, o </w:t>
+      </w:r>
+      <w:proofErr w:type="spellStart"/>
+      <w:r>
+        <w:t>ServicoLimpeza</w:t>
+      </w:r>
+      <w:proofErr w:type="spellEnd"/>
+      <w:r>
+        <w:t xml:space="preserve"> implementa apenas </w:t>
+      </w:r>
+      <w:proofErr w:type="spellStart"/>
+      <w:r>
+        <w:t>ObservadorQuarto</w:t>
+      </w:r>
+      <w:proofErr w:type="spellEnd"/>
+      <w:r>
+        <w:t>, não sendo forçado a implementar métodos de reservas que não utiliza.</w:t>
+      </w:r>
+    </w:p>
+    <w:p>
+      <w:pPr>
+        <w:spacing w:after="120" w:line="276" w:lineRule="auto"/>
+        <w:jc w:val="both"/>
+      </w:pPr>
+      <w:r>
+        <w:rPr>
+          <w:b/>
+          <w:bCs/>
+        </w:rPr>
+        <w:t>Exemplo Concreto:</w:t>
+      </w:r>
+    </w:p>
+    <w:p>
+      <w:pPr>
+        <w:spacing w:after="60"/>
+      </w:pPr>
+      <w:r>
+        <w:rPr>
+          <w:rFonts w:ascii="Courier New" w:eastAsia="Courier New" w:hAnsi="Courier New" w:cs="Courier New"/>
+          <w:sz w:val="20"/>
+          <w:szCs w:val="20"/>
+        </w:rPr>
+        <w:t>// Interface segregada para reservas</w:t>
+      </w:r>
+    </w:p>
+    <w:p>
+      <w:pPr>
+        <w:spacing w:after="60"/>
+      </w:pPr>
+      <w:proofErr w:type="spellStart"/>
+      <w:r>
+        <w:rPr>
+          <w:rFonts w:ascii="Courier New" w:eastAsia="Courier New" w:hAnsi="Courier New" w:cs="Courier New"/>
+          <w:sz w:val="20"/>
+          <w:szCs w:val="20"/>
+        </w:rPr>
+        <w:t>public</w:t>
+      </w:r>
+      <w:proofErr w:type="spellEnd"/>
+      <w:r>
+        <w:rPr>
+          <w:rFonts w:ascii="Courier New" w:eastAsia="Courier New" w:hAnsi="Courier New" w:cs="Courier New"/>
+          <w:sz w:val="20"/>
+          <w:szCs w:val="20"/>
+        </w:rPr>
+        <w:t xml:space="preserve"> interface </w:t>
+      </w:r>
+      <w:proofErr w:type="spellStart"/>
+      <w:r>
+        <w:rPr>
+          <w:rFonts w:ascii="Courier New" w:eastAsia="Courier New" w:hAnsi="Courier New" w:cs="Courier New"/>
+          <w:sz w:val="20"/>
+          <w:szCs w:val="20"/>
+        </w:rPr>
+        <w:t>ObservadorReserva</w:t>
+      </w:r>
+      <w:proofErr w:type="spellEnd"/>
+      <w:r>
+        <w:rPr>
+          <w:rFonts w:ascii="Courier New" w:eastAsia="Courier New" w:hAnsi="Courier New" w:cs="Courier New"/>
+          <w:sz w:val="20"/>
+          <w:szCs w:val="20"/>
+        </w:rPr>
+        <w:t xml:space="preserve"> {</w:t>
+      </w:r>
+    </w:p>
+    <w:p>
+      <w:pPr>
+        <w:spacing w:after="60"/>
+      </w:pPr>
+      <w:r>
+        <w:rPr>
+          <w:rFonts w:ascii="Courier New" w:eastAsia="Courier New" w:hAnsi="Courier New" w:cs="Courier New"/>
+          <w:sz w:val="20"/>
+          <w:szCs w:val="20"/>
+        </w:rPr>
+        <w:t xml:space="preserve">    </w:t>
+      </w:r>
+      <w:proofErr w:type="spellStart"/>
+      <w:r>
+        <w:rPr>
+          <w:rFonts w:ascii="Courier New" w:eastAsia="Courier New" w:hAnsi="Courier New" w:cs="Courier New"/>
+          <w:sz w:val="20"/>
+          <w:szCs w:val="20"/>
+        </w:rPr>
+        <w:t>void</w:t>
+      </w:r>
+      <w:proofErr w:type="spellEnd"/>
+      <w:r>
+        <w:rPr>
+          <w:rFonts w:ascii="Courier New" w:eastAsia="Courier New" w:hAnsi="Courier New" w:cs="Courier New"/>
+          <w:sz w:val="20"/>
+          <w:szCs w:val="20"/>
+        </w:rPr>
+        <w:t xml:space="preserve"> </w:t>
+      </w:r>
+      <w:proofErr w:type="spellStart"/>
+      <w:proofErr w:type="gramStart"/>
+      <w:r>
+        <w:rPr>
+          <w:rFonts w:ascii="Courier New" w:eastAsia="Courier New" w:hAnsi="Courier New" w:cs="Courier New"/>
+          <w:sz w:val="20"/>
+          <w:szCs w:val="20"/>
+        </w:rPr>
+        <w:t>aoReservaCriada</w:t>
+      </w:r>
+      <w:proofErr w:type="spellEnd"/>
+      <w:r>
+        <w:rPr>
+          <w:rFonts w:ascii="Courier New" w:eastAsia="Courier New" w:hAnsi="Courier New" w:cs="Courier New"/>
+          <w:sz w:val="20"/>
+          <w:szCs w:val="20"/>
+        </w:rPr>
+        <w:t>(</w:t>
+      </w:r>
+      <w:proofErr w:type="gramEnd"/>
+      <w:r>
+        <w:rPr>
+          <w:rFonts w:ascii="Courier New" w:eastAsia="Courier New" w:hAnsi="Courier New" w:cs="Courier New"/>
+          <w:sz w:val="20"/>
+          <w:szCs w:val="20"/>
+        </w:rPr>
+        <w:t>Reserva r);</w:t>
+      </w:r>
+    </w:p>
+    <w:p>
+      <w:pPr>
+        <w:spacing w:after="60"/>
+      </w:pPr>
+      <w:r>
+        <w:rPr>
+          <w:rFonts w:ascii="Courier New" w:eastAsia="Courier New" w:hAnsi="Courier New" w:cs="Courier New"/>
+          <w:sz w:val="20"/>
+          <w:szCs w:val="20"/>
+        </w:rPr>
+        <w:t xml:space="preserve">    </w:t>
+      </w:r>
+      <w:proofErr w:type="spellStart"/>
+      <w:r>
+        <w:rPr>
+          <w:rFonts w:ascii="Courier New" w:eastAsia="Courier New" w:hAnsi="Courier New" w:cs="Courier New"/>
+          <w:sz w:val="20"/>
+          <w:szCs w:val="20"/>
+        </w:rPr>
+        <w:t>void</w:t>
+      </w:r>
+      <w:proofErr w:type="spellEnd"/>
+      <w:r>
+        <w:rPr>
+          <w:rFonts w:ascii="Courier New" w:eastAsia="Courier New" w:hAnsi="Courier New" w:cs="Courier New"/>
+          <w:sz w:val="20"/>
+          <w:szCs w:val="20"/>
+        </w:rPr>
+        <w:t xml:space="preserve"> </w:t>
+      </w:r>
+      <w:proofErr w:type="spellStart"/>
+      <w:proofErr w:type="gramStart"/>
+      <w:r>
+        <w:rPr>
+          <w:rFonts w:ascii="Courier New" w:eastAsia="Courier New" w:hAnsi="Courier New" w:cs="Courier New"/>
+          <w:sz w:val="20"/>
+          <w:szCs w:val="20"/>
+        </w:rPr>
+        <w:t>aoReservaCancelada</w:t>
+      </w:r>
+      <w:proofErr w:type="spellEnd"/>
+      <w:r>
+        <w:rPr>
+          <w:rFonts w:ascii="Courier New" w:eastAsia="Courier New" w:hAnsi="Courier New" w:cs="Courier New"/>
+          <w:sz w:val="20"/>
+          <w:szCs w:val="20"/>
+        </w:rPr>
+        <w:t>(</w:t>
+      </w:r>
+      <w:proofErr w:type="gramEnd"/>
+      <w:r>
+        <w:rPr>
+          <w:rFonts w:ascii="Courier New" w:eastAsia="Courier New" w:hAnsi="Courier New" w:cs="Courier New"/>
+          <w:sz w:val="20"/>
+          <w:szCs w:val="20"/>
+        </w:rPr>
+        <w:t>Reserva r);</w:t>
+      </w:r>
+    </w:p>
+    <w:p>
+      <w:pPr>
+        <w:spacing w:after="60"/>
+      </w:pPr>
+      <w:r>
+        <w:rPr>
+          <w:rFonts w:ascii="Courier New" w:eastAsia="Courier New" w:hAnsi="Courier New" w:cs="Courier New"/>
+          <w:sz w:val="20"/>
+          <w:szCs w:val="20"/>
+        </w:rPr>
+        <w:t>}</w:t>
+      </w:r>
+    </w:p>
+    <w:p>
+      <w:pPr>
+        <w:spacing w:after="60"/>
+      </w:pPr>
+    </w:p>
+    <w:p>
+      <w:pPr>
+        <w:spacing w:after="60"/>
+      </w:pPr>
+      <w:r>
+        <w:rPr>
+          <w:rFonts w:ascii="Courier New" w:eastAsia="Courier New" w:hAnsi="Courier New" w:cs="Courier New"/>
+          <w:sz w:val="20"/>
+          <w:szCs w:val="20"/>
+        </w:rPr>
+        <w:t>// Interface segregada para quartos</w:t>
+      </w:r>
+    </w:p>
+    <w:p>
+      <w:pPr>
+        <w:spacing w:after="60"/>
+      </w:pPr>
+      <w:proofErr w:type="spellStart"/>
+      <w:r>
+        <w:rPr>
+          <w:rFonts w:ascii="Courier New" w:eastAsia="Courier New" w:hAnsi="Courier New" w:cs="Courier New"/>
+          <w:sz w:val="20"/>
+          <w:szCs w:val="20"/>
+        </w:rPr>
+        <w:t>public</w:t>
+      </w:r>
+      <w:proofErr w:type="spellEnd"/>
+      <w:r>
+        <w:rPr>
+          <w:rFonts w:ascii="Courier New" w:eastAsia="Courier New" w:hAnsi="Courier New" w:cs="Courier New"/>
+          <w:sz w:val="20"/>
+          <w:szCs w:val="20"/>
+        </w:rPr>
+        <w:t xml:space="preserve"> interface </w:t>
+      </w:r>
+      <w:proofErr w:type="spellStart"/>
+      <w:r>
+        <w:rPr>
+          <w:rFonts w:ascii="Courier New" w:eastAsia="Courier New" w:hAnsi="Courier New" w:cs="Courier New"/>
+          <w:sz w:val="20"/>
+          <w:szCs w:val="20"/>
+        </w:rPr>
+        <w:t>ObservadorQuarto</w:t>
+      </w:r>
+      <w:proofErr w:type="spellEnd"/>
+      <w:r>
+        <w:rPr>
+          <w:rFonts w:ascii="Courier New" w:eastAsia="Courier New" w:hAnsi="Courier New" w:cs="Courier New"/>
+          <w:sz w:val="20"/>
+          <w:szCs w:val="20"/>
+        </w:rPr>
+        <w:t xml:space="preserve"> {</w:t>
+      </w:r>
+    </w:p>
+    <w:p>
+      <w:pPr>
+        <w:spacing w:after="60"/>
+      </w:pPr>
+      <w:r>
+        <w:rPr>
+          <w:rFonts w:ascii="Courier New" w:eastAsia="Courier New" w:hAnsi="Courier New" w:cs="Courier New"/>
+          <w:sz w:val="20"/>
+          <w:szCs w:val="20"/>
+        </w:rPr>
+        <w:t xml:space="preserve">    </w:t>
+      </w:r>
+      <w:proofErr w:type="spellStart"/>
+      <w:r>
+        <w:rPr>
+          <w:rFonts w:ascii="Courier New" w:eastAsia="Courier New" w:hAnsi="Courier New" w:cs="Courier New"/>
+          <w:sz w:val="20"/>
+          <w:szCs w:val="20"/>
+        </w:rPr>
+        <w:t>void</w:t>
+      </w:r>
+      <w:proofErr w:type="spellEnd"/>
+      <w:r>
+        <w:rPr>
+          <w:rFonts w:ascii="Courier New" w:eastAsia="Courier New" w:hAnsi="Courier New" w:cs="Courier New"/>
+          <w:sz w:val="20"/>
+          <w:szCs w:val="20"/>
+        </w:rPr>
+        <w:t xml:space="preserve"> </w:t>
+      </w:r>
+      <w:proofErr w:type="spellStart"/>
+      <w:proofErr w:type="gramStart"/>
+      <w:r>
+        <w:rPr>
+          <w:rFonts w:ascii="Courier New" w:eastAsia="Courier New" w:hAnsi="Courier New" w:cs="Courier New"/>
+          <w:sz w:val="20"/>
+          <w:szCs w:val="20"/>
+        </w:rPr>
+        <w:t>aoEstadoAlterado</w:t>
+      </w:r>
+      <w:proofErr w:type="spellEnd"/>
+      <w:r>
+        <w:rPr>
+          <w:rFonts w:ascii="Courier New" w:eastAsia="Courier New" w:hAnsi="Courier New" w:cs="Courier New"/>
+          <w:sz w:val="20"/>
+          <w:szCs w:val="20"/>
+        </w:rPr>
+        <w:t>(</w:t>
+      </w:r>
+      <w:proofErr w:type="gramEnd"/>
+      <w:r>
+        <w:rPr>
+          <w:rFonts w:ascii="Courier New" w:eastAsia="Courier New" w:hAnsi="Courier New" w:cs="Courier New"/>
+          <w:sz w:val="20"/>
+          <w:szCs w:val="20"/>
+        </w:rPr>
+        <w:t xml:space="preserve">Quarto q, </w:t>
+      </w:r>
+      <w:proofErr w:type="spellStart"/>
+      <w:r>
+        <w:rPr>
+          <w:rFonts w:ascii="Courier New" w:eastAsia="Courier New" w:hAnsi="Courier New" w:cs="Courier New"/>
+          <w:sz w:val="20"/>
+          <w:szCs w:val="20"/>
+        </w:rPr>
+        <w:t>EstadoQuarto</w:t>
+      </w:r>
+      <w:proofErr w:type="spellEnd"/>
+      <w:r>
+        <w:rPr>
+          <w:rFonts w:ascii="Courier New" w:eastAsia="Courier New" w:hAnsi="Courier New" w:cs="Courier New"/>
+          <w:sz w:val="20"/>
+          <w:szCs w:val="20"/>
+        </w:rPr>
+        <w:t xml:space="preserve"> </w:t>
+      </w:r>
+      <w:proofErr w:type="spellStart"/>
+      <w:r>
+        <w:rPr>
+          <w:rFonts w:ascii="Courier New" w:eastAsia="Courier New" w:hAnsi="Courier New" w:cs="Courier New"/>
+          <w:sz w:val="20"/>
+          <w:szCs w:val="20"/>
+        </w:rPr>
+        <w:t>novoEstado</w:t>
+      </w:r>
+      <w:proofErr w:type="spellEnd"/>
+      <w:r>
+        <w:rPr>
+          <w:rFonts w:ascii="Courier New" w:eastAsia="Courier New" w:hAnsi="Courier New" w:cs="Courier New"/>
+          <w:sz w:val="20"/>
+          <w:szCs w:val="20"/>
+        </w:rPr>
+        <w:t>);</w:t>
+      </w:r>
+    </w:p>
+    <w:p>
+      <w:pPr>
+        <w:spacing w:after="60"/>
+      </w:pPr>
+      <w:r>
+        <w:rPr>
+          <w:rFonts w:ascii="Courier New" w:eastAsia="Courier New" w:hAnsi="Courier New" w:cs="Courier New"/>
+          <w:sz w:val="20"/>
+          <w:szCs w:val="20"/>
+        </w:rPr>
+        <w:t>}</w:t>
+      </w:r>
+    </w:p>
+    <w:p>
+      <w:pPr>
+        <w:spacing w:after="60"/>
+      </w:pPr>
+    </w:p>
+    <w:p>
+      <w:pPr>
+        <w:spacing w:after="60"/>
+      </w:pPr>
+      <w:r>
+        <w:rPr>
+          <w:rFonts w:ascii="Courier New" w:eastAsia="Courier New" w:hAnsi="Courier New" w:cs="Courier New"/>
+          <w:sz w:val="20"/>
+          <w:szCs w:val="20"/>
+        </w:rPr>
+        <w:t xml:space="preserve">// </w:t>
+      </w:r>
+      <w:proofErr w:type="spellStart"/>
+      <w:r>
+        <w:rPr>
+          <w:rFonts w:ascii="Courier New" w:eastAsia="Courier New" w:hAnsi="Courier New" w:cs="Courier New"/>
+          <w:sz w:val="20"/>
+          <w:szCs w:val="20"/>
+        </w:rPr>
+        <w:t>ServicoLimpeza</w:t>
+      </w:r>
+      <w:proofErr w:type="spellEnd"/>
+      <w:r>
+        <w:rPr>
+          <w:rFonts w:ascii="Courier New" w:eastAsia="Courier New" w:hAnsi="Courier New" w:cs="Courier New"/>
+          <w:sz w:val="20"/>
+          <w:szCs w:val="20"/>
+        </w:rPr>
+        <w:t xml:space="preserve"> só implementa o que precisa</w:t>
+      </w:r>
+    </w:p>
+    <w:p>
+      <w:pPr>
+        <w:spacing w:after="60"/>
+      </w:pPr>
+      <w:proofErr w:type="spellStart"/>
+      <w:r>
+        <w:rPr>
+          <w:rFonts w:ascii="Courier New" w:eastAsia="Courier New" w:hAnsi="Courier New" w:cs="Courier New"/>
+          <w:sz w:val="20"/>
+          <w:szCs w:val="20"/>
+        </w:rPr>
+        <w:t>public</w:t>
+      </w:r>
+      <w:proofErr w:type="spellEnd"/>
+      <w:r>
+        <w:rPr>
+          <w:rFonts w:ascii="Courier New" w:eastAsia="Courier New" w:hAnsi="Courier New" w:cs="Courier New"/>
+          <w:sz w:val="20"/>
+          <w:szCs w:val="20"/>
+        </w:rPr>
+        <w:t xml:space="preserve"> </w:t>
+      </w:r>
+      <w:proofErr w:type="spellStart"/>
+      <w:r>
+        <w:rPr>
+          <w:rFonts w:ascii="Courier New" w:eastAsia="Courier New" w:hAnsi="Courier New" w:cs="Courier New"/>
+          <w:sz w:val="20"/>
+          <w:szCs w:val="20"/>
+        </w:rPr>
+        <w:t>class</w:t>
+      </w:r>
+      <w:proofErr w:type="spellEnd"/>
+      <w:r>
+        <w:rPr>
+          <w:rFonts w:ascii="Courier New" w:eastAsia="Courier New" w:hAnsi="Courier New" w:cs="Courier New"/>
+          <w:sz w:val="20"/>
+          <w:szCs w:val="20"/>
+        </w:rPr>
+        <w:t xml:space="preserve"> </w:t>
+      </w:r>
+      <w:proofErr w:type="spellStart"/>
+      <w:r>
+        <w:rPr>
+          <w:rFonts w:ascii="Courier New" w:eastAsia="Courier New" w:hAnsi="Courier New" w:cs="Courier New"/>
+          <w:sz w:val="20"/>
+          <w:szCs w:val="20"/>
+        </w:rPr>
+        <w:t>ServicoLimpeza</w:t>
+      </w:r>
+      <w:proofErr w:type="spellEnd"/>
+      <w:r>
+        <w:rPr>
+          <w:rFonts w:ascii="Courier New" w:eastAsia="Courier New" w:hAnsi="Courier New" w:cs="Courier New"/>
+          <w:sz w:val="20"/>
+          <w:szCs w:val="20"/>
+        </w:rPr>
+        <w:t xml:space="preserve"> </w:t>
+      </w:r>
+      <w:proofErr w:type="spellStart"/>
+      <w:r>
+        <w:rPr>
+          <w:rFonts w:ascii="Courier New" w:eastAsia="Courier New" w:hAnsi="Courier New" w:cs="Courier New"/>
+          <w:sz w:val="20"/>
+          <w:szCs w:val="20"/>
+        </w:rPr>
+        <w:t>implements</w:t>
+      </w:r>
+      <w:proofErr w:type="spellEnd"/>
+      <w:r>
+        <w:rPr>
+          <w:rFonts w:ascii="Courier New" w:eastAsia="Courier New" w:hAnsi="Courier New" w:cs="Courier New"/>
+          <w:sz w:val="20"/>
+          <w:szCs w:val="20"/>
+        </w:rPr>
+        <w:t xml:space="preserve"> </w:t>
+      </w:r>
+      <w:proofErr w:type="spellStart"/>
+      <w:r>
+        <w:rPr>
+          <w:rFonts w:ascii="Courier New" w:eastAsia="Courier New" w:hAnsi="Courier New" w:cs="Courier New"/>
+          <w:sz w:val="20"/>
+          <w:szCs w:val="20"/>
+        </w:rPr>
+        <w:t>ObservadorQuarto</w:t>
+      </w:r>
+      <w:proofErr w:type="spellEnd"/>
+      <w:r>
+        <w:rPr>
+          <w:rFonts w:ascii="Courier New" w:eastAsia="Courier New" w:hAnsi="Courier New" w:cs="Courier New"/>
+          <w:sz w:val="20"/>
+          <w:szCs w:val="20"/>
+        </w:rPr>
+        <w:t xml:space="preserve"> {</w:t>
+      </w:r>
+    </w:p>
+    <w:p>
+      <w:pPr>
+        <w:spacing w:after="60"/>
+      </w:pPr>
+      <w:r>
+        <w:rPr>
+          <w:rFonts w:ascii="Courier New" w:eastAsia="Courier New" w:hAnsi="Courier New" w:cs="Courier New"/>
+          <w:sz w:val="20"/>
+          <w:szCs w:val="20"/>
+        </w:rPr>
+        <w:t xml:space="preserve">    // Não é forçado a implementar métodos de reservas</w:t>
       </w:r>
     </w:p>
     <w:p>
@@ -7062,1766 +8753,6 @@
           <w:szCs w:val="28"/>
         </w:rPr>
       </w:pPr>
-      <w:r>
-        <w:br w:type="page"/>
-      </w:r>
-    </w:p>
-    <w:p>
-      <w:pPr>
-        <w:pStyle w:val="Ttulo2"/>
-      </w:pPr>
-      <w:r>
-        <w:lastRenderedPageBreak/>
-        <w:t>3.2. O - Open-</w:t>
-      </w:r>
-      <w:proofErr w:type="spellStart"/>
-      <w:r>
-        <w:t>Closed</w:t>
-      </w:r>
-      <w:proofErr w:type="spellEnd"/>
-      <w:r>
-        <w:t xml:space="preserve"> </w:t>
-      </w:r>
-      <w:proofErr w:type="spellStart"/>
-      <w:r>
-        <w:t>Principle</w:t>
-      </w:r>
-      <w:proofErr w:type="spellEnd"/>
-      <w:r>
-        <w:t xml:space="preserve"> (OCP)</w:t>
-      </w:r>
-    </w:p>
-    <w:p>
-      <w:pPr>
-        <w:spacing w:after="120" w:line="276" w:lineRule="auto"/>
-        <w:jc w:val="both"/>
-      </w:pPr>
-      <w:r>
-        <w:rPr>
-          <w:i/>
-          <w:iCs/>
-        </w:rPr>
-        <w:t>Princípio: Entidades de software devem estar abertas para extensão, mas fechadas para modificação.</w:t>
-      </w:r>
-    </w:p>
-    <w:p>
-      <w:pPr>
-        <w:spacing w:after="120" w:line="276" w:lineRule="auto"/>
-        <w:jc w:val="both"/>
-      </w:pPr>
-      <w:r>
-        <w:rPr>
-          <w:b/>
-          <w:bCs/>
-        </w:rPr>
-        <w:t>Aplicação no SGH:</w:t>
-      </w:r>
-    </w:p>
-    <w:p>
-      <w:pPr>
-        <w:spacing w:after="120" w:line="276" w:lineRule="auto"/>
-        <w:jc w:val="both"/>
-      </w:pPr>
-      <w:r>
-        <w:t xml:space="preserve">O sistema de preços demonstra perfeitamente este princípio. O </w:t>
-      </w:r>
-      <w:proofErr w:type="spellStart"/>
-      <w:r>
-        <w:t>ServicoPrecos</w:t>
-      </w:r>
-      <w:proofErr w:type="spellEnd"/>
-      <w:r>
-        <w:t xml:space="preserve"> trabalha com a interface </w:t>
-      </w:r>
-      <w:proofErr w:type="spellStart"/>
-      <w:r>
-        <w:t>EstrategiaPreco</w:t>
-      </w:r>
-      <w:proofErr w:type="spellEnd"/>
-      <w:r>
-        <w:t>, não com implementações concretas. Para adicionar uma nova regra de preço (</w:t>
-      </w:r>
-      <w:proofErr w:type="spellStart"/>
-      <w:r>
-        <w:t>ex</w:t>
-      </w:r>
-      <w:proofErr w:type="spellEnd"/>
-      <w:r>
-        <w:t xml:space="preserve">: </w:t>
-      </w:r>
-      <w:proofErr w:type="spellStart"/>
-      <w:r>
-        <w:t>DescontoBlackFriday</w:t>
-      </w:r>
-      <w:proofErr w:type="spellEnd"/>
-      <w:r>
-        <w:t xml:space="preserve">, </w:t>
-      </w:r>
-      <w:proofErr w:type="spellStart"/>
-      <w:r>
-        <w:t>DescontoFidelidade</w:t>
-      </w:r>
-      <w:proofErr w:type="spellEnd"/>
-      <w:r>
-        <w:t xml:space="preserve">), basta </w:t>
-      </w:r>
-      <w:proofErr w:type="gramStart"/>
-      <w:r>
-        <w:t>criar uma nova</w:t>
-      </w:r>
-      <w:proofErr w:type="gramEnd"/>
-      <w:r>
-        <w:t xml:space="preserve"> classe que implementa a interface - zero alterações no código existente.</w:t>
-      </w:r>
-    </w:p>
-    <w:p>
-      <w:pPr>
-        <w:spacing w:after="120" w:line="276" w:lineRule="auto"/>
-        <w:jc w:val="both"/>
-      </w:pPr>
-      <w:r>
-        <w:rPr>
-          <w:b/>
-          <w:bCs/>
-        </w:rPr>
-        <w:t>Exemplo Concreto:</w:t>
-      </w:r>
-    </w:p>
-    <w:p>
-      <w:pPr>
-        <w:spacing w:after="60"/>
-      </w:pPr>
-      <w:r>
-        <w:rPr>
-          <w:rFonts w:ascii="Courier New" w:eastAsia="Courier New" w:hAnsi="Courier New" w:cs="Courier New"/>
-          <w:sz w:val="20"/>
-          <w:szCs w:val="20"/>
-        </w:rPr>
-        <w:t>// Código existente NÃO modificado</w:t>
-      </w:r>
-    </w:p>
-    <w:p>
-      <w:pPr>
-        <w:spacing w:after="60"/>
-      </w:pPr>
-      <w:proofErr w:type="spellStart"/>
-      <w:r>
-        <w:rPr>
-          <w:rFonts w:ascii="Courier New" w:eastAsia="Courier New" w:hAnsi="Courier New" w:cs="Courier New"/>
-          <w:sz w:val="20"/>
-          <w:szCs w:val="20"/>
-        </w:rPr>
-        <w:t>public</w:t>
-      </w:r>
-      <w:proofErr w:type="spellEnd"/>
-      <w:r>
-        <w:rPr>
-          <w:rFonts w:ascii="Courier New" w:eastAsia="Courier New" w:hAnsi="Courier New" w:cs="Courier New"/>
-          <w:sz w:val="20"/>
-          <w:szCs w:val="20"/>
-        </w:rPr>
-        <w:t xml:space="preserve"> </w:t>
-      </w:r>
-      <w:proofErr w:type="spellStart"/>
-      <w:r>
-        <w:rPr>
-          <w:rFonts w:ascii="Courier New" w:eastAsia="Courier New" w:hAnsi="Courier New" w:cs="Courier New"/>
-          <w:sz w:val="20"/>
-          <w:szCs w:val="20"/>
-        </w:rPr>
-        <w:t>class</w:t>
-      </w:r>
-      <w:proofErr w:type="spellEnd"/>
-      <w:r>
-        <w:rPr>
-          <w:rFonts w:ascii="Courier New" w:eastAsia="Courier New" w:hAnsi="Courier New" w:cs="Courier New"/>
-          <w:sz w:val="20"/>
-          <w:szCs w:val="20"/>
-        </w:rPr>
-        <w:t xml:space="preserve"> </w:t>
-      </w:r>
-      <w:proofErr w:type="spellStart"/>
-      <w:r>
-        <w:rPr>
-          <w:rFonts w:ascii="Courier New" w:eastAsia="Courier New" w:hAnsi="Courier New" w:cs="Courier New"/>
-          <w:sz w:val="20"/>
-          <w:szCs w:val="20"/>
-        </w:rPr>
-        <w:t>ServicoPrecos</w:t>
-      </w:r>
-      <w:proofErr w:type="spellEnd"/>
-      <w:r>
-        <w:rPr>
-          <w:rFonts w:ascii="Courier New" w:eastAsia="Courier New" w:hAnsi="Courier New" w:cs="Courier New"/>
-          <w:sz w:val="20"/>
-          <w:szCs w:val="20"/>
-        </w:rPr>
-        <w:t xml:space="preserve"> {</w:t>
-      </w:r>
-    </w:p>
-    <w:p>
-      <w:pPr>
-        <w:spacing w:after="60"/>
-      </w:pPr>
-      <w:r>
-        <w:rPr>
-          <w:rFonts w:ascii="Courier New" w:eastAsia="Courier New" w:hAnsi="Courier New" w:cs="Courier New"/>
-          <w:sz w:val="20"/>
-          <w:szCs w:val="20"/>
-        </w:rPr>
-        <w:t xml:space="preserve">    </w:t>
-      </w:r>
-      <w:proofErr w:type="spellStart"/>
-      <w:r>
-        <w:rPr>
-          <w:rFonts w:ascii="Courier New" w:eastAsia="Courier New" w:hAnsi="Courier New" w:cs="Courier New"/>
-          <w:sz w:val="20"/>
-          <w:szCs w:val="20"/>
-        </w:rPr>
-        <w:t>public</w:t>
-      </w:r>
-      <w:proofErr w:type="spellEnd"/>
-      <w:r>
-        <w:rPr>
-          <w:rFonts w:ascii="Courier New" w:eastAsia="Courier New" w:hAnsi="Courier New" w:cs="Courier New"/>
-          <w:sz w:val="20"/>
-          <w:szCs w:val="20"/>
-        </w:rPr>
-        <w:t xml:space="preserve"> </w:t>
-      </w:r>
-      <w:proofErr w:type="spellStart"/>
-      <w:r>
-        <w:rPr>
-          <w:rFonts w:ascii="Courier New" w:eastAsia="Courier New" w:hAnsi="Courier New" w:cs="Courier New"/>
-          <w:sz w:val="20"/>
-          <w:szCs w:val="20"/>
-        </w:rPr>
-        <w:t>double</w:t>
-      </w:r>
-      <w:proofErr w:type="spellEnd"/>
-      <w:r>
-        <w:rPr>
-          <w:rFonts w:ascii="Courier New" w:eastAsia="Courier New" w:hAnsi="Courier New" w:cs="Courier New"/>
-          <w:sz w:val="20"/>
-          <w:szCs w:val="20"/>
-        </w:rPr>
-        <w:t xml:space="preserve"> </w:t>
-      </w:r>
-      <w:proofErr w:type="gramStart"/>
-      <w:r>
-        <w:rPr>
-          <w:rFonts w:ascii="Courier New" w:eastAsia="Courier New" w:hAnsi="Courier New" w:cs="Courier New"/>
-          <w:sz w:val="20"/>
-          <w:szCs w:val="20"/>
-        </w:rPr>
-        <w:t>calcular(</w:t>
-      </w:r>
-      <w:proofErr w:type="gramEnd"/>
-      <w:r>
-        <w:rPr>
-          <w:rFonts w:ascii="Courier New" w:eastAsia="Courier New" w:hAnsi="Courier New" w:cs="Courier New"/>
-          <w:sz w:val="20"/>
-          <w:szCs w:val="20"/>
-        </w:rPr>
-        <w:t xml:space="preserve">Quarto q, </w:t>
-      </w:r>
-      <w:proofErr w:type="spellStart"/>
-      <w:r>
-        <w:rPr>
-          <w:rFonts w:ascii="Courier New" w:eastAsia="Courier New" w:hAnsi="Courier New" w:cs="Courier New"/>
-          <w:sz w:val="20"/>
-          <w:szCs w:val="20"/>
-        </w:rPr>
-        <w:t>EstrategiaPreco</w:t>
-      </w:r>
-      <w:proofErr w:type="spellEnd"/>
-      <w:r>
-        <w:rPr>
-          <w:rFonts w:ascii="Courier New" w:eastAsia="Courier New" w:hAnsi="Courier New" w:cs="Courier New"/>
-          <w:sz w:val="20"/>
-          <w:szCs w:val="20"/>
-        </w:rPr>
-        <w:t xml:space="preserve"> </w:t>
-      </w:r>
-      <w:proofErr w:type="spellStart"/>
-      <w:r>
-        <w:rPr>
-          <w:rFonts w:ascii="Courier New" w:eastAsia="Courier New" w:hAnsi="Courier New" w:cs="Courier New"/>
-          <w:sz w:val="20"/>
-          <w:szCs w:val="20"/>
-        </w:rPr>
-        <w:t>estrategia</w:t>
-      </w:r>
-      <w:proofErr w:type="spellEnd"/>
-      <w:r>
-        <w:rPr>
-          <w:rFonts w:ascii="Courier New" w:eastAsia="Courier New" w:hAnsi="Courier New" w:cs="Courier New"/>
-          <w:sz w:val="20"/>
-          <w:szCs w:val="20"/>
-        </w:rPr>
-        <w:t>) {</w:t>
-      </w:r>
-    </w:p>
-    <w:p>
-      <w:pPr>
-        <w:spacing w:after="60"/>
-      </w:pPr>
-      <w:r>
-        <w:rPr>
-          <w:rFonts w:ascii="Courier New" w:eastAsia="Courier New" w:hAnsi="Courier New" w:cs="Courier New"/>
-          <w:sz w:val="20"/>
-          <w:szCs w:val="20"/>
-        </w:rPr>
-        <w:t xml:space="preserve">        </w:t>
-      </w:r>
-      <w:proofErr w:type="spellStart"/>
-      <w:r>
-        <w:rPr>
-          <w:rFonts w:ascii="Courier New" w:eastAsia="Courier New" w:hAnsi="Courier New" w:cs="Courier New"/>
-          <w:sz w:val="20"/>
-          <w:szCs w:val="20"/>
-        </w:rPr>
-        <w:t>return</w:t>
-      </w:r>
-      <w:proofErr w:type="spellEnd"/>
-      <w:r>
-        <w:rPr>
-          <w:rFonts w:ascii="Courier New" w:eastAsia="Courier New" w:hAnsi="Courier New" w:cs="Courier New"/>
-          <w:sz w:val="20"/>
-          <w:szCs w:val="20"/>
-        </w:rPr>
-        <w:t xml:space="preserve"> </w:t>
-      </w:r>
-      <w:proofErr w:type="spellStart"/>
-      <w:proofErr w:type="gramStart"/>
-      <w:r>
-        <w:rPr>
-          <w:rFonts w:ascii="Courier New" w:eastAsia="Courier New" w:hAnsi="Courier New" w:cs="Courier New"/>
-          <w:sz w:val="20"/>
-          <w:szCs w:val="20"/>
-        </w:rPr>
-        <w:t>estrategia.calcular</w:t>
-      </w:r>
-      <w:proofErr w:type="spellEnd"/>
-      <w:proofErr w:type="gramEnd"/>
-      <w:r>
-        <w:rPr>
-          <w:rFonts w:ascii="Courier New" w:eastAsia="Courier New" w:hAnsi="Courier New" w:cs="Courier New"/>
-          <w:sz w:val="20"/>
-          <w:szCs w:val="20"/>
-        </w:rPr>
-        <w:t>(</w:t>
-      </w:r>
-      <w:proofErr w:type="spellStart"/>
-      <w:proofErr w:type="gramStart"/>
-      <w:r>
-        <w:rPr>
-          <w:rFonts w:ascii="Courier New" w:eastAsia="Courier New" w:hAnsi="Courier New" w:cs="Courier New"/>
-          <w:sz w:val="20"/>
-          <w:szCs w:val="20"/>
-        </w:rPr>
-        <w:t>q.getPrecoBase</w:t>
-      </w:r>
-      <w:proofErr w:type="spellEnd"/>
-      <w:proofErr w:type="gramEnd"/>
-      <w:r>
-        <w:rPr>
-          <w:rFonts w:ascii="Courier New" w:eastAsia="Courier New" w:hAnsi="Courier New" w:cs="Courier New"/>
-          <w:sz w:val="20"/>
-          <w:szCs w:val="20"/>
-        </w:rPr>
-        <w:t>());</w:t>
-      </w:r>
-    </w:p>
-    <w:p>
-      <w:pPr>
-        <w:spacing w:after="60"/>
-      </w:pPr>
-      <w:r>
-        <w:rPr>
-          <w:rFonts w:ascii="Courier New" w:eastAsia="Courier New" w:hAnsi="Courier New" w:cs="Courier New"/>
-          <w:sz w:val="20"/>
-          <w:szCs w:val="20"/>
-        </w:rPr>
-        <w:t xml:space="preserve">    }</w:t>
-      </w:r>
-    </w:p>
-    <w:p>
-      <w:pPr>
-        <w:spacing w:after="60"/>
-      </w:pPr>
-      <w:r>
-        <w:rPr>
-          <w:rFonts w:ascii="Courier New" w:eastAsia="Courier New" w:hAnsi="Courier New" w:cs="Courier New"/>
-          <w:sz w:val="20"/>
-          <w:szCs w:val="20"/>
-        </w:rPr>
-        <w:t>}</w:t>
-      </w:r>
-    </w:p>
-    <w:p>
-      <w:pPr>
-        <w:spacing w:after="60"/>
-      </w:pPr>
-    </w:p>
-    <w:p>
-      <w:pPr>
-        <w:spacing w:after="60"/>
-      </w:pPr>
-      <w:r>
-        <w:rPr>
-          <w:rFonts w:ascii="Courier New" w:eastAsia="Courier New" w:hAnsi="Courier New" w:cs="Courier New"/>
-          <w:sz w:val="20"/>
-          <w:szCs w:val="20"/>
-        </w:rPr>
-        <w:t>// Nova funcionalidade por EXTENSÃO</w:t>
-      </w:r>
-    </w:p>
-    <w:p>
-      <w:pPr>
-        <w:spacing w:after="60"/>
-      </w:pPr>
-      <w:proofErr w:type="spellStart"/>
-      <w:r>
-        <w:rPr>
-          <w:rFonts w:ascii="Courier New" w:eastAsia="Courier New" w:hAnsi="Courier New" w:cs="Courier New"/>
-          <w:sz w:val="20"/>
-          <w:szCs w:val="20"/>
-        </w:rPr>
-        <w:t>public</w:t>
-      </w:r>
-      <w:proofErr w:type="spellEnd"/>
-      <w:r>
-        <w:rPr>
-          <w:rFonts w:ascii="Courier New" w:eastAsia="Courier New" w:hAnsi="Courier New" w:cs="Courier New"/>
-          <w:sz w:val="20"/>
-          <w:szCs w:val="20"/>
-        </w:rPr>
-        <w:t xml:space="preserve"> </w:t>
-      </w:r>
-      <w:proofErr w:type="spellStart"/>
-      <w:r>
-        <w:rPr>
-          <w:rFonts w:ascii="Courier New" w:eastAsia="Courier New" w:hAnsi="Courier New" w:cs="Courier New"/>
-          <w:sz w:val="20"/>
-          <w:szCs w:val="20"/>
-        </w:rPr>
-        <w:t>class</w:t>
-      </w:r>
-      <w:proofErr w:type="spellEnd"/>
-      <w:r>
-        <w:rPr>
-          <w:rFonts w:ascii="Courier New" w:eastAsia="Courier New" w:hAnsi="Courier New" w:cs="Courier New"/>
-          <w:sz w:val="20"/>
-          <w:szCs w:val="20"/>
-        </w:rPr>
-        <w:t xml:space="preserve"> </w:t>
-      </w:r>
-      <w:proofErr w:type="spellStart"/>
-      <w:r>
-        <w:rPr>
-          <w:rFonts w:ascii="Courier New" w:eastAsia="Courier New" w:hAnsi="Courier New" w:cs="Courier New"/>
-          <w:sz w:val="20"/>
-          <w:szCs w:val="20"/>
-        </w:rPr>
-        <w:t>EstrategiaBlackFriday</w:t>
-      </w:r>
-      <w:proofErr w:type="spellEnd"/>
-      <w:r>
-        <w:rPr>
-          <w:rFonts w:ascii="Courier New" w:eastAsia="Courier New" w:hAnsi="Courier New" w:cs="Courier New"/>
-          <w:sz w:val="20"/>
-          <w:szCs w:val="20"/>
-        </w:rPr>
-        <w:t xml:space="preserve"> </w:t>
-      </w:r>
-      <w:proofErr w:type="spellStart"/>
-      <w:r>
-        <w:rPr>
-          <w:rFonts w:ascii="Courier New" w:eastAsia="Courier New" w:hAnsi="Courier New" w:cs="Courier New"/>
-          <w:sz w:val="20"/>
-          <w:szCs w:val="20"/>
-        </w:rPr>
-        <w:t>implements</w:t>
-      </w:r>
-      <w:proofErr w:type="spellEnd"/>
-      <w:r>
-        <w:rPr>
-          <w:rFonts w:ascii="Courier New" w:eastAsia="Courier New" w:hAnsi="Courier New" w:cs="Courier New"/>
-          <w:sz w:val="20"/>
-          <w:szCs w:val="20"/>
-        </w:rPr>
-        <w:t xml:space="preserve"> </w:t>
-      </w:r>
-      <w:proofErr w:type="spellStart"/>
-      <w:r>
-        <w:rPr>
-          <w:rFonts w:ascii="Courier New" w:eastAsia="Courier New" w:hAnsi="Courier New" w:cs="Courier New"/>
-          <w:sz w:val="20"/>
-          <w:szCs w:val="20"/>
-        </w:rPr>
-        <w:t>EstrategiaPreco</w:t>
-      </w:r>
-      <w:proofErr w:type="spellEnd"/>
-      <w:r>
-        <w:rPr>
-          <w:rFonts w:ascii="Courier New" w:eastAsia="Courier New" w:hAnsi="Courier New" w:cs="Courier New"/>
-          <w:sz w:val="20"/>
-          <w:szCs w:val="20"/>
-        </w:rPr>
-        <w:t xml:space="preserve"> {</w:t>
-      </w:r>
-    </w:p>
-    <w:p>
-      <w:pPr>
-        <w:spacing w:after="60"/>
-      </w:pPr>
-      <w:r>
-        <w:rPr>
-          <w:rFonts w:ascii="Courier New" w:eastAsia="Courier New" w:hAnsi="Courier New" w:cs="Courier New"/>
-          <w:sz w:val="20"/>
-          <w:szCs w:val="20"/>
-        </w:rPr>
-        <w:t xml:space="preserve">    </w:t>
-      </w:r>
-      <w:proofErr w:type="spellStart"/>
-      <w:r>
-        <w:rPr>
-          <w:rFonts w:ascii="Courier New" w:eastAsia="Courier New" w:hAnsi="Courier New" w:cs="Courier New"/>
-          <w:sz w:val="20"/>
-          <w:szCs w:val="20"/>
-        </w:rPr>
-        <w:t>public</w:t>
-      </w:r>
-      <w:proofErr w:type="spellEnd"/>
-      <w:r>
-        <w:rPr>
-          <w:rFonts w:ascii="Courier New" w:eastAsia="Courier New" w:hAnsi="Courier New" w:cs="Courier New"/>
-          <w:sz w:val="20"/>
-          <w:szCs w:val="20"/>
-        </w:rPr>
-        <w:t xml:space="preserve"> </w:t>
-      </w:r>
-      <w:proofErr w:type="spellStart"/>
-      <w:r>
-        <w:rPr>
-          <w:rFonts w:ascii="Courier New" w:eastAsia="Courier New" w:hAnsi="Courier New" w:cs="Courier New"/>
-          <w:sz w:val="20"/>
-          <w:szCs w:val="20"/>
-        </w:rPr>
-        <w:t>double</w:t>
-      </w:r>
-      <w:proofErr w:type="spellEnd"/>
-      <w:r>
-        <w:rPr>
-          <w:rFonts w:ascii="Courier New" w:eastAsia="Courier New" w:hAnsi="Courier New" w:cs="Courier New"/>
-          <w:sz w:val="20"/>
-          <w:szCs w:val="20"/>
-        </w:rPr>
-        <w:t xml:space="preserve"> </w:t>
-      </w:r>
-      <w:proofErr w:type="gramStart"/>
-      <w:r>
-        <w:rPr>
-          <w:rFonts w:ascii="Courier New" w:eastAsia="Courier New" w:hAnsi="Courier New" w:cs="Courier New"/>
-          <w:sz w:val="20"/>
-          <w:szCs w:val="20"/>
-        </w:rPr>
-        <w:t>calcular(</w:t>
-      </w:r>
-      <w:proofErr w:type="spellStart"/>
-      <w:proofErr w:type="gramEnd"/>
-      <w:r>
-        <w:rPr>
-          <w:rFonts w:ascii="Courier New" w:eastAsia="Courier New" w:hAnsi="Courier New" w:cs="Courier New"/>
-          <w:sz w:val="20"/>
-          <w:szCs w:val="20"/>
-        </w:rPr>
-        <w:t>double</w:t>
-      </w:r>
-      <w:proofErr w:type="spellEnd"/>
-      <w:r>
-        <w:rPr>
-          <w:rFonts w:ascii="Courier New" w:eastAsia="Courier New" w:hAnsi="Courier New" w:cs="Courier New"/>
-          <w:sz w:val="20"/>
-          <w:szCs w:val="20"/>
-        </w:rPr>
-        <w:t xml:space="preserve"> </w:t>
-      </w:r>
-      <w:proofErr w:type="spellStart"/>
-      <w:r>
-        <w:rPr>
-          <w:rFonts w:ascii="Courier New" w:eastAsia="Courier New" w:hAnsi="Courier New" w:cs="Courier New"/>
-          <w:sz w:val="20"/>
-          <w:szCs w:val="20"/>
-        </w:rPr>
-        <w:t>precoBase</w:t>
-      </w:r>
-      <w:proofErr w:type="spellEnd"/>
-      <w:r>
-        <w:rPr>
-          <w:rFonts w:ascii="Courier New" w:eastAsia="Courier New" w:hAnsi="Courier New" w:cs="Courier New"/>
-          <w:sz w:val="20"/>
-          <w:szCs w:val="20"/>
-        </w:rPr>
-        <w:t>) {</w:t>
-      </w:r>
-    </w:p>
-    <w:p>
-      <w:pPr>
-        <w:spacing w:after="60"/>
-      </w:pPr>
-      <w:r>
-        <w:rPr>
-          <w:rFonts w:ascii="Courier New" w:eastAsia="Courier New" w:hAnsi="Courier New" w:cs="Courier New"/>
-          <w:sz w:val="20"/>
-          <w:szCs w:val="20"/>
-        </w:rPr>
-        <w:t xml:space="preserve">        </w:t>
-      </w:r>
-      <w:proofErr w:type="spellStart"/>
-      <w:r>
-        <w:rPr>
-          <w:rFonts w:ascii="Courier New" w:eastAsia="Courier New" w:hAnsi="Courier New" w:cs="Courier New"/>
-          <w:sz w:val="20"/>
-          <w:szCs w:val="20"/>
-        </w:rPr>
-        <w:t>return</w:t>
-      </w:r>
-      <w:proofErr w:type="spellEnd"/>
-      <w:r>
-        <w:rPr>
-          <w:rFonts w:ascii="Courier New" w:eastAsia="Courier New" w:hAnsi="Courier New" w:cs="Courier New"/>
-          <w:sz w:val="20"/>
-          <w:szCs w:val="20"/>
-        </w:rPr>
-        <w:t xml:space="preserve"> </w:t>
-      </w:r>
-      <w:proofErr w:type="spellStart"/>
-      <w:r>
-        <w:rPr>
-          <w:rFonts w:ascii="Courier New" w:eastAsia="Courier New" w:hAnsi="Courier New" w:cs="Courier New"/>
-          <w:sz w:val="20"/>
-          <w:szCs w:val="20"/>
-        </w:rPr>
-        <w:t>precoBase</w:t>
-      </w:r>
-      <w:proofErr w:type="spellEnd"/>
-      <w:r>
-        <w:rPr>
-          <w:rFonts w:ascii="Courier New" w:eastAsia="Courier New" w:hAnsi="Courier New" w:cs="Courier New"/>
-          <w:sz w:val="20"/>
-          <w:szCs w:val="20"/>
-        </w:rPr>
-        <w:t xml:space="preserve"> * 0.7; // 30% desconto</w:t>
-      </w:r>
-    </w:p>
-    <w:p>
-      <w:pPr>
-        <w:spacing w:after="60"/>
-      </w:pPr>
-      <w:r>
-        <w:rPr>
-          <w:rFonts w:ascii="Courier New" w:eastAsia="Courier New" w:hAnsi="Courier New" w:cs="Courier New"/>
-          <w:sz w:val="20"/>
-          <w:szCs w:val="20"/>
-        </w:rPr>
-        <w:t xml:space="preserve">    }</w:t>
-      </w:r>
-    </w:p>
-    <w:p>
-      <w:pPr>
-        <w:spacing w:after="60"/>
-      </w:pPr>
-      <w:r>
-        <w:rPr>
-          <w:rFonts w:ascii="Courier New" w:eastAsia="Courier New" w:hAnsi="Courier New" w:cs="Courier New"/>
-          <w:sz w:val="20"/>
-          <w:szCs w:val="20"/>
-        </w:rPr>
-        <w:t>}</w:t>
-      </w:r>
-    </w:p>
-    <w:p>
-      <w:pPr>
-        <w:pStyle w:val="Ttulo2"/>
-      </w:pPr>
-      <w:r>
-        <w:t xml:space="preserve">3.3. L - </w:t>
-      </w:r>
-      <w:proofErr w:type="spellStart"/>
-      <w:r>
-        <w:t>Liskov</w:t>
-      </w:r>
-      <w:proofErr w:type="spellEnd"/>
-      <w:r>
-        <w:t xml:space="preserve"> </w:t>
-      </w:r>
-      <w:proofErr w:type="spellStart"/>
-      <w:r>
-        <w:t>Substitution</w:t>
-      </w:r>
-      <w:proofErr w:type="spellEnd"/>
-      <w:r>
-        <w:t xml:space="preserve"> </w:t>
-      </w:r>
-      <w:proofErr w:type="spellStart"/>
-      <w:r>
-        <w:t>Principle</w:t>
-      </w:r>
-      <w:proofErr w:type="spellEnd"/>
-      <w:r>
-        <w:t xml:space="preserve"> (LSP)</w:t>
-      </w:r>
-    </w:p>
-    <w:p>
-      <w:pPr>
-        <w:spacing w:after="120" w:line="276" w:lineRule="auto"/>
-        <w:jc w:val="both"/>
-      </w:pPr>
-      <w:r>
-        <w:rPr>
-          <w:i/>
-          <w:iCs/>
-        </w:rPr>
-        <w:t>Princípio: Objetos de uma superclasse devem poder ser substituídos por objetos das suas subclasses sem afetar a correção do programa.</w:t>
-      </w:r>
-    </w:p>
-    <w:p>
-      <w:pPr>
-        <w:spacing w:after="120" w:line="276" w:lineRule="auto"/>
-        <w:jc w:val="both"/>
-      </w:pPr>
-      <w:r>
-        <w:rPr>
-          <w:b/>
-          <w:bCs/>
-        </w:rPr>
-        <w:t>Aplicação no SGH:</w:t>
-      </w:r>
-    </w:p>
-    <w:p>
-      <w:pPr>
-        <w:spacing w:after="120" w:line="276" w:lineRule="auto"/>
-        <w:jc w:val="both"/>
-      </w:pPr>
-      <w:r>
-        <w:t xml:space="preserve">Todas as implementações de </w:t>
-      </w:r>
-      <w:proofErr w:type="spellStart"/>
-      <w:r>
-        <w:t>EstrategiaPreco</w:t>
-      </w:r>
-      <w:proofErr w:type="spellEnd"/>
-      <w:r>
-        <w:t xml:space="preserve"> podem ser utilizadas de forma intercambiável. O </w:t>
-      </w:r>
-      <w:proofErr w:type="spellStart"/>
-      <w:r>
-        <w:t>ServicoPrecos</w:t>
-      </w:r>
-      <w:proofErr w:type="spellEnd"/>
-      <w:r>
-        <w:t xml:space="preserve"> não precisa de conhecer qual a implementação concreta - aceita qualquer objeto que implemente a interface. O comportamento é consistente independentemente da implementação.</w:t>
-      </w:r>
-    </w:p>
-    <w:p>
-      <w:pPr>
-        <w:spacing w:after="120" w:line="276" w:lineRule="auto"/>
-        <w:jc w:val="both"/>
-      </w:pPr>
-      <w:r>
-        <w:rPr>
-          <w:b/>
-          <w:bCs/>
-        </w:rPr>
-        <w:t>Exemplo Concreto:</w:t>
-      </w:r>
-    </w:p>
-    <w:p>
-      <w:pPr>
-        <w:spacing w:after="60"/>
-      </w:pPr>
-      <w:r>
-        <w:rPr>
-          <w:rFonts w:ascii="Courier New" w:eastAsia="Courier New" w:hAnsi="Courier New" w:cs="Courier New"/>
-          <w:sz w:val="20"/>
-          <w:szCs w:val="20"/>
-        </w:rPr>
-        <w:t xml:space="preserve">// Funciona com QUALQUER implementação de </w:t>
-      </w:r>
-      <w:proofErr w:type="spellStart"/>
-      <w:r>
-        <w:rPr>
-          <w:rFonts w:ascii="Courier New" w:eastAsia="Courier New" w:hAnsi="Courier New" w:cs="Courier New"/>
-          <w:sz w:val="20"/>
-          <w:szCs w:val="20"/>
-        </w:rPr>
-        <w:t>EstrategiaPreco</w:t>
-      </w:r>
-      <w:proofErr w:type="spellEnd"/>
-    </w:p>
-    <w:p>
-      <w:pPr>
-        <w:spacing w:after="60"/>
-      </w:pPr>
-      <w:proofErr w:type="spellStart"/>
-      <w:r>
-        <w:rPr>
-          <w:rFonts w:ascii="Courier New" w:eastAsia="Courier New" w:hAnsi="Courier New" w:cs="Courier New"/>
-          <w:sz w:val="20"/>
-          <w:szCs w:val="20"/>
-        </w:rPr>
-        <w:t>EstrategiaPreco</w:t>
-      </w:r>
-      <w:proofErr w:type="spellEnd"/>
-      <w:r>
-        <w:rPr>
-          <w:rFonts w:ascii="Courier New" w:eastAsia="Courier New" w:hAnsi="Courier New" w:cs="Courier New"/>
-          <w:sz w:val="20"/>
-          <w:szCs w:val="20"/>
-        </w:rPr>
-        <w:t xml:space="preserve"> estrategia1 = </w:t>
-      </w:r>
-      <w:proofErr w:type="spellStart"/>
-      <w:r>
-        <w:rPr>
-          <w:rFonts w:ascii="Courier New" w:eastAsia="Courier New" w:hAnsi="Courier New" w:cs="Courier New"/>
-          <w:sz w:val="20"/>
-          <w:szCs w:val="20"/>
-        </w:rPr>
-        <w:t>new</w:t>
-      </w:r>
-      <w:proofErr w:type="spellEnd"/>
-      <w:r>
-        <w:rPr>
-          <w:rFonts w:ascii="Courier New" w:eastAsia="Courier New" w:hAnsi="Courier New" w:cs="Courier New"/>
-          <w:sz w:val="20"/>
-          <w:szCs w:val="20"/>
-        </w:rPr>
-        <w:t xml:space="preserve"> </w:t>
-      </w:r>
-      <w:proofErr w:type="spellStart"/>
-      <w:proofErr w:type="gramStart"/>
-      <w:r>
-        <w:rPr>
-          <w:rFonts w:ascii="Courier New" w:eastAsia="Courier New" w:hAnsi="Courier New" w:cs="Courier New"/>
-          <w:sz w:val="20"/>
-          <w:szCs w:val="20"/>
-        </w:rPr>
-        <w:t>EstrategiaPrecoNormal</w:t>
-      </w:r>
-      <w:proofErr w:type="spellEnd"/>
-      <w:r>
-        <w:rPr>
-          <w:rFonts w:ascii="Courier New" w:eastAsia="Courier New" w:hAnsi="Courier New" w:cs="Courier New"/>
-          <w:sz w:val="20"/>
-          <w:szCs w:val="20"/>
-        </w:rPr>
-        <w:t>(</w:t>
-      </w:r>
-      <w:proofErr w:type="gramEnd"/>
-      <w:r>
-        <w:rPr>
-          <w:rFonts w:ascii="Courier New" w:eastAsia="Courier New" w:hAnsi="Courier New" w:cs="Courier New"/>
-          <w:sz w:val="20"/>
-          <w:szCs w:val="20"/>
-        </w:rPr>
-        <w:t>);</w:t>
-      </w:r>
-    </w:p>
-    <w:p>
-      <w:pPr>
-        <w:spacing w:after="60"/>
-      </w:pPr>
-      <w:proofErr w:type="spellStart"/>
-      <w:r>
-        <w:rPr>
-          <w:rFonts w:ascii="Courier New" w:eastAsia="Courier New" w:hAnsi="Courier New" w:cs="Courier New"/>
-          <w:sz w:val="20"/>
-          <w:szCs w:val="20"/>
-        </w:rPr>
-        <w:t>EstrategiaPreco</w:t>
-      </w:r>
-      <w:proofErr w:type="spellEnd"/>
-      <w:r>
-        <w:rPr>
-          <w:rFonts w:ascii="Courier New" w:eastAsia="Courier New" w:hAnsi="Courier New" w:cs="Courier New"/>
-          <w:sz w:val="20"/>
-          <w:szCs w:val="20"/>
-        </w:rPr>
-        <w:t xml:space="preserve"> estrategia2 = </w:t>
-      </w:r>
-      <w:proofErr w:type="spellStart"/>
-      <w:r>
-        <w:rPr>
-          <w:rFonts w:ascii="Courier New" w:eastAsia="Courier New" w:hAnsi="Courier New" w:cs="Courier New"/>
-          <w:sz w:val="20"/>
-          <w:szCs w:val="20"/>
-        </w:rPr>
-        <w:t>new</w:t>
-      </w:r>
-      <w:proofErr w:type="spellEnd"/>
-      <w:r>
-        <w:rPr>
-          <w:rFonts w:ascii="Courier New" w:eastAsia="Courier New" w:hAnsi="Courier New" w:cs="Courier New"/>
-          <w:sz w:val="20"/>
-          <w:szCs w:val="20"/>
-        </w:rPr>
-        <w:t xml:space="preserve"> </w:t>
-      </w:r>
-      <w:proofErr w:type="spellStart"/>
-      <w:proofErr w:type="gramStart"/>
-      <w:r>
-        <w:rPr>
-          <w:rFonts w:ascii="Courier New" w:eastAsia="Courier New" w:hAnsi="Courier New" w:cs="Courier New"/>
-          <w:sz w:val="20"/>
-          <w:szCs w:val="20"/>
-        </w:rPr>
-        <w:t>EstrategiaPrecoSazonal</w:t>
-      </w:r>
-      <w:proofErr w:type="spellEnd"/>
-      <w:r>
-        <w:rPr>
-          <w:rFonts w:ascii="Courier New" w:eastAsia="Courier New" w:hAnsi="Courier New" w:cs="Courier New"/>
-          <w:sz w:val="20"/>
-          <w:szCs w:val="20"/>
-        </w:rPr>
-        <w:t>(</w:t>
-      </w:r>
-      <w:proofErr w:type="gramEnd"/>
-      <w:r>
-        <w:rPr>
-          <w:rFonts w:ascii="Courier New" w:eastAsia="Courier New" w:hAnsi="Courier New" w:cs="Courier New"/>
-          <w:sz w:val="20"/>
-          <w:szCs w:val="20"/>
-        </w:rPr>
-        <w:t>);</w:t>
-      </w:r>
-    </w:p>
-    <w:p>
-      <w:pPr>
-        <w:spacing w:after="60"/>
-      </w:pPr>
-      <w:proofErr w:type="spellStart"/>
-      <w:r>
-        <w:rPr>
-          <w:rFonts w:ascii="Courier New" w:eastAsia="Courier New" w:hAnsi="Courier New" w:cs="Courier New"/>
-          <w:sz w:val="20"/>
-          <w:szCs w:val="20"/>
-        </w:rPr>
-        <w:t>EstrategiaPreco</w:t>
-      </w:r>
-      <w:proofErr w:type="spellEnd"/>
-      <w:r>
-        <w:rPr>
-          <w:rFonts w:ascii="Courier New" w:eastAsia="Courier New" w:hAnsi="Courier New" w:cs="Courier New"/>
-          <w:sz w:val="20"/>
-          <w:szCs w:val="20"/>
-        </w:rPr>
-        <w:t xml:space="preserve"> estrategia3 = </w:t>
-      </w:r>
-      <w:proofErr w:type="spellStart"/>
-      <w:r>
-        <w:rPr>
-          <w:rFonts w:ascii="Courier New" w:eastAsia="Courier New" w:hAnsi="Courier New" w:cs="Courier New"/>
-          <w:sz w:val="20"/>
-          <w:szCs w:val="20"/>
-        </w:rPr>
-        <w:t>new</w:t>
-      </w:r>
-      <w:proofErr w:type="spellEnd"/>
-      <w:r>
-        <w:rPr>
-          <w:rFonts w:ascii="Courier New" w:eastAsia="Courier New" w:hAnsi="Courier New" w:cs="Courier New"/>
-          <w:sz w:val="20"/>
-          <w:szCs w:val="20"/>
-        </w:rPr>
-        <w:t xml:space="preserve"> </w:t>
-      </w:r>
-      <w:proofErr w:type="spellStart"/>
-      <w:proofErr w:type="gramStart"/>
-      <w:r>
-        <w:rPr>
-          <w:rFonts w:ascii="Courier New" w:eastAsia="Courier New" w:hAnsi="Courier New" w:cs="Courier New"/>
-          <w:sz w:val="20"/>
-          <w:szCs w:val="20"/>
-        </w:rPr>
-        <w:t>EstrategiaPrecoEmpresarial</w:t>
-      </w:r>
-      <w:proofErr w:type="spellEnd"/>
-      <w:r>
-        <w:rPr>
-          <w:rFonts w:ascii="Courier New" w:eastAsia="Courier New" w:hAnsi="Courier New" w:cs="Courier New"/>
-          <w:sz w:val="20"/>
-          <w:szCs w:val="20"/>
-        </w:rPr>
-        <w:t>(</w:t>
-      </w:r>
-      <w:proofErr w:type="gramEnd"/>
-      <w:r>
-        <w:rPr>
-          <w:rFonts w:ascii="Courier New" w:eastAsia="Courier New" w:hAnsi="Courier New" w:cs="Courier New"/>
-          <w:sz w:val="20"/>
-          <w:szCs w:val="20"/>
-        </w:rPr>
-        <w:t>);</w:t>
-      </w:r>
-    </w:p>
-    <w:p>
-      <w:pPr>
-        <w:spacing w:after="60"/>
-      </w:pPr>
-    </w:p>
-    <w:p>
-      <w:pPr>
-        <w:spacing w:after="60"/>
-      </w:pPr>
-      <w:r>
-        <w:rPr>
-          <w:rFonts w:ascii="Courier New" w:eastAsia="Courier New" w:hAnsi="Courier New" w:cs="Courier New"/>
-          <w:sz w:val="20"/>
-          <w:szCs w:val="20"/>
-        </w:rPr>
-        <w:t>// Mesmo método, comportamento polimórfico</w:t>
-      </w:r>
-    </w:p>
-    <w:p>
-      <w:pPr>
-        <w:spacing w:after="60"/>
-      </w:pPr>
-      <w:proofErr w:type="spellStart"/>
-      <w:r>
-        <w:rPr>
-          <w:rFonts w:ascii="Courier New" w:eastAsia="Courier New" w:hAnsi="Courier New" w:cs="Courier New"/>
-          <w:sz w:val="20"/>
-          <w:szCs w:val="20"/>
-        </w:rPr>
-        <w:t>double</w:t>
-      </w:r>
-      <w:proofErr w:type="spellEnd"/>
-      <w:r>
-        <w:rPr>
-          <w:rFonts w:ascii="Courier New" w:eastAsia="Courier New" w:hAnsi="Courier New" w:cs="Courier New"/>
-          <w:sz w:val="20"/>
-          <w:szCs w:val="20"/>
-        </w:rPr>
-        <w:t xml:space="preserve"> preco1 = </w:t>
-      </w:r>
-      <w:proofErr w:type="spellStart"/>
-      <w:r>
-        <w:rPr>
-          <w:rFonts w:ascii="Courier New" w:eastAsia="Courier New" w:hAnsi="Courier New" w:cs="Courier New"/>
-          <w:sz w:val="20"/>
-          <w:szCs w:val="20"/>
-        </w:rPr>
-        <w:t>servicoPrecos.calcular</w:t>
-      </w:r>
-      <w:proofErr w:type="spellEnd"/>
-      <w:r>
-        <w:rPr>
-          <w:rFonts w:ascii="Courier New" w:eastAsia="Courier New" w:hAnsi="Courier New" w:cs="Courier New"/>
-          <w:sz w:val="20"/>
-          <w:szCs w:val="20"/>
-        </w:rPr>
-        <w:t>(quarto, estrategia1);</w:t>
-      </w:r>
-    </w:p>
-    <w:p>
-      <w:pPr>
-        <w:spacing w:after="60"/>
-      </w:pPr>
-      <w:proofErr w:type="spellStart"/>
-      <w:r>
-        <w:rPr>
-          <w:rFonts w:ascii="Courier New" w:eastAsia="Courier New" w:hAnsi="Courier New" w:cs="Courier New"/>
-          <w:sz w:val="20"/>
-          <w:szCs w:val="20"/>
-        </w:rPr>
-        <w:t>double</w:t>
-      </w:r>
-      <w:proofErr w:type="spellEnd"/>
-      <w:r>
-        <w:rPr>
-          <w:rFonts w:ascii="Courier New" w:eastAsia="Courier New" w:hAnsi="Courier New" w:cs="Courier New"/>
-          <w:sz w:val="20"/>
-          <w:szCs w:val="20"/>
-        </w:rPr>
-        <w:t xml:space="preserve"> preco2 = </w:t>
-      </w:r>
-      <w:proofErr w:type="spellStart"/>
-      <w:r>
-        <w:rPr>
-          <w:rFonts w:ascii="Courier New" w:eastAsia="Courier New" w:hAnsi="Courier New" w:cs="Courier New"/>
-          <w:sz w:val="20"/>
-          <w:szCs w:val="20"/>
-        </w:rPr>
-        <w:t>servicoPrecos.calcular</w:t>
-      </w:r>
-      <w:proofErr w:type="spellEnd"/>
-      <w:r>
-        <w:rPr>
-          <w:rFonts w:ascii="Courier New" w:eastAsia="Courier New" w:hAnsi="Courier New" w:cs="Courier New"/>
-          <w:sz w:val="20"/>
-          <w:szCs w:val="20"/>
-        </w:rPr>
-        <w:t>(quarto, estrategia2);</w:t>
-      </w:r>
-    </w:p>
-    <w:p>
-      <w:pPr>
-        <w:spacing w:after="60"/>
-      </w:pPr>
-      <w:proofErr w:type="spellStart"/>
-      <w:r>
-        <w:rPr>
-          <w:rFonts w:ascii="Courier New" w:eastAsia="Courier New" w:hAnsi="Courier New" w:cs="Courier New"/>
-          <w:sz w:val="20"/>
-          <w:szCs w:val="20"/>
-        </w:rPr>
-        <w:t>double</w:t>
-      </w:r>
-      <w:proofErr w:type="spellEnd"/>
-      <w:r>
-        <w:rPr>
-          <w:rFonts w:ascii="Courier New" w:eastAsia="Courier New" w:hAnsi="Courier New" w:cs="Courier New"/>
-          <w:sz w:val="20"/>
-          <w:szCs w:val="20"/>
-        </w:rPr>
-        <w:t xml:space="preserve"> preco3 = </w:t>
-      </w:r>
-      <w:proofErr w:type="spellStart"/>
-      <w:r>
-        <w:rPr>
-          <w:rFonts w:ascii="Courier New" w:eastAsia="Courier New" w:hAnsi="Courier New" w:cs="Courier New"/>
-          <w:sz w:val="20"/>
-          <w:szCs w:val="20"/>
-        </w:rPr>
-        <w:t>servicoPrecos.calcular</w:t>
-      </w:r>
-      <w:proofErr w:type="spellEnd"/>
-      <w:r>
-        <w:rPr>
-          <w:rFonts w:ascii="Courier New" w:eastAsia="Courier New" w:hAnsi="Courier New" w:cs="Courier New"/>
-          <w:sz w:val="20"/>
-          <w:szCs w:val="20"/>
-        </w:rPr>
-        <w:t>(quarto, estrategia3);</w:t>
-      </w:r>
-    </w:p>
-    <w:p>
-      <w:pPr>
-        <w:pStyle w:val="Ttulo2"/>
-      </w:pPr>
-      <w:r>
-        <w:lastRenderedPageBreak/>
-        <w:t xml:space="preserve">3.4. I - Interface </w:t>
-      </w:r>
-      <w:proofErr w:type="spellStart"/>
-      <w:r>
-        <w:t>Segregation</w:t>
-      </w:r>
-      <w:proofErr w:type="spellEnd"/>
-      <w:r>
-        <w:t xml:space="preserve"> </w:t>
-      </w:r>
-      <w:proofErr w:type="spellStart"/>
-      <w:r>
-        <w:t>Principle</w:t>
-      </w:r>
-      <w:proofErr w:type="spellEnd"/>
-      <w:r>
-        <w:t xml:space="preserve"> (ISP)</w:t>
-      </w:r>
-    </w:p>
-    <w:p>
-      <w:pPr>
-        <w:spacing w:after="120" w:line="276" w:lineRule="auto"/>
-        <w:jc w:val="both"/>
-      </w:pPr>
-      <w:r>
-        <w:rPr>
-          <w:i/>
-          <w:iCs/>
-        </w:rPr>
-        <w:t>Princípio: Clientes não devem ser forçados a depender de interfaces que não utilizam.</w:t>
-      </w:r>
-    </w:p>
-    <w:p>
-      <w:pPr>
-        <w:spacing w:after="120" w:line="276" w:lineRule="auto"/>
-        <w:jc w:val="both"/>
-      </w:pPr>
-      <w:r>
-        <w:rPr>
-          <w:b/>
-          <w:bCs/>
-        </w:rPr>
-        <w:t>Aplicação no SGH:</w:t>
-      </w:r>
-    </w:p>
-    <w:p>
-      <w:pPr>
-        <w:spacing w:after="120" w:line="276" w:lineRule="auto"/>
-        <w:jc w:val="both"/>
-      </w:pPr>
-      <w:r>
-        <w:t xml:space="preserve">Criámos interfaces específicas para cada contexto. A interface </w:t>
-      </w:r>
-      <w:proofErr w:type="spellStart"/>
-      <w:r>
-        <w:t>ObservadorReserva</w:t>
-      </w:r>
-      <w:proofErr w:type="spellEnd"/>
-      <w:r>
-        <w:t xml:space="preserve"> define apenas métodos relacionados com eventos de reserva. A interface </w:t>
-      </w:r>
-      <w:proofErr w:type="spellStart"/>
-      <w:r>
-        <w:t>ObservadorQuarto</w:t>
-      </w:r>
-      <w:proofErr w:type="spellEnd"/>
-      <w:r>
-        <w:t xml:space="preserve"> define apenas métodos para eventos de quartos. Assim, o </w:t>
-      </w:r>
-      <w:proofErr w:type="spellStart"/>
-      <w:r>
-        <w:t>ServicoLimpeza</w:t>
-      </w:r>
-      <w:proofErr w:type="spellEnd"/>
-      <w:r>
-        <w:t xml:space="preserve"> implementa apenas </w:t>
-      </w:r>
-      <w:proofErr w:type="spellStart"/>
-      <w:r>
-        <w:t>ObservadorQuarto</w:t>
-      </w:r>
-      <w:proofErr w:type="spellEnd"/>
-      <w:r>
-        <w:t>, não sendo forçado a implementar métodos de reservas que não utiliza.</w:t>
-      </w:r>
-    </w:p>
-    <w:p>
-      <w:pPr>
-        <w:spacing w:after="120" w:line="276" w:lineRule="auto"/>
-        <w:jc w:val="both"/>
-      </w:pPr>
-      <w:r>
-        <w:rPr>
-          <w:b/>
-          <w:bCs/>
-        </w:rPr>
-        <w:t>Exemplo Concreto:</w:t>
-      </w:r>
-    </w:p>
-    <w:p>
-      <w:pPr>
-        <w:spacing w:after="60"/>
-      </w:pPr>
-      <w:r>
-        <w:rPr>
-          <w:rFonts w:ascii="Courier New" w:eastAsia="Courier New" w:hAnsi="Courier New" w:cs="Courier New"/>
-          <w:sz w:val="20"/>
-          <w:szCs w:val="20"/>
-        </w:rPr>
-        <w:t>// Interface segregada para reservas</w:t>
-      </w:r>
-    </w:p>
-    <w:p>
-      <w:pPr>
-        <w:spacing w:after="60"/>
-      </w:pPr>
-      <w:proofErr w:type="spellStart"/>
-      <w:r>
-        <w:rPr>
-          <w:rFonts w:ascii="Courier New" w:eastAsia="Courier New" w:hAnsi="Courier New" w:cs="Courier New"/>
-          <w:sz w:val="20"/>
-          <w:szCs w:val="20"/>
-        </w:rPr>
-        <w:t>public</w:t>
-      </w:r>
-      <w:proofErr w:type="spellEnd"/>
-      <w:r>
-        <w:rPr>
-          <w:rFonts w:ascii="Courier New" w:eastAsia="Courier New" w:hAnsi="Courier New" w:cs="Courier New"/>
-          <w:sz w:val="20"/>
-          <w:szCs w:val="20"/>
-        </w:rPr>
-        <w:t xml:space="preserve"> interface </w:t>
-      </w:r>
-      <w:proofErr w:type="spellStart"/>
-      <w:r>
-        <w:rPr>
-          <w:rFonts w:ascii="Courier New" w:eastAsia="Courier New" w:hAnsi="Courier New" w:cs="Courier New"/>
-          <w:sz w:val="20"/>
-          <w:szCs w:val="20"/>
-        </w:rPr>
-        <w:t>ObservadorReserva</w:t>
-      </w:r>
-      <w:proofErr w:type="spellEnd"/>
-      <w:r>
-        <w:rPr>
-          <w:rFonts w:ascii="Courier New" w:eastAsia="Courier New" w:hAnsi="Courier New" w:cs="Courier New"/>
-          <w:sz w:val="20"/>
-          <w:szCs w:val="20"/>
-        </w:rPr>
-        <w:t xml:space="preserve"> {</w:t>
-      </w:r>
-    </w:p>
-    <w:p>
-      <w:pPr>
-        <w:spacing w:after="60"/>
-      </w:pPr>
-      <w:r>
-        <w:rPr>
-          <w:rFonts w:ascii="Courier New" w:eastAsia="Courier New" w:hAnsi="Courier New" w:cs="Courier New"/>
-          <w:sz w:val="20"/>
-          <w:szCs w:val="20"/>
-        </w:rPr>
-        <w:t xml:space="preserve">    </w:t>
-      </w:r>
-      <w:proofErr w:type="spellStart"/>
-      <w:r>
-        <w:rPr>
-          <w:rFonts w:ascii="Courier New" w:eastAsia="Courier New" w:hAnsi="Courier New" w:cs="Courier New"/>
-          <w:sz w:val="20"/>
-          <w:szCs w:val="20"/>
-        </w:rPr>
-        <w:t>void</w:t>
-      </w:r>
-      <w:proofErr w:type="spellEnd"/>
-      <w:r>
-        <w:rPr>
-          <w:rFonts w:ascii="Courier New" w:eastAsia="Courier New" w:hAnsi="Courier New" w:cs="Courier New"/>
-          <w:sz w:val="20"/>
-          <w:szCs w:val="20"/>
-        </w:rPr>
-        <w:t xml:space="preserve"> </w:t>
-      </w:r>
-      <w:proofErr w:type="spellStart"/>
-      <w:proofErr w:type="gramStart"/>
-      <w:r>
-        <w:rPr>
-          <w:rFonts w:ascii="Courier New" w:eastAsia="Courier New" w:hAnsi="Courier New" w:cs="Courier New"/>
-          <w:sz w:val="20"/>
-          <w:szCs w:val="20"/>
-        </w:rPr>
-        <w:t>aoReservaCriada</w:t>
-      </w:r>
-      <w:proofErr w:type="spellEnd"/>
-      <w:r>
-        <w:rPr>
-          <w:rFonts w:ascii="Courier New" w:eastAsia="Courier New" w:hAnsi="Courier New" w:cs="Courier New"/>
-          <w:sz w:val="20"/>
-          <w:szCs w:val="20"/>
-        </w:rPr>
-        <w:t>(</w:t>
-      </w:r>
-      <w:proofErr w:type="gramEnd"/>
-      <w:r>
-        <w:rPr>
-          <w:rFonts w:ascii="Courier New" w:eastAsia="Courier New" w:hAnsi="Courier New" w:cs="Courier New"/>
-          <w:sz w:val="20"/>
-          <w:szCs w:val="20"/>
-        </w:rPr>
-        <w:t>Reserva r);</w:t>
-      </w:r>
-    </w:p>
-    <w:p>
-      <w:pPr>
-        <w:spacing w:after="60"/>
-      </w:pPr>
-      <w:r>
-        <w:rPr>
-          <w:rFonts w:ascii="Courier New" w:eastAsia="Courier New" w:hAnsi="Courier New" w:cs="Courier New"/>
-          <w:sz w:val="20"/>
-          <w:szCs w:val="20"/>
-        </w:rPr>
-        <w:t xml:space="preserve">    </w:t>
-      </w:r>
-      <w:proofErr w:type="spellStart"/>
-      <w:r>
-        <w:rPr>
-          <w:rFonts w:ascii="Courier New" w:eastAsia="Courier New" w:hAnsi="Courier New" w:cs="Courier New"/>
-          <w:sz w:val="20"/>
-          <w:szCs w:val="20"/>
-        </w:rPr>
-        <w:t>void</w:t>
-      </w:r>
-      <w:proofErr w:type="spellEnd"/>
-      <w:r>
-        <w:rPr>
-          <w:rFonts w:ascii="Courier New" w:eastAsia="Courier New" w:hAnsi="Courier New" w:cs="Courier New"/>
-          <w:sz w:val="20"/>
-          <w:szCs w:val="20"/>
-        </w:rPr>
-        <w:t xml:space="preserve"> </w:t>
-      </w:r>
-      <w:proofErr w:type="spellStart"/>
-      <w:proofErr w:type="gramStart"/>
-      <w:r>
-        <w:rPr>
-          <w:rFonts w:ascii="Courier New" w:eastAsia="Courier New" w:hAnsi="Courier New" w:cs="Courier New"/>
-          <w:sz w:val="20"/>
-          <w:szCs w:val="20"/>
-        </w:rPr>
-        <w:t>aoReservaCancelada</w:t>
-      </w:r>
-      <w:proofErr w:type="spellEnd"/>
-      <w:r>
-        <w:rPr>
-          <w:rFonts w:ascii="Courier New" w:eastAsia="Courier New" w:hAnsi="Courier New" w:cs="Courier New"/>
-          <w:sz w:val="20"/>
-          <w:szCs w:val="20"/>
-        </w:rPr>
-        <w:t>(</w:t>
-      </w:r>
-      <w:proofErr w:type="gramEnd"/>
-      <w:r>
-        <w:rPr>
-          <w:rFonts w:ascii="Courier New" w:eastAsia="Courier New" w:hAnsi="Courier New" w:cs="Courier New"/>
-          <w:sz w:val="20"/>
-          <w:szCs w:val="20"/>
-        </w:rPr>
-        <w:t>Reserva r);</w:t>
-      </w:r>
-    </w:p>
-    <w:p>
-      <w:pPr>
-        <w:spacing w:after="60"/>
-      </w:pPr>
-      <w:r>
-        <w:rPr>
-          <w:rFonts w:ascii="Courier New" w:eastAsia="Courier New" w:hAnsi="Courier New" w:cs="Courier New"/>
-          <w:sz w:val="20"/>
-          <w:szCs w:val="20"/>
-        </w:rPr>
-        <w:t>}</w:t>
-      </w:r>
-    </w:p>
-    <w:p>
-      <w:pPr>
-        <w:spacing w:after="60"/>
-      </w:pPr>
-    </w:p>
-    <w:p>
-      <w:pPr>
-        <w:spacing w:after="60"/>
-      </w:pPr>
-      <w:r>
-        <w:rPr>
-          <w:rFonts w:ascii="Courier New" w:eastAsia="Courier New" w:hAnsi="Courier New" w:cs="Courier New"/>
-          <w:sz w:val="20"/>
-          <w:szCs w:val="20"/>
-        </w:rPr>
-        <w:t>// Interface segregada para quartos</w:t>
-      </w:r>
-    </w:p>
-    <w:p>
-      <w:pPr>
-        <w:spacing w:after="60"/>
-      </w:pPr>
-      <w:proofErr w:type="spellStart"/>
-      <w:r>
-        <w:rPr>
-          <w:rFonts w:ascii="Courier New" w:eastAsia="Courier New" w:hAnsi="Courier New" w:cs="Courier New"/>
-          <w:sz w:val="20"/>
-          <w:szCs w:val="20"/>
-        </w:rPr>
-        <w:t>public</w:t>
-      </w:r>
-      <w:proofErr w:type="spellEnd"/>
-      <w:r>
-        <w:rPr>
-          <w:rFonts w:ascii="Courier New" w:eastAsia="Courier New" w:hAnsi="Courier New" w:cs="Courier New"/>
-          <w:sz w:val="20"/>
-          <w:szCs w:val="20"/>
-        </w:rPr>
-        <w:t xml:space="preserve"> interface </w:t>
-      </w:r>
-      <w:proofErr w:type="spellStart"/>
-      <w:r>
-        <w:rPr>
-          <w:rFonts w:ascii="Courier New" w:eastAsia="Courier New" w:hAnsi="Courier New" w:cs="Courier New"/>
-          <w:sz w:val="20"/>
-          <w:szCs w:val="20"/>
-        </w:rPr>
-        <w:t>ObservadorQuarto</w:t>
-      </w:r>
-      <w:proofErr w:type="spellEnd"/>
-      <w:r>
-        <w:rPr>
-          <w:rFonts w:ascii="Courier New" w:eastAsia="Courier New" w:hAnsi="Courier New" w:cs="Courier New"/>
-          <w:sz w:val="20"/>
-          <w:szCs w:val="20"/>
-        </w:rPr>
-        <w:t xml:space="preserve"> {</w:t>
-      </w:r>
-    </w:p>
-    <w:p>
-      <w:pPr>
-        <w:spacing w:after="60"/>
-      </w:pPr>
-      <w:r>
-        <w:rPr>
-          <w:rFonts w:ascii="Courier New" w:eastAsia="Courier New" w:hAnsi="Courier New" w:cs="Courier New"/>
-          <w:sz w:val="20"/>
-          <w:szCs w:val="20"/>
-        </w:rPr>
-        <w:t xml:space="preserve">    </w:t>
-      </w:r>
-      <w:proofErr w:type="spellStart"/>
-      <w:r>
-        <w:rPr>
-          <w:rFonts w:ascii="Courier New" w:eastAsia="Courier New" w:hAnsi="Courier New" w:cs="Courier New"/>
-          <w:sz w:val="20"/>
-          <w:szCs w:val="20"/>
-        </w:rPr>
-        <w:t>void</w:t>
-      </w:r>
-      <w:proofErr w:type="spellEnd"/>
-      <w:r>
-        <w:rPr>
-          <w:rFonts w:ascii="Courier New" w:eastAsia="Courier New" w:hAnsi="Courier New" w:cs="Courier New"/>
-          <w:sz w:val="20"/>
-          <w:szCs w:val="20"/>
-        </w:rPr>
-        <w:t xml:space="preserve"> </w:t>
-      </w:r>
-      <w:proofErr w:type="spellStart"/>
-      <w:proofErr w:type="gramStart"/>
-      <w:r>
-        <w:rPr>
-          <w:rFonts w:ascii="Courier New" w:eastAsia="Courier New" w:hAnsi="Courier New" w:cs="Courier New"/>
-          <w:sz w:val="20"/>
-          <w:szCs w:val="20"/>
-        </w:rPr>
-        <w:t>aoEstadoAlterado</w:t>
-      </w:r>
-      <w:proofErr w:type="spellEnd"/>
-      <w:r>
-        <w:rPr>
-          <w:rFonts w:ascii="Courier New" w:eastAsia="Courier New" w:hAnsi="Courier New" w:cs="Courier New"/>
-          <w:sz w:val="20"/>
-          <w:szCs w:val="20"/>
-        </w:rPr>
-        <w:t>(</w:t>
-      </w:r>
-      <w:proofErr w:type="gramEnd"/>
-      <w:r>
-        <w:rPr>
-          <w:rFonts w:ascii="Courier New" w:eastAsia="Courier New" w:hAnsi="Courier New" w:cs="Courier New"/>
-          <w:sz w:val="20"/>
-          <w:szCs w:val="20"/>
-        </w:rPr>
-        <w:t xml:space="preserve">Quarto q, </w:t>
-      </w:r>
-      <w:proofErr w:type="spellStart"/>
-      <w:r>
-        <w:rPr>
-          <w:rFonts w:ascii="Courier New" w:eastAsia="Courier New" w:hAnsi="Courier New" w:cs="Courier New"/>
-          <w:sz w:val="20"/>
-          <w:szCs w:val="20"/>
-        </w:rPr>
-        <w:t>EstadoQuarto</w:t>
-      </w:r>
-      <w:proofErr w:type="spellEnd"/>
-      <w:r>
-        <w:rPr>
-          <w:rFonts w:ascii="Courier New" w:eastAsia="Courier New" w:hAnsi="Courier New" w:cs="Courier New"/>
-          <w:sz w:val="20"/>
-          <w:szCs w:val="20"/>
-        </w:rPr>
-        <w:t xml:space="preserve"> </w:t>
-      </w:r>
-      <w:proofErr w:type="spellStart"/>
-      <w:r>
-        <w:rPr>
-          <w:rFonts w:ascii="Courier New" w:eastAsia="Courier New" w:hAnsi="Courier New" w:cs="Courier New"/>
-          <w:sz w:val="20"/>
-          <w:szCs w:val="20"/>
-        </w:rPr>
-        <w:t>novoEstado</w:t>
-      </w:r>
-      <w:proofErr w:type="spellEnd"/>
-      <w:r>
-        <w:rPr>
-          <w:rFonts w:ascii="Courier New" w:eastAsia="Courier New" w:hAnsi="Courier New" w:cs="Courier New"/>
-          <w:sz w:val="20"/>
-          <w:szCs w:val="20"/>
-        </w:rPr>
-        <w:t>);</w:t>
-      </w:r>
-    </w:p>
-    <w:p>
-      <w:pPr>
-        <w:spacing w:after="60"/>
-      </w:pPr>
-      <w:r>
-        <w:rPr>
-          <w:rFonts w:ascii="Courier New" w:eastAsia="Courier New" w:hAnsi="Courier New" w:cs="Courier New"/>
-          <w:sz w:val="20"/>
-          <w:szCs w:val="20"/>
-        </w:rPr>
-        <w:t>}</w:t>
-      </w:r>
-    </w:p>
-    <w:p>
-      <w:pPr>
-        <w:spacing w:after="60"/>
-      </w:pPr>
-    </w:p>
-    <w:p>
-      <w:pPr>
-        <w:spacing w:after="60"/>
-      </w:pPr>
-      <w:r>
-        <w:rPr>
-          <w:rFonts w:ascii="Courier New" w:eastAsia="Courier New" w:hAnsi="Courier New" w:cs="Courier New"/>
-          <w:sz w:val="20"/>
-          <w:szCs w:val="20"/>
-        </w:rPr>
-        <w:t xml:space="preserve">// </w:t>
-      </w:r>
-      <w:proofErr w:type="spellStart"/>
-      <w:r>
-        <w:rPr>
-          <w:rFonts w:ascii="Courier New" w:eastAsia="Courier New" w:hAnsi="Courier New" w:cs="Courier New"/>
-          <w:sz w:val="20"/>
-          <w:szCs w:val="20"/>
-        </w:rPr>
-        <w:t>ServicoLimpeza</w:t>
-      </w:r>
-      <w:proofErr w:type="spellEnd"/>
-      <w:r>
-        <w:rPr>
-          <w:rFonts w:ascii="Courier New" w:eastAsia="Courier New" w:hAnsi="Courier New" w:cs="Courier New"/>
-          <w:sz w:val="20"/>
-          <w:szCs w:val="20"/>
-        </w:rPr>
-        <w:t xml:space="preserve"> só implementa o que precisa</w:t>
-      </w:r>
-    </w:p>
-    <w:p>
-      <w:pPr>
-        <w:spacing w:after="60"/>
-      </w:pPr>
-      <w:proofErr w:type="spellStart"/>
-      <w:r>
-        <w:rPr>
-          <w:rFonts w:ascii="Courier New" w:eastAsia="Courier New" w:hAnsi="Courier New" w:cs="Courier New"/>
-          <w:sz w:val="20"/>
-          <w:szCs w:val="20"/>
-        </w:rPr>
-        <w:t>public</w:t>
-      </w:r>
-      <w:proofErr w:type="spellEnd"/>
-      <w:r>
-        <w:rPr>
-          <w:rFonts w:ascii="Courier New" w:eastAsia="Courier New" w:hAnsi="Courier New" w:cs="Courier New"/>
-          <w:sz w:val="20"/>
-          <w:szCs w:val="20"/>
-        </w:rPr>
-        <w:t xml:space="preserve"> </w:t>
-      </w:r>
-      <w:proofErr w:type="spellStart"/>
-      <w:r>
-        <w:rPr>
-          <w:rFonts w:ascii="Courier New" w:eastAsia="Courier New" w:hAnsi="Courier New" w:cs="Courier New"/>
-          <w:sz w:val="20"/>
-          <w:szCs w:val="20"/>
-        </w:rPr>
-        <w:t>class</w:t>
-      </w:r>
-      <w:proofErr w:type="spellEnd"/>
-      <w:r>
-        <w:rPr>
-          <w:rFonts w:ascii="Courier New" w:eastAsia="Courier New" w:hAnsi="Courier New" w:cs="Courier New"/>
-          <w:sz w:val="20"/>
-          <w:szCs w:val="20"/>
-        </w:rPr>
-        <w:t xml:space="preserve"> </w:t>
-      </w:r>
-      <w:proofErr w:type="spellStart"/>
-      <w:r>
-        <w:rPr>
-          <w:rFonts w:ascii="Courier New" w:eastAsia="Courier New" w:hAnsi="Courier New" w:cs="Courier New"/>
-          <w:sz w:val="20"/>
-          <w:szCs w:val="20"/>
-        </w:rPr>
-        <w:t>ServicoLimpeza</w:t>
-      </w:r>
-      <w:proofErr w:type="spellEnd"/>
-      <w:r>
-        <w:rPr>
-          <w:rFonts w:ascii="Courier New" w:eastAsia="Courier New" w:hAnsi="Courier New" w:cs="Courier New"/>
-          <w:sz w:val="20"/>
-          <w:szCs w:val="20"/>
-        </w:rPr>
-        <w:t xml:space="preserve"> </w:t>
-      </w:r>
-      <w:proofErr w:type="spellStart"/>
-      <w:r>
-        <w:rPr>
-          <w:rFonts w:ascii="Courier New" w:eastAsia="Courier New" w:hAnsi="Courier New" w:cs="Courier New"/>
-          <w:sz w:val="20"/>
-          <w:szCs w:val="20"/>
-        </w:rPr>
-        <w:t>implements</w:t>
-      </w:r>
-      <w:proofErr w:type="spellEnd"/>
-      <w:r>
-        <w:rPr>
-          <w:rFonts w:ascii="Courier New" w:eastAsia="Courier New" w:hAnsi="Courier New" w:cs="Courier New"/>
-          <w:sz w:val="20"/>
-          <w:szCs w:val="20"/>
-        </w:rPr>
-        <w:t xml:space="preserve"> </w:t>
-      </w:r>
-      <w:proofErr w:type="spellStart"/>
-      <w:r>
-        <w:rPr>
-          <w:rFonts w:ascii="Courier New" w:eastAsia="Courier New" w:hAnsi="Courier New" w:cs="Courier New"/>
-          <w:sz w:val="20"/>
-          <w:szCs w:val="20"/>
-        </w:rPr>
-        <w:t>ObservadorQuarto</w:t>
-      </w:r>
-      <w:proofErr w:type="spellEnd"/>
-      <w:r>
-        <w:rPr>
-          <w:rFonts w:ascii="Courier New" w:eastAsia="Courier New" w:hAnsi="Courier New" w:cs="Courier New"/>
-          <w:sz w:val="20"/>
-          <w:szCs w:val="20"/>
-        </w:rPr>
-        <w:t xml:space="preserve"> {</w:t>
-      </w:r>
-    </w:p>
-    <w:p>
-      <w:pPr>
-        <w:spacing w:after="60"/>
-      </w:pPr>
-      <w:r>
-        <w:rPr>
-          <w:rFonts w:ascii="Courier New" w:eastAsia="Courier New" w:hAnsi="Courier New" w:cs="Courier New"/>
-          <w:sz w:val="20"/>
-          <w:szCs w:val="20"/>
-        </w:rPr>
-        <w:t xml:space="preserve">    // Não é forçado a implementar métodos de reservas</w:t>
-      </w:r>
-    </w:p>
-    <w:p>
-      <w:pPr>
-        <w:spacing w:after="60"/>
-      </w:pPr>
-      <w:r>
-        <w:rPr>
-          <w:rFonts w:ascii="Courier New" w:eastAsia="Courier New" w:hAnsi="Courier New" w:cs="Courier New"/>
-          <w:sz w:val="20"/>
-          <w:szCs w:val="20"/>
-        </w:rPr>
-        <w:t>}</w:t>
-      </w:r>
     </w:p>
     <w:p>
       <w:pPr>
@@ -10697,13 +10628,70 @@
     </w:pPr>
     <w:r>
       <w:rPr>
-        <w:i/>
-        <w:iCs/>
-        <w:color w:val="666666"/>
-        <w:sz w:val="20"/>
-        <w:szCs w:val="20"/>
+        <w:noProof/>
       </w:rPr>
-      <w:t>SGH - Documento de Arquitetura</w:t>
+      <w:drawing>
+        <wp:anchor distT="0" distB="0" distL="114300" distR="114300" simplePos="0" relativeHeight="251658240" behindDoc="0" locked="0" layoutInCell="1" allowOverlap="1" wp14:anchorId="42C38F0B" wp14:editId="46E2BCBF">
+          <wp:simplePos x="0" y="0"/>
+          <wp:positionH relativeFrom="margin">
+            <wp:posOffset>4657090</wp:posOffset>
+          </wp:positionH>
+          <wp:positionV relativeFrom="paragraph">
+            <wp:posOffset>-137160</wp:posOffset>
+          </wp:positionV>
+          <wp:extent cx="1836420" cy="821690"/>
+          <wp:effectExtent l="0" t="0" r="0" b="0"/>
+          <wp:wrapTopAndBottom/>
+          <wp:docPr id="820716129" name="Imagem 1" descr="Escola Superior de Gestão e Tecnologia – Santarém Polytechnic University"/>
+          <wp:cNvGraphicFramePr>
+            <a:graphicFrameLocks xmlns:a="http://schemas.openxmlformats.org/drawingml/2006/main" noChangeAspect="1"/>
+          </wp:cNvGraphicFramePr>
+          <a:graphic xmlns:a="http://schemas.openxmlformats.org/drawingml/2006/main">
+            <a:graphicData uri="http://schemas.openxmlformats.org/drawingml/2006/picture">
+              <pic:pic xmlns:pic="http://schemas.openxmlformats.org/drawingml/2006/picture">
+                <pic:nvPicPr>
+                  <pic:cNvPr id="0" name="Picture 1" descr="Escola Superior de Gestão e Tecnologia – Santarém Polytechnic University"/>
+                  <pic:cNvPicPr>
+                    <a:picLocks noChangeAspect="1" noChangeArrowheads="1"/>
+                  </pic:cNvPicPr>
+                </pic:nvPicPr>
+                <pic:blipFill>
+                  <a:blip r:embed="rId1">
+                    <a:extLst>
+                      <a:ext uri="{28A0092B-C50C-407E-A947-70E740481C1C}">
+                        <a14:useLocalDpi xmlns:a14="http://schemas.microsoft.com/office/drawing/2010/main" val="0"/>
+                      </a:ext>
+                    </a:extLst>
+                  </a:blip>
+                  <a:srcRect/>
+                  <a:stretch>
+                    <a:fillRect/>
+                  </a:stretch>
+                </pic:blipFill>
+                <pic:spPr bwMode="auto">
+                  <a:xfrm>
+                    <a:off x="0" y="0"/>
+                    <a:ext cx="1836420" cy="821690"/>
+                  </a:xfrm>
+                  <a:prstGeom prst="rect">
+                    <a:avLst/>
+                  </a:prstGeom>
+                  <a:noFill/>
+                  <a:ln>
+                    <a:noFill/>
+                  </a:ln>
+                </pic:spPr>
+              </pic:pic>
+            </a:graphicData>
+          </a:graphic>
+          <wp14:sizeRelH relativeFrom="margin">
+            <wp14:pctWidth>0</wp14:pctWidth>
+          </wp14:sizeRelH>
+          <wp14:sizeRelV relativeFrom="margin">
+            <wp14:pctHeight>0</wp14:pctHeight>
+          </wp14:sizeRelV>
+        </wp:anchor>
+      </w:drawing>
     </w:r>
   </w:p>
 </w:hdr>
@@ -11446,6 +11434,48 @@
       <w:szCs w:val="20"/>
     </w:rPr>
   </w:style>
+  <w:style w:type="paragraph" w:styleId="Cabealho">
+    <w:name w:val="header"/>
+    <w:basedOn w:val="Normal"/>
+    <w:link w:val="CabealhoCarter"/>
+    <w:uiPriority w:val="99"/>
+    <w:unhideWhenUsed/>
+    <w:rsid w:val="001E7F9F"/>
+    <w:pPr>
+      <w:tabs>
+        <w:tab w:val="center" w:pos="4252"/>
+        <w:tab w:val="right" w:pos="8504"/>
+      </w:tabs>
+    </w:pPr>
+  </w:style>
+  <w:style w:type="character" w:customStyle="1" w:styleId="CabealhoCarter">
+    <w:name w:val="Cabeçalho Caráter"/>
+    <w:basedOn w:val="Tipodeletrapredefinidodopargrafo"/>
+    <w:link w:val="Cabealho"/>
+    <w:uiPriority w:val="99"/>
+    <w:rsid w:val="001E7F9F"/>
+  </w:style>
+  <w:style w:type="paragraph" w:styleId="Rodap">
+    <w:name w:val="footer"/>
+    <w:basedOn w:val="Normal"/>
+    <w:link w:val="RodapCarter"/>
+    <w:uiPriority w:val="99"/>
+    <w:unhideWhenUsed/>
+    <w:rsid w:val="001E7F9F"/>
+    <w:pPr>
+      <w:tabs>
+        <w:tab w:val="center" w:pos="4252"/>
+        <w:tab w:val="right" w:pos="8504"/>
+      </w:tabs>
+    </w:pPr>
+  </w:style>
+  <w:style w:type="character" w:customStyle="1" w:styleId="RodapCarter">
+    <w:name w:val="Rodapé Caráter"/>
+    <w:basedOn w:val="Tipodeletrapredefinidodopargrafo"/>
+    <w:link w:val="Rodap"/>
+    <w:uiPriority w:val="99"/>
+    <w:rsid w:val="001E7F9F"/>
+  </w:style>
 </w:styles>
 </file>
 
